--- a/Networking_Essentials/Windows_Server/Windows_Server_Part_4.docx
+++ b/Networking_Essentials/Windows_Server/Windows_Server_Part_4.docx
@@ -6,7 +6,7 @@
       <w:pPr>
         <w:pStyle w:val="Heading1"/>
       </w:pPr>
-      <w:bookmarkStart w:id="0" w:name="_Toc190769611"/>
+      <w:bookmarkStart w:id="0" w:name="_Toc191711503"/>
       <w:r>
         <w:t xml:space="preserve">Windows </w:t>
       </w:r>
@@ -85,7 +85,7 @@
           <w:r>
             <w:fldChar w:fldCharType="separate"/>
           </w:r>
-          <w:hyperlink w:anchor="_Toc190769611" w:history="1">
+          <w:hyperlink w:anchor="_Toc191711503" w:history="1">
             <w:r>
               <w:rPr>
                 <w:rStyle w:val="Hyperlink"/>
@@ -112,7 +112,7 @@
                 <w:noProof/>
                 <w:webHidden/>
               </w:rPr>
-              <w:instrText xml:space="preserve"> PAGEREF _Toc190769611 \h </w:instrText>
+              <w:instrText xml:space="preserve"> PAGEREF _Toc191711503 \h </w:instrText>
             </w:r>
             <w:r>
               <w:rPr>
@@ -157,7 +157,7 @@
               <w14:ligatures w14:val="standardContextual"/>
             </w:rPr>
           </w:pPr>
-          <w:hyperlink w:anchor="_Toc190769612" w:history="1">
+          <w:hyperlink w:anchor="_Toc191711504" w:history="1">
             <w:r>
               <w:rPr>
                 <w:rStyle w:val="Hyperlink"/>
@@ -184,7 +184,7 @@
                 <w:noProof/>
                 <w:webHidden/>
               </w:rPr>
-              <w:instrText xml:space="preserve"> PAGEREF _Toc190769612 \h </w:instrText>
+              <w:instrText xml:space="preserve"> PAGEREF _Toc191711504 \h </w:instrText>
             </w:r>
             <w:r>
               <w:rPr>
@@ -217,7 +217,7 @@
         </w:p>
         <w:p>
           <w:pPr>
-            <w:pStyle w:val="TOC2"/>
+            <w:pStyle w:val="TOC1"/>
             <w:tabs>
               <w:tab w:val="right" w:leader="dot" w:pos="9350"/>
             </w:tabs>
@@ -229,7 +229,7 @@
               <w14:ligatures w14:val="standardContextual"/>
             </w:rPr>
           </w:pPr>
-          <w:hyperlink w:anchor="_Toc190769613" w:history="1">
+          <w:hyperlink w:anchor="_Toc191711505" w:history="1">
             <w:r>
               <w:rPr>
                 <w:rStyle w:val="Hyperlink"/>
@@ -256,7 +256,7 @@
                 <w:noProof/>
                 <w:webHidden/>
               </w:rPr>
-              <w:instrText xml:space="preserve"> PAGEREF _Toc190769613 \h </w:instrText>
+              <w:instrText xml:space="preserve"> PAGEREF _Toc191711505 \h </w:instrText>
             </w:r>
             <w:r>
               <w:rPr>
@@ -289,7 +289,7 @@
         </w:p>
         <w:p>
           <w:pPr>
-            <w:pStyle w:val="TOC2"/>
+            <w:pStyle w:val="TOC1"/>
             <w:tabs>
               <w:tab w:val="right" w:leader="dot" w:pos="9350"/>
             </w:tabs>
@@ -301,7 +301,7 @@
               <w14:ligatures w14:val="standardContextual"/>
             </w:rPr>
           </w:pPr>
-          <w:hyperlink w:anchor="_Toc190769614" w:history="1">
+          <w:hyperlink w:anchor="_Toc191711506" w:history="1">
             <w:r>
               <w:rPr>
                 <w:rStyle w:val="Hyperlink"/>
@@ -328,7 +328,7 @@
                 <w:noProof/>
                 <w:webHidden/>
               </w:rPr>
-              <w:instrText xml:space="preserve"> PAGEREF _Toc190769614 \h </w:instrText>
+              <w:instrText xml:space="preserve"> PAGEREF _Toc191711506 \h </w:instrText>
             </w:r>
             <w:r>
               <w:rPr>
@@ -361,7 +361,7 @@
         </w:p>
         <w:p>
           <w:pPr>
-            <w:pStyle w:val="TOC2"/>
+            <w:pStyle w:val="TOC1"/>
             <w:tabs>
               <w:tab w:val="right" w:leader="dot" w:pos="9350"/>
             </w:tabs>
@@ -373,7 +373,7 @@
               <w14:ligatures w14:val="standardContextual"/>
             </w:rPr>
           </w:pPr>
-          <w:hyperlink w:anchor="_Toc190769615" w:history="1">
+          <w:hyperlink w:anchor="_Toc191711507" w:history="1">
             <w:r>
               <w:rPr>
                 <w:rStyle w:val="Hyperlink"/>
@@ -400,7 +400,7 @@
                 <w:noProof/>
                 <w:webHidden/>
               </w:rPr>
-              <w:instrText xml:space="preserve"> PAGEREF _Toc190769615 \h </w:instrText>
+              <w:instrText xml:space="preserve"> PAGEREF _Toc191711507 \h </w:instrText>
             </w:r>
             <w:r>
               <w:rPr>
@@ -433,7 +433,7 @@
         </w:p>
         <w:p>
           <w:pPr>
-            <w:pStyle w:val="TOC2"/>
+            <w:pStyle w:val="TOC1"/>
             <w:tabs>
               <w:tab w:val="right" w:leader="dot" w:pos="9350"/>
             </w:tabs>
@@ -445,7 +445,7 @@
               <w14:ligatures w14:val="standardContextual"/>
             </w:rPr>
           </w:pPr>
-          <w:hyperlink w:anchor="_Toc190769616" w:history="1">
+          <w:hyperlink w:anchor="_Toc191711508" w:history="1">
             <w:r>
               <w:rPr>
                 <w:rStyle w:val="Hyperlink"/>
@@ -472,7 +472,7 @@
                 <w:noProof/>
                 <w:webHidden/>
               </w:rPr>
-              <w:instrText xml:space="preserve"> PAGEREF _Toc190769616 \h </w:instrText>
+              <w:instrText xml:space="preserve"> PAGEREF _Toc191711508 \h </w:instrText>
             </w:r>
             <w:r>
               <w:rPr>
@@ -505,7 +505,7 @@
         </w:p>
         <w:p>
           <w:pPr>
-            <w:pStyle w:val="TOC2"/>
+            <w:pStyle w:val="TOC1"/>
             <w:tabs>
               <w:tab w:val="right" w:leader="dot" w:pos="9350"/>
             </w:tabs>
@@ -517,7 +517,7 @@
               <w14:ligatures w14:val="standardContextual"/>
             </w:rPr>
           </w:pPr>
-          <w:hyperlink w:anchor="_Toc190769617" w:history="1">
+          <w:hyperlink w:anchor="_Toc191711509" w:history="1">
             <w:r>
               <w:rPr>
                 <w:rStyle w:val="Hyperlink"/>
@@ -544,79 +544,7 @@
                 <w:noProof/>
                 <w:webHidden/>
               </w:rPr>
-              <w:instrText xml:space="preserve"> PAGEREF _Toc190769617 \h </w:instrText>
-            </w:r>
-            <w:r>
-              <w:rPr>
-                <w:noProof/>
-                <w:webHidden/>
-              </w:rPr>
-            </w:r>
-            <w:r>
-              <w:rPr>
-                <w:noProof/>
-                <w:webHidden/>
-              </w:rPr>
-              <w:fldChar w:fldCharType="separate"/>
-            </w:r>
-            <w:r>
-              <w:rPr>
-                <w:noProof/>
-                <w:webHidden/>
-              </w:rPr>
-              <w:t>7</w:t>
-            </w:r>
-            <w:r>
-              <w:rPr>
-                <w:noProof/>
-                <w:webHidden/>
-              </w:rPr>
-              <w:fldChar w:fldCharType="end"/>
-            </w:r>
-          </w:hyperlink>
-        </w:p>
-        <w:p>
-          <w:pPr>
-            <w:pStyle w:val="TOC2"/>
-            <w:tabs>
-              <w:tab w:val="right" w:leader="dot" w:pos="9350"/>
-            </w:tabs>
-            <w:rPr>
-              <w:rFonts w:asciiTheme="minorHAnsi" w:eastAsiaTheme="minorEastAsia" w:hAnsiTheme="minorHAnsi" w:cstheme="minorBidi"/>
-              <w:noProof/>
-              <w:kern w:val="2"/>
-              <w:sz w:val="24"/>
-              <w14:ligatures w14:val="standardContextual"/>
-            </w:rPr>
-          </w:pPr>
-          <w:hyperlink w:anchor="_Toc190769618" w:history="1">
-            <w:r>
-              <w:rPr>
-                <w:rStyle w:val="Hyperlink"/>
-                <w:noProof/>
-              </w:rPr>
-              <w:t>Activity 4-6: Backing Up a Server</w:t>
-            </w:r>
-            <w:r>
-              <w:rPr>
-                <w:noProof/>
-                <w:webHidden/>
-              </w:rPr>
-              <w:tab/>
-            </w:r>
-            <w:r>
-              <w:rPr>
-                <w:noProof/>
-                <w:webHidden/>
-              </w:rPr>
-              <w:fldChar w:fldCharType="begin"/>
-            </w:r>
-            <w:r>
-              <w:rPr>
-                <w:noProof/>
-                <w:webHidden/>
-              </w:rPr>
-              <w:instrText xml:space="preserve"> PAGEREF _Toc190769618 \h </w:instrText>
+              <w:instrText xml:space="preserve"> PAGEREF _Toc191711509 \h </w:instrText>
             </w:r>
             <w:r>
               <w:rPr>
@@ -649,7 +577,7 @@
         </w:p>
         <w:p>
           <w:pPr>
-            <w:pStyle w:val="TOC2"/>
+            <w:pStyle w:val="TOC1"/>
             <w:tabs>
               <w:tab w:val="right" w:leader="dot" w:pos="9350"/>
             </w:tabs>
@@ -661,7 +589,79 @@
               <w14:ligatures w14:val="standardContextual"/>
             </w:rPr>
           </w:pPr>
-          <w:hyperlink w:anchor="_Toc190769619" w:history="1">
+          <w:hyperlink w:anchor="_Toc191711510" w:history="1">
+            <w:r>
+              <w:rPr>
+                <w:rStyle w:val="Hyperlink"/>
+                <w:noProof/>
+              </w:rPr>
+              <w:t>Activity 4-6: Backing Up a Server</w:t>
+            </w:r>
+            <w:r>
+              <w:rPr>
+                <w:noProof/>
+                <w:webHidden/>
+              </w:rPr>
+              <w:tab/>
+            </w:r>
+            <w:r>
+              <w:rPr>
+                <w:noProof/>
+                <w:webHidden/>
+              </w:rPr>
+              <w:fldChar w:fldCharType="begin"/>
+            </w:r>
+            <w:r>
+              <w:rPr>
+                <w:noProof/>
+                <w:webHidden/>
+              </w:rPr>
+              <w:instrText xml:space="preserve"> PAGEREF _Toc191711510 \h </w:instrText>
+            </w:r>
+            <w:r>
+              <w:rPr>
+                <w:noProof/>
+                <w:webHidden/>
+              </w:rPr>
+            </w:r>
+            <w:r>
+              <w:rPr>
+                <w:noProof/>
+                <w:webHidden/>
+              </w:rPr>
+              <w:fldChar w:fldCharType="separate"/>
+            </w:r>
+            <w:r>
+              <w:rPr>
+                <w:noProof/>
+                <w:webHidden/>
+              </w:rPr>
+              <w:t>8</w:t>
+            </w:r>
+            <w:r>
+              <w:rPr>
+                <w:noProof/>
+                <w:webHidden/>
+              </w:rPr>
+              <w:fldChar w:fldCharType="end"/>
+            </w:r>
+          </w:hyperlink>
+        </w:p>
+        <w:p>
+          <w:pPr>
+            <w:pStyle w:val="TOC1"/>
+            <w:tabs>
+              <w:tab w:val="right" w:leader="dot" w:pos="9350"/>
+            </w:tabs>
+            <w:rPr>
+              <w:rFonts w:asciiTheme="minorHAnsi" w:eastAsiaTheme="minorEastAsia" w:hAnsiTheme="minorHAnsi" w:cstheme="minorBidi"/>
+              <w:noProof/>
+              <w:kern w:val="2"/>
+              <w:sz w:val="24"/>
+              <w14:ligatures w14:val="standardContextual"/>
+            </w:rPr>
+          </w:pPr>
+          <w:hyperlink w:anchor="_Toc191711511" w:history="1">
             <w:r>
               <w:rPr>
                 <w:rStyle w:val="Hyperlink"/>
@@ -688,7 +688,7 @@
                 <w:noProof/>
                 <w:webHidden/>
               </w:rPr>
-              <w:instrText xml:space="preserve"> PAGEREF _Toc190769619 \h </w:instrText>
+              <w:instrText xml:space="preserve"> PAGEREF _Toc191711511 \h </w:instrText>
             </w:r>
             <w:r>
               <w:rPr>
@@ -721,7 +721,7 @@
         </w:p>
         <w:p>
           <w:pPr>
-            <w:pStyle w:val="TOC2"/>
+            <w:pStyle w:val="TOC1"/>
             <w:tabs>
               <w:tab w:val="right" w:leader="dot" w:pos="9350"/>
             </w:tabs>
@@ -733,7 +733,7 @@
               <w14:ligatures w14:val="standardContextual"/>
             </w:rPr>
           </w:pPr>
-          <w:hyperlink w:anchor="_Toc190769620" w:history="1">
+          <w:hyperlink w:anchor="_Toc191711512" w:history="1">
             <w:r>
               <w:rPr>
                 <w:rStyle w:val="Hyperlink"/>
@@ -760,7 +760,7 @@
                 <w:noProof/>
                 <w:webHidden/>
               </w:rPr>
-              <w:instrText xml:space="preserve"> PAGEREF _Toc190769620 \h </w:instrText>
+              <w:instrText xml:space="preserve"> PAGEREF _Toc191711512 \h </w:instrText>
             </w:r>
             <w:r>
               <w:rPr>
@@ -780,7 +780,7 @@
                 <w:noProof/>
                 <w:webHidden/>
               </w:rPr>
-              <w:t>12</w:t>
+              <w:t>13</w:t>
             </w:r>
             <w:r>
               <w:rPr>
@@ -793,7 +793,7 @@
         </w:p>
         <w:p>
           <w:pPr>
-            <w:pStyle w:val="TOC2"/>
+            <w:pStyle w:val="TOC1"/>
             <w:tabs>
               <w:tab w:val="right" w:leader="dot" w:pos="9350"/>
             </w:tabs>
@@ -805,7 +805,7 @@
               <w14:ligatures w14:val="standardContextual"/>
             </w:rPr>
           </w:pPr>
-          <w:hyperlink w:anchor="_Toc190769621" w:history="1">
+          <w:hyperlink w:anchor="_Toc191711513" w:history="1">
             <w:r>
               <w:rPr>
                 <w:rStyle w:val="Hyperlink"/>
@@ -832,7 +832,7 @@
                 <w:noProof/>
                 <w:webHidden/>
               </w:rPr>
-              <w:instrText xml:space="preserve"> PAGEREF _Toc190769621 \h </w:instrText>
+              <w:instrText xml:space="preserve"> PAGEREF _Toc191711513 \h </w:instrText>
             </w:r>
             <w:r>
               <w:rPr>
@@ -877,7 +877,7 @@
               <w14:ligatures w14:val="standardContextual"/>
             </w:rPr>
           </w:pPr>
-          <w:hyperlink w:anchor="_Toc190769622" w:history="1">
+          <w:hyperlink w:anchor="_Toc191711514" w:history="1">
             <w:r>
               <w:rPr>
                 <w:rStyle w:val="Hyperlink"/>
@@ -904,7 +904,7 @@
                 <w:noProof/>
                 <w:webHidden/>
               </w:rPr>
-              <w:instrText xml:space="preserve"> PAGEREF _Toc190769622 \h </w:instrText>
+              <w:instrText xml:space="preserve"> PAGEREF _Toc191711514 \h </w:instrText>
             </w:r>
             <w:r>
               <w:rPr>
@@ -1090,7 +1090,7 @@
         <w:pStyle w:val="Heading1"/>
       </w:pPr>
       <w:bookmarkStart w:id="2" w:name="_Toc127107743"/>
-      <w:bookmarkStart w:id="3" w:name="_Toc190769612"/>
+      <w:bookmarkStart w:id="3" w:name="_Toc191711504"/>
       <w:r>
         <w:t>Figure It Out</w:t>
       </w:r>
@@ -1156,10 +1156,10 @@
     </w:p>
     <w:p>
       <w:pPr>
-        <w:pStyle w:val="Heading2"/>
+        <w:pStyle w:val="Heading1"/>
       </w:pPr>
       <w:bookmarkStart w:id="4" w:name="_Toc51824775"/>
-      <w:bookmarkStart w:id="5" w:name="_Toc190769613"/>
+      <w:bookmarkStart w:id="5" w:name="_Toc191711505"/>
       <w:r>
         <w:t>Activit</w:t>
       </w:r>
@@ -1478,7 +1478,6 @@
           <w:ilvl w:val="0"/>
           <w:numId w:val="4"/>
         </w:numPr>
-        <w:spacing w:before="120" w:after="60" w:line="288" w:lineRule="auto"/>
       </w:pPr>
       <w:r>
         <w:t xml:space="preserve">Create 5 new folders under c:\Data for each of your business units/OU’s. </w:t>
@@ -1529,7 +1528,6 @@
           <w:ilvl w:val="0"/>
           <w:numId w:val="4"/>
         </w:numPr>
-        <w:spacing w:before="120" w:after="60" w:line="288" w:lineRule="auto"/>
       </w:pPr>
       <w:r>
         <w:t xml:space="preserve">Right Click </w:t>
@@ -1560,6 +1558,7 @@
         <w:spacing w:line="288" w:lineRule="auto"/>
       </w:pPr>
       <w:r>
+        <w:lastRenderedPageBreak/>
         <w:t>F</w:t>
       </w:r>
       <w:r>
@@ -1576,7 +1575,6 @@
         <w:spacing w:before="120" w:after="60" w:line="288" w:lineRule="auto"/>
       </w:pPr>
       <w:r>
-        <w:lastRenderedPageBreak/>
         <w:t xml:space="preserve">Right Click </w:t>
       </w:r>
       <w:r>
@@ -1650,16 +1648,11 @@
           <w:ilvl w:val="0"/>
           <w:numId w:val="12"/>
         </w:numPr>
-        <w:spacing w:before="120" w:after="60" w:line="288" w:lineRule="auto"/>
       </w:pPr>
       <w:r>
         <w:t xml:space="preserve">Click </w:t>
       </w:r>
       <w:r>
-        <w:rPr>
-          <w:b/>
-          <w:bCs/>
-        </w:rPr>
         <w:t>Convert inherited permissions into explicit permissions on this object</w:t>
       </w:r>
       <w:r>
@@ -1673,7 +1666,6 @@
           <w:ilvl w:val="0"/>
           <w:numId w:val="12"/>
         </w:numPr>
-        <w:spacing w:before="120" w:after="60" w:line="288" w:lineRule="auto"/>
       </w:pPr>
       <w:r>
         <w:t xml:space="preserve">In the </w:t>
@@ -1746,7 +1738,6 @@
           <w:ilvl w:val="0"/>
           <w:numId w:val="12"/>
         </w:numPr>
-        <w:spacing w:before="120" w:after="60" w:line="288" w:lineRule="auto"/>
       </w:pPr>
       <w:r>
         <w:t xml:space="preserve">Click </w:t>
@@ -1761,6 +1752,7 @@
       <w:r>
         <w:t xml:space="preserve">. Type </w:t>
       </w:r>
+      <w:proofErr w:type="spellStart"/>
       <w:r>
         <w:rPr>
           <w:b/>
@@ -1768,6 +1760,7 @@
         </w:rPr>
         <w:t>DL_Sales</w:t>
       </w:r>
+      <w:proofErr w:type="spellEnd"/>
       <w:r>
         <w:t xml:space="preserve">. Click OK. Note that the default permission are Read &amp; execute, List folder contents, and Read. </w:t>
       </w:r>
@@ -1794,6 +1787,7 @@
       <w:r>
         <w:t xml:space="preserve"> permissions for </w:t>
       </w:r>
+      <w:proofErr w:type="spellStart"/>
       <w:r>
         <w:rPr>
           <w:b/>
@@ -1801,6 +1795,7 @@
         </w:rPr>
         <w:t>DL_Sales</w:t>
       </w:r>
+      <w:proofErr w:type="spellEnd"/>
       <w:r>
         <w:t>. Click OK to finish setting the local NTFS permissions.</w:t>
       </w:r>
@@ -2180,7 +2175,6 @@
           <w:ilvl w:val="0"/>
           <w:numId w:val="12"/>
         </w:numPr>
-        <w:spacing w:before="120" w:after="60" w:line="288" w:lineRule="auto"/>
       </w:pPr>
       <w:r>
         <w:t xml:space="preserve">Right Click the Start button and Click Computer Management. Go to </w:t>
@@ -2287,13 +2281,13 @@
     </w:p>
     <w:p>
       <w:pPr>
-        <w:pStyle w:val="Heading2"/>
+        <w:pStyle w:val="Heading1"/>
       </w:pPr>
       <w:bookmarkStart w:id="6" w:name="_Toc489457110"/>
       <w:bookmarkStart w:id="7" w:name="_Toc493478874"/>
       <w:bookmarkStart w:id="8" w:name="_Toc51421222"/>
       <w:bookmarkStart w:id="9" w:name="_Toc51824780"/>
-      <w:bookmarkStart w:id="10" w:name="_Toc190769614"/>
+      <w:bookmarkStart w:id="10" w:name="_Toc191711506"/>
       <w:r>
         <w:t>Activity 4-2: Working with Group Policies</w:t>
       </w:r>
@@ -2905,9 +2899,9 @@
     </w:p>
     <w:p>
       <w:pPr>
-        <w:pStyle w:val="Heading2"/>
-      </w:pPr>
-      <w:bookmarkStart w:id="11" w:name="_Toc190769615"/>
+        <w:pStyle w:val="Heading1"/>
+      </w:pPr>
+      <w:bookmarkStart w:id="11" w:name="_Toc191711507"/>
       <w:r>
         <w:lastRenderedPageBreak/>
         <w:t xml:space="preserve">Activity </w:t>
@@ -3568,6 +3562,7 @@
       <w:r>
         <w:t xml:space="preserve">Do a </w:t>
       </w:r>
+      <w:proofErr w:type="spellStart"/>
       <w:r>
         <w:rPr>
           <w:b/>
@@ -3587,7 +3582,15 @@
           <w:b/>
           <w:bCs/>
         </w:rPr>
-        <w:t>update /force</w:t>
+        <w:t>update</w:t>
+      </w:r>
+      <w:proofErr w:type="spellEnd"/>
+      <w:r>
+        <w:rPr>
+          <w:b/>
+          <w:bCs/>
+        </w:rPr>
+        <w:t xml:space="preserve"> /force</w:t>
       </w:r>
     </w:p>
     <w:p>
@@ -3727,14 +3730,29 @@
         <w:t>, the drives should be gone.</w:t>
       </w:r>
       <w:r>
-        <w:t xml:space="preserve"> If they are not, do a </w:t>
-      </w:r>
-      <w:r>
-        <w:rPr>
-          <w:b/>
-          <w:bCs/>
-        </w:rPr>
-        <w:t>gpudate /force</w:t>
+        <w:t xml:space="preserve"> </w:t>
+      </w:r>
+      <w:r>
+        <w:br/>
+      </w:r>
+      <w:r>
+        <w:t xml:space="preserve">If they are not, do a </w:t>
+      </w:r>
+      <w:proofErr w:type="spellStart"/>
+      <w:r>
+        <w:rPr>
+          <w:b/>
+          <w:bCs/>
+        </w:rPr>
+        <w:t>gpudate</w:t>
+      </w:r>
+      <w:proofErr w:type="spellEnd"/>
+      <w:r>
+        <w:rPr>
+          <w:b/>
+          <w:bCs/>
+        </w:rPr>
+        <w:t xml:space="preserve"> /force</w:t>
       </w:r>
       <w:r>
         <w:rPr>
@@ -3746,11 +3764,11 @@
     </w:p>
     <w:p>
       <w:pPr>
-        <w:pStyle w:val="Heading2"/>
+        <w:pStyle w:val="Heading1"/>
       </w:pPr>
       <w:bookmarkStart w:id="12" w:name="_Toc515205186"/>
       <w:bookmarkStart w:id="13" w:name="_Toc527633370"/>
-      <w:bookmarkStart w:id="14" w:name="_Toc190769616"/>
+      <w:bookmarkStart w:id="14" w:name="_Toc191711508"/>
       <w:r>
         <w:t xml:space="preserve">Activity </w:t>
       </w:r>
@@ -4115,10 +4133,11 @@
     </w:p>
     <w:p>
       <w:pPr>
-        <w:pStyle w:val="Heading2"/>
-      </w:pPr>
-      <w:bookmarkStart w:id="15" w:name="_Toc190769617"/>
-      <w:r>
+        <w:pStyle w:val="Heading1"/>
+      </w:pPr>
+      <w:bookmarkStart w:id="15" w:name="_Toc191711509"/>
+      <w:r>
+        <w:lastRenderedPageBreak/>
         <w:t xml:space="preserve">Activity </w:t>
       </w:r>
       <w:r>
@@ -4146,7 +4165,6 @@
     </w:p>
     <w:p>
       <w:r>
-        <w:lastRenderedPageBreak/>
         <w:t>Objective: Install the Windows Server Backup tool.</w:t>
       </w:r>
     </w:p>
@@ -4382,10 +4400,10 @@
     </w:p>
     <w:p>
       <w:pPr>
-        <w:pStyle w:val="Heading2"/>
+        <w:pStyle w:val="Heading1"/>
       </w:pPr>
       <w:bookmarkStart w:id="16" w:name="_Toc527633371"/>
-      <w:bookmarkStart w:id="17" w:name="_Toc190769618"/>
+      <w:bookmarkStart w:id="17" w:name="_Toc191711510"/>
       <w:r>
         <w:t>Ac</w:t>
       </w:r>
@@ -4460,6 +4478,7 @@
         <w:spacing w:before="120" w:after="60" w:line="288" w:lineRule="auto"/>
       </w:pPr>
       <w:r>
+        <w:lastRenderedPageBreak/>
         <w:t>Shut down Server1 if it is running.</w:t>
       </w:r>
     </w:p>
@@ -4530,7 +4549,6 @@
         <w:rPr>
           <w:noProof/>
         </w:rPr>
-        <w:lastRenderedPageBreak/>
         <w:drawing>
           <wp:inline distT="0" distB="0" distL="0" distR="0" wp14:anchorId="51E46667" wp14:editId="77A3CB29">
             <wp:extent cx="1993392" cy="2816352"/>
@@ -5141,6 +5159,7 @@
         <w:spacing w:before="120" w:after="60" w:line="288" w:lineRule="auto"/>
       </w:pPr>
       <w:r>
+        <w:lastRenderedPageBreak/>
         <w:t xml:space="preserve">In Server Manager: </w:t>
       </w:r>
       <w:r>
@@ -5186,7 +5205,6 @@
         <w:spacing w:before="120" w:after="60" w:line="288" w:lineRule="auto"/>
       </w:pPr>
       <w:r>
-        <w:lastRenderedPageBreak/>
         <w:t xml:space="preserve">On the left side </w:t>
       </w:r>
       <w:r>
@@ -5372,7 +5390,6 @@
           <w:ilvl w:val="1"/>
           <w:numId w:val="7"/>
         </w:numPr>
-        <w:spacing w:before="120" w:after="60" w:line="288" w:lineRule="auto"/>
       </w:pPr>
       <w:r>
         <w:rPr>
@@ -5392,7 +5409,6 @@
           <w:ilvl w:val="1"/>
           <w:numId w:val="7"/>
         </w:numPr>
-        <w:spacing w:before="120" w:after="60" w:line="288" w:lineRule="auto"/>
       </w:pPr>
       <w:r>
         <w:rPr>
@@ -5415,7 +5431,6 @@
           <w:ilvl w:val="1"/>
           <w:numId w:val="7"/>
         </w:numPr>
-        <w:spacing w:before="120" w:after="60" w:line="288" w:lineRule="auto"/>
       </w:pPr>
       <w:r>
         <w:rPr>
@@ -5438,7 +5453,6 @@
           <w:ilvl w:val="1"/>
           <w:numId w:val="7"/>
         </w:numPr>
-        <w:spacing w:before="120" w:after="60" w:line="288" w:lineRule="auto"/>
       </w:pPr>
       <w:r>
         <w:rPr>
@@ -5464,7 +5478,6 @@
           <w:ilvl w:val="1"/>
           <w:numId w:val="7"/>
         </w:numPr>
-        <w:spacing w:before="120" w:after="60" w:line="288" w:lineRule="auto"/>
       </w:pPr>
       <w:r>
         <w:t>Individual disks attached to the server—This backs up specific disks, such as Local disk (C:), with the option to select particular folders a</w:t>
@@ -5480,7 +5493,6 @@
           <w:ilvl w:val="0"/>
           <w:numId w:val="7"/>
         </w:numPr>
-        <w:spacing w:before="120" w:after="60" w:line="288" w:lineRule="auto"/>
       </w:pPr>
       <w:r>
         <w:t>Deselect all the options. We don’t really need to backup our server. Just a folder to show that it works.</w:t>
@@ -5493,7 +5505,6 @@
           <w:ilvl w:val="0"/>
           <w:numId w:val="7"/>
         </w:numPr>
-        <w:spacing w:before="120" w:after="60" w:line="288" w:lineRule="auto"/>
       </w:pPr>
       <w:r>
         <w:t>In the Select Items window, click the plus sign in front of Local disk (C:), making sure you do not place a checkmark in its box at this time.</w:t>
@@ -5512,6 +5523,7 @@
         <w:spacing w:before="120" w:after="60" w:line="288" w:lineRule="auto"/>
       </w:pPr>
       <w:r>
+        <w:lastRenderedPageBreak/>
         <w:t xml:space="preserve">Select the </w:t>
       </w:r>
       <w:r>
@@ -5617,7 +5629,6 @@
         <w:spacing w:before="120" w:after="60" w:line="288" w:lineRule="auto"/>
       </w:pPr>
       <w:r>
-        <w:lastRenderedPageBreak/>
         <w:t>In the Select Items for Backup window, click Advanced Settin</w:t>
       </w:r>
       <w:r>
@@ -5634,7 +5645,6 @@
           <w:ilvl w:val="1"/>
           <w:numId w:val="7"/>
         </w:numPr>
-        <w:spacing w:before="120" w:after="60" w:line="288" w:lineRule="auto"/>
       </w:pPr>
       <w:r>
         <w:t>VSS is Volume Shadow Copy Service. This service takes a snapshot to ensure that files in use can be backed up.</w:t>
@@ -5703,7 +5713,6 @@
           <w:ilvl w:val="0"/>
           <w:numId w:val="7"/>
         </w:numPr>
-        <w:spacing w:before="120" w:after="60" w:line="288" w:lineRule="auto"/>
       </w:pPr>
       <w:r>
         <w:t xml:space="preserve">In the </w:t>
@@ -5739,7 +5748,6 @@
           <w:ilvl w:val="0"/>
           <w:numId w:val="7"/>
         </w:numPr>
-        <w:spacing w:before="120" w:after="60" w:line="288" w:lineRule="auto"/>
       </w:pPr>
       <w:r>
         <w:rPr>
@@ -5775,7 +5783,6 @@
           <w:ilvl w:val="0"/>
           <w:numId w:val="7"/>
         </w:numPr>
-        <w:spacing w:before="120" w:after="60" w:line="288" w:lineRule="auto"/>
       </w:pPr>
       <w:r>
         <w:t>In the Confirmation window, notice your selections for Local disk (C:</w:t>
@@ -5883,11 +5890,11 @@
     </w:p>
     <w:p>
       <w:pPr>
-        <w:pStyle w:val="Heading2"/>
+        <w:pStyle w:val="Heading1"/>
       </w:pPr>
       <w:bookmarkStart w:id="18" w:name="_Toc489265054"/>
       <w:bookmarkStart w:id="19" w:name="_Toc527633372"/>
-      <w:bookmarkStart w:id="20" w:name="_Toc190769619"/>
+      <w:bookmarkStart w:id="20" w:name="_Toc191711511"/>
       <w:r>
         <w:t xml:space="preserve">Activity </w:t>
       </w:r>
@@ -5944,7 +5951,6 @@
           <w:ilvl w:val="0"/>
           <w:numId w:val="9"/>
         </w:numPr>
-        <w:spacing w:before="120" w:after="60" w:line="288" w:lineRule="auto"/>
       </w:pPr>
       <w:r>
         <w:t xml:space="preserve">In the C:\Data folder, create a text file named </w:t>
@@ -5983,6 +5989,7 @@
         <w:spacing w:before="120" w:after="60" w:line="288" w:lineRule="auto"/>
       </w:pPr>
       <w:r>
+        <w:lastRenderedPageBreak/>
         <w:t>In the Actions pane, click Backup Schedule. In the Getting Started window, click Next.</w:t>
       </w:r>
     </w:p>
@@ -5993,7 +6000,6 @@
           <w:ilvl w:val="0"/>
           <w:numId w:val="9"/>
         </w:numPr>
-        <w:spacing w:before="120" w:after="60" w:line="288" w:lineRule="auto"/>
       </w:pPr>
       <w:r>
         <w:t>In the Select Backup Configuration window, you might normally accept the default option Full server (recommended). As we are using a virtual drive for our backup, we will use Custom, and exclude the Backup volume we created earlier. Click Next.</w:t>
@@ -6006,7 +6012,6 @@
           <w:ilvl w:val="0"/>
           <w:numId w:val="9"/>
         </w:numPr>
-        <w:spacing w:before="120" w:after="60" w:line="288" w:lineRule="auto"/>
       </w:pPr>
       <w:r>
         <w:t>Click Add Items. Add everything except the Backup volume. If you Click Bare metal recovery, the appropriate items should be selected. Click OK.</w:t>
@@ -6081,7 +6086,6 @@
           <w:ilvl w:val="0"/>
           <w:numId w:val="9"/>
         </w:numPr>
-        <w:spacing w:before="120" w:after="60" w:line="288" w:lineRule="auto"/>
       </w:pPr>
       <w:r>
         <w:t>In the Specify Backup Time window, review the options for scheduling the backup. You can perform the backup once per day or more than once per day, but you don’t have any options for specific days of the week. Accept the default option Once a day and 9 PM. Click Next.</w:t>
@@ -6094,7 +6098,6 @@
           <w:ilvl w:val="0"/>
           <w:numId w:val="9"/>
         </w:numPr>
-        <w:spacing w:before="120" w:after="60" w:line="288" w:lineRule="auto"/>
       </w:pPr>
       <w:r>
         <w:t>In the Specify Destination Type window, accept the default option Back up to a hard disk that is dedicated for backups (recommended), and click then Next.</w:t>
@@ -6107,7 +6110,6 @@
           <w:ilvl w:val="0"/>
           <w:numId w:val="9"/>
         </w:numPr>
-        <w:spacing w:before="120" w:after="60" w:line="288" w:lineRule="auto"/>
       </w:pPr>
       <w:r>
         <w:t>In the Select Destination Disk window, only external disks are shown by default. Click Show All Available Disks. In the Show All Available Disks dialog box, click the Virtual HD ATA Device check box, and then click OK.</w:t>
@@ -6120,7 +6122,6 @@
           <w:ilvl w:val="0"/>
           <w:numId w:val="9"/>
         </w:numPr>
-        <w:spacing w:before="120" w:after="60" w:line="288" w:lineRule="auto"/>
       </w:pPr>
       <w:r>
         <w:t>In the Select Destination Disk window, click the check box next to Virtual HD ATA Device. A dialog box will warn you that this drive will be reformatted. Click Yes.</w:t>
@@ -6257,7 +6258,6 @@
           <w:ilvl w:val="0"/>
           <w:numId w:val="9"/>
         </w:numPr>
-        <w:spacing w:before="120" w:after="60" w:line="288" w:lineRule="auto"/>
       </w:pPr>
       <w:r>
         <w:t>You see a message stating that the disk is being formatted and then a message stating when the backup will occur. Click Close.</w:t>
@@ -6278,12 +6278,13 @@
     </w:p>
     <w:p>
       <w:pPr>
-        <w:pStyle w:val="Heading2"/>
+        <w:pStyle w:val="Heading1"/>
       </w:pPr>
       <w:bookmarkStart w:id="21" w:name="_Toc489265055"/>
       <w:bookmarkStart w:id="22" w:name="_Toc527633373"/>
-      <w:bookmarkStart w:id="23" w:name="_Toc190769620"/>
-      <w:r>
+      <w:bookmarkStart w:id="23" w:name="_Toc191711512"/>
+      <w:r>
+        <w:lastRenderedPageBreak/>
         <w:t xml:space="preserve">Activity </w:t>
       </w:r>
       <w:r>
@@ -6327,9 +6328,8 @@
         <w:pStyle w:val="ListParagraph"/>
         <w:numPr>
           <w:ilvl w:val="0"/>
-          <w:numId w:val="10"/>
-        </w:numPr>
-        <w:spacing w:before="120" w:after="60" w:line="288" w:lineRule="auto"/>
+          <w:numId w:val="15"/>
+        </w:numPr>
       </w:pPr>
       <w:r>
         <w:t>On Server1. Log on as your administrator account, if necessary. In Server Manager, click Tools, Windows Server Backup, if necessary.</w:t>
@@ -6340,9 +6340,8 @@
         <w:pStyle w:val="ListParagraph"/>
         <w:numPr>
           <w:ilvl w:val="0"/>
-          <w:numId w:val="10"/>
-        </w:numPr>
-        <w:spacing w:before="120" w:after="60" w:line="288" w:lineRule="auto"/>
+          <w:numId w:val="15"/>
+        </w:numPr>
       </w:pPr>
       <w:r>
         <w:t>In the Actions pane, click Backup Once. In the Backup Options window, you see that you can base the one-time backup on the existing scheduled backup, if one exists. Accept the default option Different options, and then click Next.</w:t>
@@ -6353,7 +6352,7 @@
         <w:pStyle w:val="ListParagraph"/>
         <w:numPr>
           <w:ilvl w:val="0"/>
-          <w:numId w:val="10"/>
+          <w:numId w:val="15"/>
         </w:numPr>
         <w:spacing w:before="120" w:after="60" w:line="288" w:lineRule="auto"/>
       </w:pPr>
@@ -6402,9 +6401,8 @@
         <w:pStyle w:val="ListParagraph"/>
         <w:numPr>
           <w:ilvl w:val="0"/>
-          <w:numId w:val="10"/>
-        </w:numPr>
-        <w:spacing w:before="120" w:after="60" w:line="288" w:lineRule="auto"/>
+          <w:numId w:val="15"/>
+        </w:numPr>
       </w:pPr>
       <w:r>
         <w:t>In the Confirmation window, click Backup to start the backup. You see its status in the Windows Server Backup Progress window. When the backup is finished, continue to the next activity.</w:t>
@@ -6412,11 +6410,11 @@
     </w:p>
     <w:p>
       <w:pPr>
-        <w:pStyle w:val="Heading2"/>
+        <w:pStyle w:val="Heading1"/>
       </w:pPr>
       <w:bookmarkStart w:id="24" w:name="_Toc489265056"/>
       <w:bookmarkStart w:id="25" w:name="_Toc527633374"/>
-      <w:bookmarkStart w:id="26" w:name="_Toc190769621"/>
+      <w:bookmarkStart w:id="26" w:name="_Toc191711513"/>
       <w:r>
         <w:t xml:space="preserve">Activity </w:t>
       </w:r>
@@ -6461,9 +6459,8 @@
         <w:pStyle w:val="ListParagraph"/>
         <w:numPr>
           <w:ilvl w:val="0"/>
-          <w:numId w:val="11"/>
-        </w:numPr>
-        <w:spacing w:before="120" w:after="60" w:line="288" w:lineRule="auto"/>
+          <w:numId w:val="16"/>
+        </w:numPr>
       </w:pPr>
       <w:r>
         <w:t xml:space="preserve">On Server1, log on as your administrator account, if necessary. Open File Explorer. Delete the </w:t>
@@ -6484,9 +6481,8 @@
         <w:pStyle w:val="ListParagraph"/>
         <w:numPr>
           <w:ilvl w:val="0"/>
-          <w:numId w:val="11"/>
-        </w:numPr>
-        <w:spacing w:before="120" w:after="60" w:line="288" w:lineRule="auto"/>
+          <w:numId w:val="16"/>
+        </w:numPr>
       </w:pPr>
       <w:r>
         <w:t>In Server Manager, click Tools, Windows Server Backup, if necessary. Click Recover in the Actions pane. In the Getting Started window, click Next.</w:t>
@@ -6497,9 +6493,8 @@
         <w:pStyle w:val="ListParagraph"/>
         <w:numPr>
           <w:ilvl w:val="0"/>
-          <w:numId w:val="11"/>
-        </w:numPr>
-        <w:spacing w:before="120" w:after="60" w:line="288" w:lineRule="auto"/>
+          <w:numId w:val="16"/>
+        </w:numPr>
       </w:pPr>
       <w:r>
         <w:t>In the Select Backup Date window, accept the default backup because you have only one backup, and then click Next.</w:t>
@@ -6510,11 +6505,11 @@
         <w:pStyle w:val="ListParagraph"/>
         <w:numPr>
           <w:ilvl w:val="0"/>
-          <w:numId w:val="11"/>
-        </w:numPr>
-        <w:spacing w:before="120" w:after="60" w:line="288" w:lineRule="auto"/>
-      </w:pPr>
-      <w:r>
+          <w:numId w:val="16"/>
+        </w:numPr>
+      </w:pPr>
+      <w:r>
+        <w:lastRenderedPageBreak/>
         <w:t>In the Select Recovery Type window, accept the default option Files and folders. Review the other recovery types, most of which are grayed out because you don’t have a suitable backup to perform them. Click Next.</w:t>
       </w:r>
     </w:p>
@@ -6523,9 +6518,8 @@
         <w:pStyle w:val="ListParagraph"/>
         <w:numPr>
           <w:ilvl w:val="0"/>
-          <w:numId w:val="11"/>
-        </w:numPr>
-        <w:spacing w:before="120" w:after="60" w:line="288" w:lineRule="auto"/>
+          <w:numId w:val="16"/>
+        </w:numPr>
       </w:pPr>
       <w:r>
         <w:t>In the Select Items to Recover window, click to expand Server1 and Local disk (C:). Click the Data folder you have. In the right pane, select the file you deleted earlier.</w:t>
@@ -6536,7 +6530,7 @@
         <w:pStyle w:val="ListParagraph"/>
         <w:numPr>
           <w:ilvl w:val="0"/>
-          <w:numId w:val="11"/>
+          <w:numId w:val="15"/>
         </w:numPr>
         <w:spacing w:before="120" w:after="60" w:line="288" w:lineRule="auto"/>
       </w:pPr>
@@ -6585,7 +6579,7 @@
         <w:pStyle w:val="ListParagraph"/>
         <w:numPr>
           <w:ilvl w:val="0"/>
-          <w:numId w:val="11"/>
+          <w:numId w:val="15"/>
         </w:numPr>
         <w:spacing w:before="120" w:after="60" w:line="288" w:lineRule="auto"/>
       </w:pPr>
@@ -6598,9 +6592,8 @@
         <w:pStyle w:val="ListParagraph"/>
         <w:numPr>
           <w:ilvl w:val="0"/>
-          <w:numId w:val="11"/>
-        </w:numPr>
-        <w:spacing w:before="120" w:after="60" w:line="288" w:lineRule="auto"/>
+          <w:numId w:val="15"/>
+        </w:numPr>
       </w:pPr>
       <w:r>
         <w:t>In the Specify Recovery Options window, you can recover the file to the original location or a new location. You also have the option to create a copy of the file if the original file exists, and you can choose to restore permissions to the file being recovered. Accept the default options, and then click Next.</w:t>
@@ -6611,9 +6604,8 @@
         <w:pStyle w:val="ListParagraph"/>
         <w:numPr>
           <w:ilvl w:val="0"/>
-          <w:numId w:val="11"/>
-        </w:numPr>
-        <w:spacing w:before="120" w:after="60" w:line="288" w:lineRule="auto"/>
+          <w:numId w:val="15"/>
+        </w:numPr>
       </w:pPr>
       <w:r>
         <w:t>In the Confirmation window, click Recover. In the Recovery Progress window, you see the progress of the recovery.</w:t>
@@ -6624,7 +6616,7 @@
         <w:pStyle w:val="ListParagraph"/>
         <w:numPr>
           <w:ilvl w:val="0"/>
-          <w:numId w:val="11"/>
+          <w:numId w:val="15"/>
         </w:numPr>
         <w:spacing w:before="120" w:after="60" w:line="288" w:lineRule="auto"/>
       </w:pPr>
@@ -6673,12 +6665,11 @@
         <w:pStyle w:val="ListParagraph"/>
         <w:numPr>
           <w:ilvl w:val="0"/>
-          <w:numId w:val="11"/>
-        </w:numPr>
-        <w:spacing w:before="120" w:after="60" w:line="288" w:lineRule="auto"/>
-      </w:pPr>
-      <w:r>
-        <w:lastRenderedPageBreak/>
+          <w:numId w:val="15"/>
+        </w:numPr>
+        <w:spacing w:before="120" w:after="60" w:line="288" w:lineRule="auto"/>
+      </w:pPr>
+      <w:r>
         <w:t>After the recovery is finished, click Close.</w:t>
       </w:r>
     </w:p>
@@ -6687,7 +6678,7 @@
         <w:pStyle w:val="ListParagraph"/>
         <w:numPr>
           <w:ilvl w:val="0"/>
-          <w:numId w:val="11"/>
+          <w:numId w:val="15"/>
         </w:numPr>
         <w:spacing w:before="120" w:after="60" w:line="288" w:lineRule="auto"/>
       </w:pPr>
@@ -6700,7 +6691,7 @@
         <w:pStyle w:val="ListParagraph"/>
         <w:numPr>
           <w:ilvl w:val="0"/>
-          <w:numId w:val="11"/>
+          <w:numId w:val="15"/>
         </w:numPr>
         <w:spacing w:before="120" w:after="60" w:line="288" w:lineRule="auto"/>
       </w:pPr>
@@ -6747,7 +6738,7 @@
         <w:pStyle w:val="ListParagraph"/>
         <w:numPr>
           <w:ilvl w:val="0"/>
-          <w:numId w:val="11"/>
+          <w:numId w:val="15"/>
         </w:numPr>
         <w:spacing w:before="120" w:after="60" w:line="288" w:lineRule="auto"/>
       </w:pPr>
@@ -6760,7 +6751,7 @@
         <w:pStyle w:val="Heading2"/>
       </w:pPr>
       <w:bookmarkStart w:id="27" w:name="_Toc64277207"/>
-      <w:bookmarkStart w:id="28" w:name="_Toc190769622"/>
+      <w:bookmarkStart w:id="28" w:name="_Toc191711514"/>
       <w:r>
         <w:t>Assignment Submission</w:t>
       </w:r>
@@ -6883,16 +6874,13 @@
       <w:t>0</w:t>
     </w:r>
     <w:r>
-      <w:t>2</w:t>
+      <w:t>3</w:t>
     </w:r>
     <w:r>
       <w:t>/</w:t>
     </w:r>
     <w:r>
-      <w:t>2</w:t>
-    </w:r>
-    <w:r>
-      <w:t>9</w:t>
+      <w:t>01</w:t>
     </w:r>
     <w:r>
       <w:t>/20</w:t>
@@ -6901,7 +6889,7 @@
       <w:t>2</w:t>
     </w:r>
     <w:r>
-      <w:t>4</w:t>
+      <w:t>5</w:t>
     </w:r>
   </w:p>
 </w:ftr>
@@ -6929,12 +6917,443 @@
 <file path=word/numbering.xml><?xml version="1.0" encoding="utf-8"?>
 <w:numbering xmlns:wpc="http://schemas.microsoft.com/office/word/2010/wordprocessingCanvas" xmlns:cx="http://schemas.microsoft.com/office/drawing/2014/chartex" xmlns:cx1="http://schemas.microsoft.com/office/drawing/2015/9/8/chartex" xmlns:cx2="http://schemas.microsoft.com/office/drawing/2015/10/21/chartex" xmlns:cx3="http://schemas.microsoft.com/office/drawing/2016/5/9/chartex" xmlns:cx4="http://schemas.microsoft.com/office/drawing/2016/5/10/chartex" xmlns:cx5="http://schemas.microsoft.com/office/drawing/2016/5/11/chartex" xmlns:cx6="http://schemas.microsoft.com/office/drawing/2016/5/12/chartex" xmlns:cx7="http://schemas.microsoft.com/office/drawing/2016/5/13/chartex" xmlns:cx8="http://schemas.microsoft.com/office/drawing/2016/5/14/chartex" xmlns:mc="http://schemas.openxmlformats.org/markup-compatibility/2006" xmlns:aink="http://schemas.microsoft.com/office/drawing/2016/ink" xmlns:am3d="http://schemas.microsoft.com/office/drawing/2017/model3d" xmlns:o="urn:schemas-microsoft-com:office:office" xmlns:oel="http://schemas.microsoft.com/office/2019/extlst" xmlns:r="http://schemas.openxmlformats.org/officeDocument/2006/relationships" xmlns:m="http://schemas.openxmlformats.org/officeDocument/2006/math" xmlns:v="urn:schemas-microsoft-com:vml" xmlns:wp14="http://schemas.microsoft.com/office/word/2010/wordprocessingDrawing" xmlns:wp="http://schemas.openxmlformats.org/drawingml/2006/wordprocessingDrawing" xmlns:w10="urn:schemas-microsoft-com:office:word" xmlns:w="http://schemas.openxmlformats.org/wordprocessingml/2006/main" xmlns:w14="http://schemas.microsoft.com/office/word/2010/wordml" xmlns:w15="http://schemas.microsoft.com/office/word/2012/wordml" xmlns:w16cex="http://schemas.microsoft.com/office/word/2018/wordml/cex" xmlns:w16cid="http://schemas.microsoft.com/office/word/2016/wordml/cid" xmlns:w16="http://schemas.microsoft.com/office/word/2018/wordml" xmlns:w16du="http://schemas.microsoft.com/office/word/2023/wordml/word16du" xmlns:w16sdtdh="http://schemas.microsoft.com/office/word/2020/wordml/sdtdatahash" xmlns:w16sdtfl="http://schemas.microsoft.com/office/word/2024/wordml/sdtformatlock" xmlns:w16se="http://schemas.microsoft.com/office/word/2015/wordml/symex" xmlns:wpg="http://schemas.microsoft.com/office/word/2010/wordprocessingGroup" xmlns:wpi="http://schemas.microsoft.com/office/word/2010/wordprocessingInk" xmlns:wne="http://schemas.microsoft.com/office/word/2006/wordml" xmlns:wps="http://schemas.microsoft.com/office/word/2010/wordprocessingShape" mc:Ignorable="w14 w15 w16se w16cid w16 w16cex w16sdtdh w16sdtfl w16du wp14">
   <w:abstractNum w:abstractNumId="0" w15:restartNumberingAfterBreak="0">
-    <w:nsid w:val="03904AB7"/>
+    <w:nsid w:val="05E141C0"/>
+    <w:multiLevelType w:val="hybridMultilevel"/>
+    <w:tmpl w:val="32426A60"/>
+    <w:lvl w:ilvl="0" w:tplc="0409000F">
+      <w:start w:val="1"/>
+      <w:numFmt w:val="decimal"/>
+      <w:lvlText w:val="%1."/>
+      <w:lvlJc w:val="left"/>
+      <w:pPr>
+        <w:ind w:left="720" w:hanging="360"/>
+      </w:pPr>
+    </w:lvl>
+    <w:lvl w:ilvl="1" w:tplc="04090019">
+      <w:start w:val="1"/>
+      <w:numFmt w:val="lowerLetter"/>
+      <w:lvlText w:val="%2."/>
+      <w:lvlJc w:val="left"/>
+      <w:pPr>
+        <w:ind w:left="1440" w:hanging="360"/>
+      </w:pPr>
+    </w:lvl>
+    <w:lvl w:ilvl="2" w:tplc="0409001B">
+      <w:start w:val="1"/>
+      <w:numFmt w:val="lowerRoman"/>
+      <w:lvlText w:val="%3."/>
+      <w:lvlJc w:val="right"/>
+      <w:pPr>
+        <w:ind w:left="2160" w:hanging="180"/>
+      </w:pPr>
+    </w:lvl>
+    <w:lvl w:ilvl="3" w:tplc="0409000F">
+      <w:start w:val="1"/>
+      <w:numFmt w:val="decimal"/>
+      <w:lvlText w:val="%4."/>
+      <w:lvlJc w:val="left"/>
+      <w:pPr>
+        <w:ind w:left="2880" w:hanging="360"/>
+      </w:pPr>
+    </w:lvl>
+    <w:lvl w:ilvl="4" w:tplc="04090019">
+      <w:start w:val="1"/>
+      <w:numFmt w:val="lowerLetter"/>
+      <w:lvlText w:val="%5."/>
+      <w:lvlJc w:val="left"/>
+      <w:pPr>
+        <w:ind w:left="3600" w:hanging="360"/>
+      </w:pPr>
+    </w:lvl>
+    <w:lvl w:ilvl="5" w:tplc="0409001B">
+      <w:start w:val="1"/>
+      <w:numFmt w:val="lowerRoman"/>
+      <w:lvlText w:val="%6."/>
+      <w:lvlJc w:val="right"/>
+      <w:pPr>
+        <w:ind w:left="4320" w:hanging="180"/>
+      </w:pPr>
+    </w:lvl>
+    <w:lvl w:ilvl="6" w:tplc="0409000F">
+      <w:start w:val="1"/>
+      <w:numFmt w:val="decimal"/>
+      <w:lvlText w:val="%7."/>
+      <w:lvlJc w:val="left"/>
+      <w:pPr>
+        <w:ind w:left="5040" w:hanging="360"/>
+      </w:pPr>
+    </w:lvl>
+    <w:lvl w:ilvl="7" w:tplc="04090019">
+      <w:start w:val="1"/>
+      <w:numFmt w:val="lowerLetter"/>
+      <w:lvlText w:val="%8."/>
+      <w:lvlJc w:val="left"/>
+      <w:pPr>
+        <w:ind w:left="5760" w:hanging="360"/>
+      </w:pPr>
+    </w:lvl>
+    <w:lvl w:ilvl="8" w:tplc="0409001B">
+      <w:start w:val="1"/>
+      <w:numFmt w:val="lowerRoman"/>
+      <w:lvlText w:val="%9."/>
+      <w:lvlJc w:val="right"/>
+      <w:pPr>
+        <w:ind w:left="6480" w:hanging="180"/>
+      </w:pPr>
+    </w:lvl>
+  </w:abstractNum>
+  <w:abstractNum w:abstractNumId="1" w15:restartNumberingAfterBreak="0">
+    <w:nsid w:val="07340485"/>
+    <w:multiLevelType w:val="hybridMultilevel"/>
+    <w:tmpl w:val="331878BC"/>
+    <w:lvl w:ilvl="0" w:tplc="0409000F">
+      <w:start w:val="1"/>
+      <w:numFmt w:val="decimal"/>
+      <w:lvlText w:val="%1."/>
+      <w:lvlJc w:val="left"/>
+      <w:pPr>
+        <w:ind w:left="720" w:hanging="360"/>
+      </w:pPr>
+    </w:lvl>
+    <w:lvl w:ilvl="1" w:tplc="04090019">
+      <w:start w:val="1"/>
+      <w:numFmt w:val="lowerLetter"/>
+      <w:lvlText w:val="%2."/>
+      <w:lvlJc w:val="left"/>
+      <w:pPr>
+        <w:ind w:left="1440" w:hanging="360"/>
+      </w:pPr>
+    </w:lvl>
+    <w:lvl w:ilvl="2" w:tplc="0409001B" w:tentative="1">
+      <w:start w:val="1"/>
+      <w:numFmt w:val="lowerRoman"/>
+      <w:lvlText w:val="%3."/>
+      <w:lvlJc w:val="right"/>
+      <w:pPr>
+        <w:ind w:left="2160" w:hanging="180"/>
+      </w:pPr>
+    </w:lvl>
+    <w:lvl w:ilvl="3" w:tplc="0409000F" w:tentative="1">
+      <w:start w:val="1"/>
+      <w:numFmt w:val="decimal"/>
+      <w:lvlText w:val="%4."/>
+      <w:lvlJc w:val="left"/>
+      <w:pPr>
+        <w:ind w:left="2880" w:hanging="360"/>
+      </w:pPr>
+    </w:lvl>
+    <w:lvl w:ilvl="4" w:tplc="04090019" w:tentative="1">
+      <w:start w:val="1"/>
+      <w:numFmt w:val="lowerLetter"/>
+      <w:lvlText w:val="%5."/>
+      <w:lvlJc w:val="left"/>
+      <w:pPr>
+        <w:ind w:left="3600" w:hanging="360"/>
+      </w:pPr>
+    </w:lvl>
+    <w:lvl w:ilvl="5" w:tplc="0409001B" w:tentative="1">
+      <w:start w:val="1"/>
+      <w:numFmt w:val="lowerRoman"/>
+      <w:lvlText w:val="%6."/>
+      <w:lvlJc w:val="right"/>
+      <w:pPr>
+        <w:ind w:left="4320" w:hanging="180"/>
+      </w:pPr>
+    </w:lvl>
+    <w:lvl w:ilvl="6" w:tplc="0409000F" w:tentative="1">
+      <w:start w:val="1"/>
+      <w:numFmt w:val="decimal"/>
+      <w:lvlText w:val="%7."/>
+      <w:lvlJc w:val="left"/>
+      <w:pPr>
+        <w:ind w:left="5040" w:hanging="360"/>
+      </w:pPr>
+    </w:lvl>
+    <w:lvl w:ilvl="7" w:tplc="04090019" w:tentative="1">
+      <w:start w:val="1"/>
+      <w:numFmt w:val="lowerLetter"/>
+      <w:lvlText w:val="%8."/>
+      <w:lvlJc w:val="left"/>
+      <w:pPr>
+        <w:ind w:left="5760" w:hanging="360"/>
+      </w:pPr>
+    </w:lvl>
+    <w:lvl w:ilvl="8" w:tplc="0409001B" w:tentative="1">
+      <w:start w:val="1"/>
+      <w:numFmt w:val="lowerRoman"/>
+      <w:lvlText w:val="%9."/>
+      <w:lvlJc w:val="right"/>
+      <w:pPr>
+        <w:ind w:left="6480" w:hanging="180"/>
+      </w:pPr>
+    </w:lvl>
+  </w:abstractNum>
+  <w:abstractNum w:abstractNumId="2" w15:restartNumberingAfterBreak="0">
+    <w:nsid w:val="2F6E5DB2"/>
+    <w:multiLevelType w:val="hybridMultilevel"/>
+    <w:tmpl w:val="6D828E02"/>
+    <w:lvl w:ilvl="0" w:tplc="0409000F">
+      <w:start w:val="1"/>
+      <w:numFmt w:val="decimal"/>
+      <w:lvlText w:val="%1."/>
+      <w:lvlJc w:val="left"/>
+      <w:pPr>
+        <w:ind w:left="720" w:hanging="360"/>
+      </w:pPr>
+    </w:lvl>
+    <w:lvl w:ilvl="1" w:tplc="04090019" w:tentative="1">
+      <w:start w:val="1"/>
+      <w:numFmt w:val="lowerLetter"/>
+      <w:lvlText w:val="%2."/>
+      <w:lvlJc w:val="left"/>
+      <w:pPr>
+        <w:ind w:left="1440" w:hanging="360"/>
+      </w:pPr>
+    </w:lvl>
+    <w:lvl w:ilvl="2" w:tplc="0409001B" w:tentative="1">
+      <w:start w:val="1"/>
+      <w:numFmt w:val="lowerRoman"/>
+      <w:lvlText w:val="%3."/>
+      <w:lvlJc w:val="right"/>
+      <w:pPr>
+        <w:ind w:left="2160" w:hanging="180"/>
+      </w:pPr>
+    </w:lvl>
+    <w:lvl w:ilvl="3" w:tplc="0409000F" w:tentative="1">
+      <w:start w:val="1"/>
+      <w:numFmt w:val="decimal"/>
+      <w:lvlText w:val="%4."/>
+      <w:lvlJc w:val="left"/>
+      <w:pPr>
+        <w:ind w:left="2880" w:hanging="360"/>
+      </w:pPr>
+    </w:lvl>
+    <w:lvl w:ilvl="4" w:tplc="04090019" w:tentative="1">
+      <w:start w:val="1"/>
+      <w:numFmt w:val="lowerLetter"/>
+      <w:lvlText w:val="%5."/>
+      <w:lvlJc w:val="left"/>
+      <w:pPr>
+        <w:ind w:left="3600" w:hanging="360"/>
+      </w:pPr>
+    </w:lvl>
+    <w:lvl w:ilvl="5" w:tplc="0409001B" w:tentative="1">
+      <w:start w:val="1"/>
+      <w:numFmt w:val="lowerRoman"/>
+      <w:lvlText w:val="%6."/>
+      <w:lvlJc w:val="right"/>
+      <w:pPr>
+        <w:ind w:left="4320" w:hanging="180"/>
+      </w:pPr>
+    </w:lvl>
+    <w:lvl w:ilvl="6" w:tplc="0409000F" w:tentative="1">
+      <w:start w:val="1"/>
+      <w:numFmt w:val="decimal"/>
+      <w:lvlText w:val="%7."/>
+      <w:lvlJc w:val="left"/>
+      <w:pPr>
+        <w:ind w:left="5040" w:hanging="360"/>
+      </w:pPr>
+    </w:lvl>
+    <w:lvl w:ilvl="7" w:tplc="04090019" w:tentative="1">
+      <w:start w:val="1"/>
+      <w:numFmt w:val="lowerLetter"/>
+      <w:lvlText w:val="%8."/>
+      <w:lvlJc w:val="left"/>
+      <w:pPr>
+        <w:ind w:left="5760" w:hanging="360"/>
+      </w:pPr>
+    </w:lvl>
+    <w:lvl w:ilvl="8" w:tplc="0409001B" w:tentative="1">
+      <w:start w:val="1"/>
+      <w:numFmt w:val="lowerRoman"/>
+      <w:lvlText w:val="%9."/>
+      <w:lvlJc w:val="right"/>
+      <w:pPr>
+        <w:ind w:left="6480" w:hanging="180"/>
+      </w:pPr>
+    </w:lvl>
+  </w:abstractNum>
+  <w:abstractNum w:abstractNumId="3" w15:restartNumberingAfterBreak="0">
+    <w:nsid w:val="33AA48CA"/>
+    <w:multiLevelType w:val="hybridMultilevel"/>
+    <w:tmpl w:val="84147AB0"/>
+    <w:lvl w:ilvl="0" w:tplc="0409000F">
+      <w:start w:val="1"/>
+      <w:numFmt w:val="decimal"/>
+      <w:lvlText w:val="%1."/>
+      <w:lvlJc w:val="left"/>
+      <w:pPr>
+        <w:ind w:left="720" w:hanging="360"/>
+      </w:pPr>
+    </w:lvl>
+    <w:lvl w:ilvl="1" w:tplc="04090019" w:tentative="1">
+      <w:start w:val="1"/>
+      <w:numFmt w:val="lowerLetter"/>
+      <w:lvlText w:val="%2."/>
+      <w:lvlJc w:val="left"/>
+      <w:pPr>
+        <w:ind w:left="1440" w:hanging="360"/>
+      </w:pPr>
+    </w:lvl>
+    <w:lvl w:ilvl="2" w:tplc="0409001B" w:tentative="1">
+      <w:start w:val="1"/>
+      <w:numFmt w:val="lowerRoman"/>
+      <w:lvlText w:val="%3."/>
+      <w:lvlJc w:val="right"/>
+      <w:pPr>
+        <w:ind w:left="2160" w:hanging="180"/>
+      </w:pPr>
+    </w:lvl>
+    <w:lvl w:ilvl="3" w:tplc="0409000F" w:tentative="1">
+      <w:start w:val="1"/>
+      <w:numFmt w:val="decimal"/>
+      <w:lvlText w:val="%4."/>
+      <w:lvlJc w:val="left"/>
+      <w:pPr>
+        <w:ind w:left="2880" w:hanging="360"/>
+      </w:pPr>
+    </w:lvl>
+    <w:lvl w:ilvl="4" w:tplc="04090019" w:tentative="1">
+      <w:start w:val="1"/>
+      <w:numFmt w:val="lowerLetter"/>
+      <w:lvlText w:val="%5."/>
+      <w:lvlJc w:val="left"/>
+      <w:pPr>
+        <w:ind w:left="3600" w:hanging="360"/>
+      </w:pPr>
+    </w:lvl>
+    <w:lvl w:ilvl="5" w:tplc="0409001B" w:tentative="1">
+      <w:start w:val="1"/>
+      <w:numFmt w:val="lowerRoman"/>
+      <w:lvlText w:val="%6."/>
+      <w:lvlJc w:val="right"/>
+      <w:pPr>
+        <w:ind w:left="4320" w:hanging="180"/>
+      </w:pPr>
+    </w:lvl>
+    <w:lvl w:ilvl="6" w:tplc="0409000F" w:tentative="1">
+      <w:start w:val="1"/>
+      <w:numFmt w:val="decimal"/>
+      <w:lvlText w:val="%7."/>
+      <w:lvlJc w:val="left"/>
+      <w:pPr>
+        <w:ind w:left="5040" w:hanging="360"/>
+      </w:pPr>
+    </w:lvl>
+    <w:lvl w:ilvl="7" w:tplc="04090019" w:tentative="1">
+      <w:start w:val="1"/>
+      <w:numFmt w:val="lowerLetter"/>
+      <w:lvlText w:val="%8."/>
+      <w:lvlJc w:val="left"/>
+      <w:pPr>
+        <w:ind w:left="5760" w:hanging="360"/>
+      </w:pPr>
+    </w:lvl>
+    <w:lvl w:ilvl="8" w:tplc="0409001B" w:tentative="1">
+      <w:start w:val="1"/>
+      <w:numFmt w:val="lowerRoman"/>
+      <w:lvlText w:val="%9."/>
+      <w:lvlJc w:val="right"/>
+      <w:pPr>
+        <w:ind w:left="6480" w:hanging="180"/>
+      </w:pPr>
+    </w:lvl>
+  </w:abstractNum>
+  <w:abstractNum w:abstractNumId="4" w15:restartNumberingAfterBreak="0">
+    <w:nsid w:val="3D8B341E"/>
+    <w:multiLevelType w:val="hybridMultilevel"/>
+    <w:tmpl w:val="530EC8D2"/>
+    <w:lvl w:ilvl="0" w:tplc="0409000F">
+      <w:start w:val="1"/>
+      <w:numFmt w:val="decimal"/>
+      <w:lvlText w:val="%1."/>
+      <w:lvlJc w:val="left"/>
+      <w:pPr>
+        <w:ind w:left="720" w:hanging="360"/>
+      </w:pPr>
+    </w:lvl>
+    <w:lvl w:ilvl="1" w:tplc="04090019">
+      <w:start w:val="1"/>
+      <w:numFmt w:val="lowerLetter"/>
+      <w:lvlText w:val="%2."/>
+      <w:lvlJc w:val="left"/>
+      <w:pPr>
+        <w:ind w:left="1440" w:hanging="360"/>
+      </w:pPr>
+    </w:lvl>
+    <w:lvl w:ilvl="2" w:tplc="0409001B" w:tentative="1">
+      <w:start w:val="1"/>
+      <w:numFmt w:val="lowerRoman"/>
+      <w:lvlText w:val="%3."/>
+      <w:lvlJc w:val="right"/>
+      <w:pPr>
+        <w:ind w:left="2160" w:hanging="180"/>
+      </w:pPr>
+    </w:lvl>
+    <w:lvl w:ilvl="3" w:tplc="0409000F" w:tentative="1">
+      <w:start w:val="1"/>
+      <w:numFmt w:val="decimal"/>
+      <w:lvlText w:val="%4."/>
+      <w:lvlJc w:val="left"/>
+      <w:pPr>
+        <w:ind w:left="2880" w:hanging="360"/>
+      </w:pPr>
+    </w:lvl>
+    <w:lvl w:ilvl="4" w:tplc="04090019" w:tentative="1">
+      <w:start w:val="1"/>
+      <w:numFmt w:val="lowerLetter"/>
+      <w:lvlText w:val="%5."/>
+      <w:lvlJc w:val="left"/>
+      <w:pPr>
+        <w:ind w:left="3600" w:hanging="360"/>
+      </w:pPr>
+    </w:lvl>
+    <w:lvl w:ilvl="5" w:tplc="0409001B" w:tentative="1">
+      <w:start w:val="1"/>
+      <w:numFmt w:val="lowerRoman"/>
+      <w:lvlText w:val="%6."/>
+      <w:lvlJc w:val="right"/>
+      <w:pPr>
+        <w:ind w:left="4320" w:hanging="180"/>
+      </w:pPr>
+    </w:lvl>
+    <w:lvl w:ilvl="6" w:tplc="0409000F" w:tentative="1">
+      <w:start w:val="1"/>
+      <w:numFmt w:val="decimal"/>
+      <w:lvlText w:val="%7."/>
+      <w:lvlJc w:val="left"/>
+      <w:pPr>
+        <w:ind w:left="5040" w:hanging="360"/>
+      </w:pPr>
+    </w:lvl>
+    <w:lvl w:ilvl="7" w:tplc="04090019" w:tentative="1">
+      <w:start w:val="1"/>
+      <w:numFmt w:val="lowerLetter"/>
+      <w:lvlText w:val="%8."/>
+      <w:lvlJc w:val="left"/>
+      <w:pPr>
+        <w:ind w:left="5760" w:hanging="360"/>
+      </w:pPr>
+    </w:lvl>
+    <w:lvl w:ilvl="8" w:tplc="0409001B" w:tentative="1">
+      <w:start w:val="1"/>
+      <w:numFmt w:val="lowerRoman"/>
+      <w:lvlText w:val="%9."/>
+      <w:lvlJc w:val="right"/>
+      <w:pPr>
+        <w:ind w:left="6480" w:hanging="180"/>
+      </w:pPr>
+    </w:lvl>
+  </w:abstractNum>
+  <w:abstractNum w:abstractNumId="5" w15:restartNumberingAfterBreak="0">
+    <w:nsid w:val="496F6BD2"/>
     <w:multiLevelType w:val="multilevel"/>
-    <w:tmpl w:val="0409001D"/>
+    <w:tmpl w:val="FFE47BFC"/>
     <w:lvl w:ilvl="0">
       <w:start w:val="1"/>
       <w:numFmt w:val="decimal"/>
+      <w:pStyle w:val="Outlinenumbering"/>
       <w:lvlText w:val="%1)"/>
       <w:lvlJc w:val="left"/>
       <w:pPr>
@@ -7041,10 +7460,10 @@
       </w:pPr>
     </w:lvl>
   </w:abstractNum>
-  <w:abstractNum w:abstractNumId="1" w15:restartNumberingAfterBreak="0">
-    <w:nsid w:val="05E141C0"/>
+  <w:abstractNum w:abstractNumId="6" w15:restartNumberingAfterBreak="0">
+    <w:nsid w:val="4A487FC4"/>
     <w:multiLevelType w:val="hybridMultilevel"/>
-    <w:tmpl w:val="32426A60"/>
+    <w:tmpl w:val="9A1A790A"/>
     <w:lvl w:ilvl="0" w:tplc="0409000F">
       <w:start w:val="1"/>
       <w:numFmt w:val="decimal"/>
@@ -7054,7 +7473,7 @@
         <w:ind w:left="720" w:hanging="360"/>
       </w:pPr>
     </w:lvl>
-    <w:lvl w:ilvl="1" w:tplc="04090019">
+    <w:lvl w:ilvl="1" w:tplc="04090019" w:tentative="1">
       <w:start w:val="1"/>
       <w:numFmt w:val="lowerLetter"/>
       <w:lvlText w:val="%2."/>
@@ -7063,7 +7482,7 @@
         <w:ind w:left="1440" w:hanging="360"/>
       </w:pPr>
     </w:lvl>
-    <w:lvl w:ilvl="2" w:tplc="0409001B">
+    <w:lvl w:ilvl="2" w:tplc="0409001B" w:tentative="1">
       <w:start w:val="1"/>
       <w:numFmt w:val="lowerRoman"/>
       <w:lvlText w:val="%3."/>
@@ -7072,7 +7491,7 @@
         <w:ind w:left="2160" w:hanging="180"/>
       </w:pPr>
     </w:lvl>
-    <w:lvl w:ilvl="3" w:tplc="0409000F">
+    <w:lvl w:ilvl="3" w:tplc="0409000F" w:tentative="1">
       <w:start w:val="1"/>
       <w:numFmt w:val="decimal"/>
       <w:lvlText w:val="%4."/>
@@ -7081,7 +7500,7 @@
         <w:ind w:left="2880" w:hanging="360"/>
       </w:pPr>
     </w:lvl>
-    <w:lvl w:ilvl="4" w:tplc="04090019">
+    <w:lvl w:ilvl="4" w:tplc="04090019" w:tentative="1">
       <w:start w:val="1"/>
       <w:numFmt w:val="lowerLetter"/>
       <w:lvlText w:val="%5."/>
@@ -7090,7 +7509,7 @@
         <w:ind w:left="3600" w:hanging="360"/>
       </w:pPr>
     </w:lvl>
-    <w:lvl w:ilvl="5" w:tplc="0409001B">
+    <w:lvl w:ilvl="5" w:tplc="0409001B" w:tentative="1">
       <w:start w:val="1"/>
       <w:numFmt w:val="lowerRoman"/>
       <w:lvlText w:val="%6."/>
@@ -7099,7 +7518,7 @@
         <w:ind w:left="4320" w:hanging="180"/>
       </w:pPr>
     </w:lvl>
-    <w:lvl w:ilvl="6" w:tplc="0409000F">
+    <w:lvl w:ilvl="6" w:tplc="0409000F" w:tentative="1">
       <w:start w:val="1"/>
       <w:numFmt w:val="decimal"/>
       <w:lvlText w:val="%7."/>
@@ -7108,7 +7527,7 @@
         <w:ind w:left="5040" w:hanging="360"/>
       </w:pPr>
     </w:lvl>
-    <w:lvl w:ilvl="7" w:tplc="04090019">
+    <w:lvl w:ilvl="7" w:tplc="04090019" w:tentative="1">
       <w:start w:val="1"/>
       <w:numFmt w:val="lowerLetter"/>
       <w:lvlText w:val="%8."/>
@@ -7117,7 +7536,7 @@
         <w:ind w:left="5760" w:hanging="360"/>
       </w:pPr>
     </w:lvl>
-    <w:lvl w:ilvl="8" w:tplc="0409001B">
+    <w:lvl w:ilvl="8" w:tplc="0409001B" w:tentative="1">
       <w:start w:val="1"/>
       <w:numFmt w:val="lowerRoman"/>
       <w:lvlText w:val="%9."/>
@@ -7127,112 +7546,15 @@
       </w:pPr>
     </w:lvl>
   </w:abstractNum>
-  <w:abstractNum w:abstractNumId="2" w15:restartNumberingAfterBreak="0">
-    <w:nsid w:val="07340485"/>
-    <w:multiLevelType w:val="hybridMultilevel"/>
-    <w:tmpl w:val="331878BC"/>
-    <w:lvl w:ilvl="0" w:tplc="0409000F">
+  <w:abstractNum w:abstractNumId="7" w15:restartNumberingAfterBreak="0">
+    <w:nsid w:val="4C371070"/>
+    <w:multiLevelType w:val="multilevel"/>
+    <w:tmpl w:val="E910B2A0"/>
+    <w:lvl w:ilvl="0">
       <w:start w:val="1"/>
       <w:numFmt w:val="decimal"/>
-      <w:lvlText w:val="%1."/>
-      <w:lvlJc w:val="left"/>
-      <w:pPr>
-        <w:ind w:left="720" w:hanging="360"/>
-      </w:pPr>
-    </w:lvl>
-    <w:lvl w:ilvl="1" w:tplc="04090019">
-      <w:start w:val="1"/>
-      <w:numFmt w:val="lowerLetter"/>
-      <w:lvlText w:val="%2."/>
-      <w:lvlJc w:val="left"/>
-      <w:pPr>
-        <w:ind w:left="1440" w:hanging="360"/>
-      </w:pPr>
-    </w:lvl>
-    <w:lvl w:ilvl="2" w:tplc="0409001B" w:tentative="1">
-      <w:start w:val="1"/>
-      <w:numFmt w:val="lowerRoman"/>
-      <w:lvlText w:val="%3."/>
-      <w:lvlJc w:val="right"/>
-      <w:pPr>
-        <w:ind w:left="2160" w:hanging="180"/>
-      </w:pPr>
-    </w:lvl>
-    <w:lvl w:ilvl="3" w:tplc="0409000F" w:tentative="1">
-      <w:start w:val="1"/>
-      <w:numFmt w:val="decimal"/>
-      <w:lvlText w:val="%4."/>
-      <w:lvlJc w:val="left"/>
-      <w:pPr>
-        <w:ind w:left="2880" w:hanging="360"/>
-      </w:pPr>
-    </w:lvl>
-    <w:lvl w:ilvl="4" w:tplc="04090019" w:tentative="1">
-      <w:start w:val="1"/>
-      <w:numFmt w:val="lowerLetter"/>
-      <w:lvlText w:val="%5."/>
-      <w:lvlJc w:val="left"/>
-      <w:pPr>
-        <w:ind w:left="3600" w:hanging="360"/>
-      </w:pPr>
-    </w:lvl>
-    <w:lvl w:ilvl="5" w:tplc="0409001B" w:tentative="1">
-      <w:start w:val="1"/>
-      <w:numFmt w:val="lowerRoman"/>
-      <w:lvlText w:val="%6."/>
-      <w:lvlJc w:val="right"/>
-      <w:pPr>
-        <w:ind w:left="4320" w:hanging="180"/>
-      </w:pPr>
-    </w:lvl>
-    <w:lvl w:ilvl="6" w:tplc="0409000F" w:tentative="1">
-      <w:start w:val="1"/>
-      <w:numFmt w:val="decimal"/>
-      <w:lvlText w:val="%7."/>
-      <w:lvlJc w:val="left"/>
-      <w:pPr>
-        <w:ind w:left="5040" w:hanging="360"/>
-      </w:pPr>
-    </w:lvl>
-    <w:lvl w:ilvl="7" w:tplc="04090019" w:tentative="1">
-      <w:start w:val="1"/>
-      <w:numFmt w:val="lowerLetter"/>
-      <w:lvlText w:val="%8."/>
-      <w:lvlJc w:val="left"/>
-      <w:pPr>
-        <w:ind w:left="5760" w:hanging="360"/>
-      </w:pPr>
-    </w:lvl>
-    <w:lvl w:ilvl="8" w:tplc="0409001B" w:tentative="1">
-      <w:start w:val="1"/>
-      <w:numFmt w:val="lowerRoman"/>
-      <w:lvlText w:val="%9."/>
-      <w:lvlJc w:val="right"/>
-      <w:pPr>
-        <w:ind w:left="6480" w:hanging="180"/>
-      </w:pPr>
-    </w:lvl>
-  </w:abstractNum>
-  <w:abstractNum w:abstractNumId="3" w15:restartNumberingAfterBreak="0">
-    <w:nsid w:val="126D263A"/>
-    <w:multiLevelType w:val="multilevel"/>
-    <w:tmpl w:val="0409001D"/>
-    <w:lvl w:ilvl="0">
-      <w:start w:val="1"/>
-      <w:numFmt w:val="decimal"/>
+      <w:pStyle w:val="NumberedHeading2"/>
       <w:lvlText w:val="%1)"/>
-      <w:lvlJc w:val="left"/>
-      <w:pPr>
-        <w:tabs>
-          <w:tab w:val="num" w:pos="360"/>
-        </w:tabs>
-        <w:ind w:left="360" w:hanging="360"/>
-      </w:pPr>
-    </w:lvl>
-    <w:lvl w:ilvl="1">
-      <w:start w:val="1"/>
-      <w:numFmt w:val="lowerLetter"/>
-      <w:lvlText w:val="%2)"/>
       <w:lvlJc w:val="left"/>
       <w:pPr>
         <w:tabs>
@@ -7240,11 +7562,14 @@
         </w:tabs>
         <w:ind w:left="720" w:hanging="360"/>
       </w:pPr>
-    </w:lvl>
-    <w:lvl w:ilvl="2">
-      <w:start w:val="1"/>
-      <w:numFmt w:val="lowerRoman"/>
-      <w:lvlText w:val="%3)"/>
+      <w:rPr>
+        <w:rFonts w:hint="default"/>
+      </w:rPr>
+    </w:lvl>
+    <w:lvl w:ilvl="1">
+      <w:start w:val="1"/>
+      <w:numFmt w:val="lowerLetter"/>
+      <w:lvlText w:val="%2)"/>
       <w:lvlJc w:val="left"/>
       <w:pPr>
         <w:tabs>
@@ -7252,11 +7577,14 @@
         </w:tabs>
         <w:ind w:left="1080" w:hanging="360"/>
       </w:pPr>
-    </w:lvl>
-    <w:lvl w:ilvl="3">
-      <w:start w:val="1"/>
-      <w:numFmt w:val="decimal"/>
-      <w:lvlText w:val="(%4)"/>
+      <w:rPr>
+        <w:rFonts w:hint="default"/>
+      </w:rPr>
+    </w:lvl>
+    <w:lvl w:ilvl="2">
+      <w:start w:val="1"/>
+      <w:numFmt w:val="lowerRoman"/>
+      <w:lvlText w:val="%3)"/>
       <w:lvlJc w:val="left"/>
       <w:pPr>
         <w:tabs>
@@ -7264,11 +7592,14 @@
         </w:tabs>
         <w:ind w:left="1440" w:hanging="360"/>
       </w:pPr>
-    </w:lvl>
-    <w:lvl w:ilvl="4">
-      <w:start w:val="1"/>
-      <w:numFmt w:val="lowerLetter"/>
-      <w:lvlText w:val="(%5)"/>
+      <w:rPr>
+        <w:rFonts w:hint="default"/>
+      </w:rPr>
+    </w:lvl>
+    <w:lvl w:ilvl="3">
+      <w:start w:val="1"/>
+      <w:numFmt w:val="decimal"/>
+      <w:lvlText w:val="(%4)"/>
       <w:lvlJc w:val="left"/>
       <w:pPr>
         <w:tabs>
@@ -7276,11 +7607,14 @@
         </w:tabs>
         <w:ind w:left="1800" w:hanging="360"/>
       </w:pPr>
-    </w:lvl>
-    <w:lvl w:ilvl="5">
-      <w:start w:val="1"/>
-      <w:numFmt w:val="lowerRoman"/>
-      <w:lvlText w:val="(%6)"/>
+      <w:rPr>
+        <w:rFonts w:hint="default"/>
+      </w:rPr>
+    </w:lvl>
+    <w:lvl w:ilvl="4">
+      <w:start w:val="1"/>
+      <w:numFmt w:val="lowerLetter"/>
+      <w:lvlText w:val="(%5)"/>
       <w:lvlJc w:val="left"/>
       <w:pPr>
         <w:tabs>
@@ -7288,11 +7622,14 @@
         </w:tabs>
         <w:ind w:left="2160" w:hanging="360"/>
       </w:pPr>
-    </w:lvl>
-    <w:lvl w:ilvl="6">
-      <w:start w:val="1"/>
-      <w:numFmt w:val="decimal"/>
-      <w:lvlText w:val="%7."/>
+      <w:rPr>
+        <w:rFonts w:hint="default"/>
+      </w:rPr>
+    </w:lvl>
+    <w:lvl w:ilvl="5">
+      <w:start w:val="1"/>
+      <w:numFmt w:val="lowerRoman"/>
+      <w:lvlText w:val="(%6)"/>
       <w:lvlJc w:val="left"/>
       <w:pPr>
         <w:tabs>
@@ -7300,11 +7637,14 @@
         </w:tabs>
         <w:ind w:left="2520" w:hanging="360"/>
       </w:pPr>
-    </w:lvl>
-    <w:lvl w:ilvl="7">
-      <w:start w:val="1"/>
-      <w:numFmt w:val="lowerLetter"/>
-      <w:lvlText w:val="%8."/>
+      <w:rPr>
+        <w:rFonts w:hint="default"/>
+      </w:rPr>
+    </w:lvl>
+    <w:lvl w:ilvl="6">
+      <w:start w:val="1"/>
+      <w:numFmt w:val="decimal"/>
+      <w:lvlText w:val="%7."/>
       <w:lvlJc w:val="left"/>
       <w:pPr>
         <w:tabs>
@@ -7312,11 +7652,14 @@
         </w:tabs>
         <w:ind w:left="2880" w:hanging="360"/>
       </w:pPr>
-    </w:lvl>
-    <w:lvl w:ilvl="8">
-      <w:start w:val="1"/>
-      <w:numFmt w:val="lowerRoman"/>
-      <w:lvlText w:val="%9."/>
+      <w:rPr>
+        <w:rFonts w:hint="default"/>
+      </w:rPr>
+    </w:lvl>
+    <w:lvl w:ilvl="7">
+      <w:start w:val="1"/>
+      <w:numFmt w:val="lowerLetter"/>
+      <w:lvlText w:val="%8."/>
       <w:lvlJc w:val="left"/>
       <w:pPr>
         <w:tabs>
@@ -7324,2678 +7667,6 @@
         </w:tabs>
         <w:ind w:left="3240" w:hanging="360"/>
       </w:pPr>
-    </w:lvl>
-  </w:abstractNum>
-  <w:abstractNum w:abstractNumId="4" w15:restartNumberingAfterBreak="0">
-    <w:nsid w:val="16B25789"/>
-    <w:multiLevelType w:val="multilevel"/>
-    <w:tmpl w:val="0409001D"/>
-    <w:lvl w:ilvl="0">
-      <w:start w:val="1"/>
-      <w:numFmt w:val="decimal"/>
-      <w:lvlText w:val="%1)"/>
-      <w:lvlJc w:val="left"/>
-      <w:pPr>
-        <w:tabs>
-          <w:tab w:val="num" w:pos="360"/>
-        </w:tabs>
-        <w:ind w:left="360" w:hanging="360"/>
-      </w:pPr>
-    </w:lvl>
-    <w:lvl w:ilvl="1">
-      <w:start w:val="1"/>
-      <w:numFmt w:val="lowerLetter"/>
-      <w:lvlText w:val="%2)"/>
-      <w:lvlJc w:val="left"/>
-      <w:pPr>
-        <w:tabs>
-          <w:tab w:val="num" w:pos="720"/>
-        </w:tabs>
-        <w:ind w:left="720" w:hanging="360"/>
-      </w:pPr>
-    </w:lvl>
-    <w:lvl w:ilvl="2">
-      <w:start w:val="1"/>
-      <w:numFmt w:val="lowerRoman"/>
-      <w:lvlText w:val="%3)"/>
-      <w:lvlJc w:val="left"/>
-      <w:pPr>
-        <w:tabs>
-          <w:tab w:val="num" w:pos="1080"/>
-        </w:tabs>
-        <w:ind w:left="1080" w:hanging="360"/>
-      </w:pPr>
-    </w:lvl>
-    <w:lvl w:ilvl="3">
-      <w:start w:val="1"/>
-      <w:numFmt w:val="decimal"/>
-      <w:lvlText w:val="(%4)"/>
-      <w:lvlJc w:val="left"/>
-      <w:pPr>
-        <w:tabs>
-          <w:tab w:val="num" w:pos="1440"/>
-        </w:tabs>
-        <w:ind w:left="1440" w:hanging="360"/>
-      </w:pPr>
-    </w:lvl>
-    <w:lvl w:ilvl="4">
-      <w:start w:val="1"/>
-      <w:numFmt w:val="lowerLetter"/>
-      <w:lvlText w:val="(%5)"/>
-      <w:lvlJc w:val="left"/>
-      <w:pPr>
-        <w:tabs>
-          <w:tab w:val="num" w:pos="1800"/>
-        </w:tabs>
-        <w:ind w:left="1800" w:hanging="360"/>
-      </w:pPr>
-    </w:lvl>
-    <w:lvl w:ilvl="5">
-      <w:start w:val="1"/>
-      <w:numFmt w:val="lowerRoman"/>
-      <w:lvlText w:val="(%6)"/>
-      <w:lvlJc w:val="left"/>
-      <w:pPr>
-        <w:tabs>
-          <w:tab w:val="num" w:pos="2160"/>
-        </w:tabs>
-        <w:ind w:left="2160" w:hanging="360"/>
-      </w:pPr>
-    </w:lvl>
-    <w:lvl w:ilvl="6">
-      <w:start w:val="1"/>
-      <w:numFmt w:val="decimal"/>
-      <w:lvlText w:val="%7."/>
-      <w:lvlJc w:val="left"/>
-      <w:pPr>
-        <w:tabs>
-          <w:tab w:val="num" w:pos="2520"/>
-        </w:tabs>
-        <w:ind w:left="2520" w:hanging="360"/>
-      </w:pPr>
-    </w:lvl>
-    <w:lvl w:ilvl="7">
-      <w:start w:val="1"/>
-      <w:numFmt w:val="lowerLetter"/>
-      <w:lvlText w:val="%8."/>
-      <w:lvlJc w:val="left"/>
-      <w:pPr>
-        <w:tabs>
-          <w:tab w:val="num" w:pos="2880"/>
-        </w:tabs>
-        <w:ind w:left="2880" w:hanging="360"/>
-      </w:pPr>
-    </w:lvl>
-    <w:lvl w:ilvl="8">
-      <w:start w:val="1"/>
-      <w:numFmt w:val="lowerRoman"/>
-      <w:lvlText w:val="%9."/>
-      <w:lvlJc w:val="left"/>
-      <w:pPr>
-        <w:tabs>
-          <w:tab w:val="num" w:pos="3240"/>
-        </w:tabs>
-        <w:ind w:left="3240" w:hanging="360"/>
-      </w:pPr>
-    </w:lvl>
-  </w:abstractNum>
-  <w:abstractNum w:abstractNumId="5" w15:restartNumberingAfterBreak="0">
-    <w:nsid w:val="18AA66B1"/>
-    <w:multiLevelType w:val="multilevel"/>
-    <w:tmpl w:val="0409001D"/>
-    <w:lvl w:ilvl="0">
-      <w:start w:val="1"/>
-      <w:numFmt w:val="decimal"/>
-      <w:lvlText w:val="%1)"/>
-      <w:lvlJc w:val="left"/>
-      <w:pPr>
-        <w:tabs>
-          <w:tab w:val="num" w:pos="360"/>
-        </w:tabs>
-        <w:ind w:left="360" w:hanging="360"/>
-      </w:pPr>
-    </w:lvl>
-    <w:lvl w:ilvl="1">
-      <w:start w:val="1"/>
-      <w:numFmt w:val="lowerLetter"/>
-      <w:lvlText w:val="%2)"/>
-      <w:lvlJc w:val="left"/>
-      <w:pPr>
-        <w:tabs>
-          <w:tab w:val="num" w:pos="720"/>
-        </w:tabs>
-        <w:ind w:left="720" w:hanging="360"/>
-      </w:pPr>
-    </w:lvl>
-    <w:lvl w:ilvl="2">
-      <w:start w:val="1"/>
-      <w:numFmt w:val="lowerRoman"/>
-      <w:lvlText w:val="%3)"/>
-      <w:lvlJc w:val="left"/>
-      <w:pPr>
-        <w:tabs>
-          <w:tab w:val="num" w:pos="1080"/>
-        </w:tabs>
-        <w:ind w:left="1080" w:hanging="360"/>
-      </w:pPr>
-    </w:lvl>
-    <w:lvl w:ilvl="3">
-      <w:start w:val="1"/>
-      <w:numFmt w:val="decimal"/>
-      <w:lvlText w:val="(%4)"/>
-      <w:lvlJc w:val="left"/>
-      <w:pPr>
-        <w:tabs>
-          <w:tab w:val="num" w:pos="1440"/>
-        </w:tabs>
-        <w:ind w:left="1440" w:hanging="360"/>
-      </w:pPr>
-    </w:lvl>
-    <w:lvl w:ilvl="4">
-      <w:start w:val="1"/>
-      <w:numFmt w:val="lowerLetter"/>
-      <w:lvlText w:val="(%5)"/>
-      <w:lvlJc w:val="left"/>
-      <w:pPr>
-        <w:tabs>
-          <w:tab w:val="num" w:pos="1800"/>
-        </w:tabs>
-        <w:ind w:left="1800" w:hanging="360"/>
-      </w:pPr>
-    </w:lvl>
-    <w:lvl w:ilvl="5">
-      <w:start w:val="1"/>
-      <w:numFmt w:val="lowerRoman"/>
-      <w:lvlText w:val="(%6)"/>
-      <w:lvlJc w:val="left"/>
-      <w:pPr>
-        <w:tabs>
-          <w:tab w:val="num" w:pos="2160"/>
-        </w:tabs>
-        <w:ind w:left="2160" w:hanging="360"/>
-      </w:pPr>
-    </w:lvl>
-    <w:lvl w:ilvl="6">
-      <w:start w:val="1"/>
-      <w:numFmt w:val="decimal"/>
-      <w:lvlText w:val="%7."/>
-      <w:lvlJc w:val="left"/>
-      <w:pPr>
-        <w:tabs>
-          <w:tab w:val="num" w:pos="2520"/>
-        </w:tabs>
-        <w:ind w:left="2520" w:hanging="360"/>
-      </w:pPr>
-    </w:lvl>
-    <w:lvl w:ilvl="7">
-      <w:start w:val="1"/>
-      <w:numFmt w:val="lowerLetter"/>
-      <w:lvlText w:val="%8."/>
-      <w:lvlJc w:val="left"/>
-      <w:pPr>
-        <w:tabs>
-          <w:tab w:val="num" w:pos="2880"/>
-        </w:tabs>
-        <w:ind w:left="2880" w:hanging="360"/>
-      </w:pPr>
-    </w:lvl>
-    <w:lvl w:ilvl="8">
-      <w:start w:val="1"/>
-      <w:numFmt w:val="lowerRoman"/>
-      <w:lvlText w:val="%9."/>
-      <w:lvlJc w:val="left"/>
-      <w:pPr>
-        <w:tabs>
-          <w:tab w:val="num" w:pos="3240"/>
-        </w:tabs>
-        <w:ind w:left="3240" w:hanging="360"/>
-      </w:pPr>
-    </w:lvl>
-  </w:abstractNum>
-  <w:abstractNum w:abstractNumId="6" w15:restartNumberingAfterBreak="0">
-    <w:nsid w:val="193A753A"/>
-    <w:multiLevelType w:val="multilevel"/>
-    <w:tmpl w:val="0409001D"/>
-    <w:lvl w:ilvl="0">
-      <w:start w:val="1"/>
-      <w:numFmt w:val="decimal"/>
-      <w:lvlText w:val="%1)"/>
-      <w:lvlJc w:val="left"/>
-      <w:pPr>
-        <w:tabs>
-          <w:tab w:val="num" w:pos="360"/>
-        </w:tabs>
-        <w:ind w:left="360" w:hanging="360"/>
-      </w:pPr>
-    </w:lvl>
-    <w:lvl w:ilvl="1">
-      <w:start w:val="1"/>
-      <w:numFmt w:val="lowerLetter"/>
-      <w:lvlText w:val="%2)"/>
-      <w:lvlJc w:val="left"/>
-      <w:pPr>
-        <w:tabs>
-          <w:tab w:val="num" w:pos="720"/>
-        </w:tabs>
-        <w:ind w:left="720" w:hanging="360"/>
-      </w:pPr>
-    </w:lvl>
-    <w:lvl w:ilvl="2">
-      <w:start w:val="1"/>
-      <w:numFmt w:val="lowerRoman"/>
-      <w:lvlText w:val="%3)"/>
-      <w:lvlJc w:val="left"/>
-      <w:pPr>
-        <w:tabs>
-          <w:tab w:val="num" w:pos="1080"/>
-        </w:tabs>
-        <w:ind w:left="1080" w:hanging="360"/>
-      </w:pPr>
-    </w:lvl>
-    <w:lvl w:ilvl="3">
-      <w:start w:val="1"/>
-      <w:numFmt w:val="decimal"/>
-      <w:lvlText w:val="(%4)"/>
-      <w:lvlJc w:val="left"/>
-      <w:pPr>
-        <w:tabs>
-          <w:tab w:val="num" w:pos="1440"/>
-        </w:tabs>
-        <w:ind w:left="1440" w:hanging="360"/>
-      </w:pPr>
-    </w:lvl>
-    <w:lvl w:ilvl="4">
-      <w:start w:val="1"/>
-      <w:numFmt w:val="lowerLetter"/>
-      <w:lvlText w:val="(%5)"/>
-      <w:lvlJc w:val="left"/>
-      <w:pPr>
-        <w:tabs>
-          <w:tab w:val="num" w:pos="1800"/>
-        </w:tabs>
-        <w:ind w:left="1800" w:hanging="360"/>
-      </w:pPr>
-    </w:lvl>
-    <w:lvl w:ilvl="5">
-      <w:start w:val="1"/>
-      <w:numFmt w:val="lowerRoman"/>
-      <w:lvlText w:val="(%6)"/>
-      <w:lvlJc w:val="left"/>
-      <w:pPr>
-        <w:tabs>
-          <w:tab w:val="num" w:pos="2160"/>
-        </w:tabs>
-        <w:ind w:left="2160" w:hanging="360"/>
-      </w:pPr>
-    </w:lvl>
-    <w:lvl w:ilvl="6">
-      <w:start w:val="1"/>
-      <w:numFmt w:val="decimal"/>
-      <w:lvlText w:val="%7."/>
-      <w:lvlJc w:val="left"/>
-      <w:pPr>
-        <w:tabs>
-          <w:tab w:val="num" w:pos="2520"/>
-        </w:tabs>
-        <w:ind w:left="2520" w:hanging="360"/>
-      </w:pPr>
-    </w:lvl>
-    <w:lvl w:ilvl="7">
-      <w:start w:val="1"/>
-      <w:numFmt w:val="lowerLetter"/>
-      <w:lvlText w:val="%8."/>
-      <w:lvlJc w:val="left"/>
-      <w:pPr>
-        <w:tabs>
-          <w:tab w:val="num" w:pos="2880"/>
-        </w:tabs>
-        <w:ind w:left="2880" w:hanging="360"/>
-      </w:pPr>
-    </w:lvl>
-    <w:lvl w:ilvl="8">
-      <w:start w:val="1"/>
-      <w:numFmt w:val="lowerRoman"/>
-      <w:lvlText w:val="%9."/>
-      <w:lvlJc w:val="left"/>
-      <w:pPr>
-        <w:tabs>
-          <w:tab w:val="num" w:pos="3240"/>
-        </w:tabs>
-        <w:ind w:left="3240" w:hanging="360"/>
-      </w:pPr>
-    </w:lvl>
-  </w:abstractNum>
-  <w:abstractNum w:abstractNumId="7" w15:restartNumberingAfterBreak="0">
-    <w:nsid w:val="1F663730"/>
-    <w:multiLevelType w:val="multilevel"/>
-    <w:tmpl w:val="0409001D"/>
-    <w:lvl w:ilvl="0">
-      <w:start w:val="1"/>
-      <w:numFmt w:val="decimal"/>
-      <w:lvlText w:val="%1)"/>
-      <w:lvlJc w:val="left"/>
-      <w:pPr>
-        <w:tabs>
-          <w:tab w:val="num" w:pos="360"/>
-        </w:tabs>
-        <w:ind w:left="360" w:hanging="360"/>
-      </w:pPr>
-    </w:lvl>
-    <w:lvl w:ilvl="1">
-      <w:start w:val="1"/>
-      <w:numFmt w:val="lowerLetter"/>
-      <w:lvlText w:val="%2)"/>
-      <w:lvlJc w:val="left"/>
-      <w:pPr>
-        <w:tabs>
-          <w:tab w:val="num" w:pos="720"/>
-        </w:tabs>
-        <w:ind w:left="720" w:hanging="360"/>
-      </w:pPr>
-    </w:lvl>
-    <w:lvl w:ilvl="2">
-      <w:start w:val="1"/>
-      <w:numFmt w:val="lowerRoman"/>
-      <w:lvlText w:val="%3)"/>
-      <w:lvlJc w:val="left"/>
-      <w:pPr>
-        <w:tabs>
-          <w:tab w:val="num" w:pos="1080"/>
-        </w:tabs>
-        <w:ind w:left="1080" w:hanging="360"/>
-      </w:pPr>
-    </w:lvl>
-    <w:lvl w:ilvl="3">
-      <w:start w:val="1"/>
-      <w:numFmt w:val="decimal"/>
-      <w:lvlText w:val="(%4)"/>
-      <w:lvlJc w:val="left"/>
-      <w:pPr>
-        <w:tabs>
-          <w:tab w:val="num" w:pos="1440"/>
-        </w:tabs>
-        <w:ind w:left="1440" w:hanging="360"/>
-      </w:pPr>
-    </w:lvl>
-    <w:lvl w:ilvl="4">
-      <w:start w:val="1"/>
-      <w:numFmt w:val="lowerLetter"/>
-      <w:lvlText w:val="(%5)"/>
-      <w:lvlJc w:val="left"/>
-      <w:pPr>
-        <w:tabs>
-          <w:tab w:val="num" w:pos="1800"/>
-        </w:tabs>
-        <w:ind w:left="1800" w:hanging="360"/>
-      </w:pPr>
-    </w:lvl>
-    <w:lvl w:ilvl="5">
-      <w:start w:val="1"/>
-      <w:numFmt w:val="lowerRoman"/>
-      <w:lvlText w:val="(%6)"/>
-      <w:lvlJc w:val="left"/>
-      <w:pPr>
-        <w:tabs>
-          <w:tab w:val="num" w:pos="2160"/>
-        </w:tabs>
-        <w:ind w:left="2160" w:hanging="360"/>
-      </w:pPr>
-    </w:lvl>
-    <w:lvl w:ilvl="6">
-      <w:start w:val="1"/>
-      <w:numFmt w:val="decimal"/>
-      <w:lvlText w:val="%7."/>
-      <w:lvlJc w:val="left"/>
-      <w:pPr>
-        <w:tabs>
-          <w:tab w:val="num" w:pos="2520"/>
-        </w:tabs>
-        <w:ind w:left="2520" w:hanging="360"/>
-      </w:pPr>
-    </w:lvl>
-    <w:lvl w:ilvl="7">
-      <w:start w:val="1"/>
-      <w:numFmt w:val="lowerLetter"/>
-      <w:lvlText w:val="%8."/>
-      <w:lvlJc w:val="left"/>
-      <w:pPr>
-        <w:tabs>
-          <w:tab w:val="num" w:pos="2880"/>
-        </w:tabs>
-        <w:ind w:left="2880" w:hanging="360"/>
-      </w:pPr>
-    </w:lvl>
-    <w:lvl w:ilvl="8">
-      <w:start w:val="1"/>
-      <w:numFmt w:val="lowerRoman"/>
-      <w:lvlText w:val="%9."/>
-      <w:lvlJc w:val="left"/>
-      <w:pPr>
-        <w:tabs>
-          <w:tab w:val="num" w:pos="3240"/>
-        </w:tabs>
-        <w:ind w:left="3240" w:hanging="360"/>
-      </w:pPr>
-    </w:lvl>
-  </w:abstractNum>
-  <w:abstractNum w:abstractNumId="8" w15:restartNumberingAfterBreak="0">
-    <w:nsid w:val="20E35E79"/>
-    <w:multiLevelType w:val="multilevel"/>
-    <w:tmpl w:val="0409001D"/>
-    <w:lvl w:ilvl="0">
-      <w:start w:val="1"/>
-      <w:numFmt w:val="decimal"/>
-      <w:lvlText w:val="%1)"/>
-      <w:lvlJc w:val="left"/>
-      <w:pPr>
-        <w:tabs>
-          <w:tab w:val="num" w:pos="360"/>
-        </w:tabs>
-        <w:ind w:left="360" w:hanging="360"/>
-      </w:pPr>
-    </w:lvl>
-    <w:lvl w:ilvl="1">
-      <w:start w:val="1"/>
-      <w:numFmt w:val="lowerLetter"/>
-      <w:lvlText w:val="%2)"/>
-      <w:lvlJc w:val="left"/>
-      <w:pPr>
-        <w:tabs>
-          <w:tab w:val="num" w:pos="720"/>
-        </w:tabs>
-        <w:ind w:left="720" w:hanging="360"/>
-      </w:pPr>
-    </w:lvl>
-    <w:lvl w:ilvl="2">
-      <w:start w:val="1"/>
-      <w:numFmt w:val="lowerRoman"/>
-      <w:lvlText w:val="%3)"/>
-      <w:lvlJc w:val="left"/>
-      <w:pPr>
-        <w:tabs>
-          <w:tab w:val="num" w:pos="1080"/>
-        </w:tabs>
-        <w:ind w:left="1080" w:hanging="360"/>
-      </w:pPr>
-    </w:lvl>
-    <w:lvl w:ilvl="3">
-      <w:start w:val="1"/>
-      <w:numFmt w:val="decimal"/>
-      <w:lvlText w:val="(%4)"/>
-      <w:lvlJc w:val="left"/>
-      <w:pPr>
-        <w:tabs>
-          <w:tab w:val="num" w:pos="1440"/>
-        </w:tabs>
-        <w:ind w:left="1440" w:hanging="360"/>
-      </w:pPr>
-    </w:lvl>
-    <w:lvl w:ilvl="4">
-      <w:start w:val="1"/>
-      <w:numFmt w:val="lowerLetter"/>
-      <w:lvlText w:val="(%5)"/>
-      <w:lvlJc w:val="left"/>
-      <w:pPr>
-        <w:tabs>
-          <w:tab w:val="num" w:pos="1800"/>
-        </w:tabs>
-        <w:ind w:left="1800" w:hanging="360"/>
-      </w:pPr>
-    </w:lvl>
-    <w:lvl w:ilvl="5">
-      <w:start w:val="1"/>
-      <w:numFmt w:val="lowerRoman"/>
-      <w:lvlText w:val="(%6)"/>
-      <w:lvlJc w:val="left"/>
-      <w:pPr>
-        <w:tabs>
-          <w:tab w:val="num" w:pos="2160"/>
-        </w:tabs>
-        <w:ind w:left="2160" w:hanging="360"/>
-      </w:pPr>
-    </w:lvl>
-    <w:lvl w:ilvl="6">
-      <w:start w:val="1"/>
-      <w:numFmt w:val="decimal"/>
-      <w:lvlText w:val="%7."/>
-      <w:lvlJc w:val="left"/>
-      <w:pPr>
-        <w:tabs>
-          <w:tab w:val="num" w:pos="2520"/>
-        </w:tabs>
-        <w:ind w:left="2520" w:hanging="360"/>
-      </w:pPr>
-    </w:lvl>
-    <w:lvl w:ilvl="7">
-      <w:start w:val="1"/>
-      <w:numFmt w:val="lowerLetter"/>
-      <w:lvlText w:val="%8."/>
-      <w:lvlJc w:val="left"/>
-      <w:pPr>
-        <w:tabs>
-          <w:tab w:val="num" w:pos="2880"/>
-        </w:tabs>
-        <w:ind w:left="2880" w:hanging="360"/>
-      </w:pPr>
-    </w:lvl>
-    <w:lvl w:ilvl="8">
-      <w:start w:val="1"/>
-      <w:numFmt w:val="lowerRoman"/>
-      <w:lvlText w:val="%9."/>
-      <w:lvlJc w:val="left"/>
-      <w:pPr>
-        <w:tabs>
-          <w:tab w:val="num" w:pos="3240"/>
-        </w:tabs>
-        <w:ind w:left="3240" w:hanging="360"/>
-      </w:pPr>
-    </w:lvl>
-  </w:abstractNum>
-  <w:abstractNum w:abstractNumId="9" w15:restartNumberingAfterBreak="0">
-    <w:nsid w:val="24F63488"/>
-    <w:multiLevelType w:val="multilevel"/>
-    <w:tmpl w:val="0409001D"/>
-    <w:lvl w:ilvl="0">
-      <w:start w:val="1"/>
-      <w:numFmt w:val="decimal"/>
-      <w:lvlText w:val="%1)"/>
-      <w:lvlJc w:val="left"/>
-      <w:pPr>
-        <w:tabs>
-          <w:tab w:val="num" w:pos="360"/>
-        </w:tabs>
-        <w:ind w:left="360" w:hanging="360"/>
-      </w:pPr>
-    </w:lvl>
-    <w:lvl w:ilvl="1">
-      <w:start w:val="1"/>
-      <w:numFmt w:val="lowerLetter"/>
-      <w:lvlText w:val="%2)"/>
-      <w:lvlJc w:val="left"/>
-      <w:pPr>
-        <w:tabs>
-          <w:tab w:val="num" w:pos="720"/>
-        </w:tabs>
-        <w:ind w:left="720" w:hanging="360"/>
-      </w:pPr>
-    </w:lvl>
-    <w:lvl w:ilvl="2">
-      <w:start w:val="1"/>
-      <w:numFmt w:val="lowerRoman"/>
-      <w:lvlText w:val="%3)"/>
-      <w:lvlJc w:val="left"/>
-      <w:pPr>
-        <w:tabs>
-          <w:tab w:val="num" w:pos="1080"/>
-        </w:tabs>
-        <w:ind w:left="1080" w:hanging="360"/>
-      </w:pPr>
-    </w:lvl>
-    <w:lvl w:ilvl="3">
-      <w:start w:val="1"/>
-      <w:numFmt w:val="decimal"/>
-      <w:lvlText w:val="(%4)"/>
-      <w:lvlJc w:val="left"/>
-      <w:pPr>
-        <w:tabs>
-          <w:tab w:val="num" w:pos="1440"/>
-        </w:tabs>
-        <w:ind w:left="1440" w:hanging="360"/>
-      </w:pPr>
-    </w:lvl>
-    <w:lvl w:ilvl="4">
-      <w:start w:val="1"/>
-      <w:numFmt w:val="lowerLetter"/>
-      <w:lvlText w:val="(%5)"/>
-      <w:lvlJc w:val="left"/>
-      <w:pPr>
-        <w:tabs>
-          <w:tab w:val="num" w:pos="1800"/>
-        </w:tabs>
-        <w:ind w:left="1800" w:hanging="360"/>
-      </w:pPr>
-    </w:lvl>
-    <w:lvl w:ilvl="5">
-      <w:start w:val="1"/>
-      <w:numFmt w:val="lowerRoman"/>
-      <w:lvlText w:val="(%6)"/>
-      <w:lvlJc w:val="left"/>
-      <w:pPr>
-        <w:tabs>
-          <w:tab w:val="num" w:pos="2160"/>
-        </w:tabs>
-        <w:ind w:left="2160" w:hanging="360"/>
-      </w:pPr>
-    </w:lvl>
-    <w:lvl w:ilvl="6">
-      <w:start w:val="1"/>
-      <w:numFmt w:val="decimal"/>
-      <w:lvlText w:val="%7."/>
-      <w:lvlJc w:val="left"/>
-      <w:pPr>
-        <w:tabs>
-          <w:tab w:val="num" w:pos="2520"/>
-        </w:tabs>
-        <w:ind w:left="2520" w:hanging="360"/>
-      </w:pPr>
-    </w:lvl>
-    <w:lvl w:ilvl="7">
-      <w:start w:val="1"/>
-      <w:numFmt w:val="lowerLetter"/>
-      <w:lvlText w:val="%8."/>
-      <w:lvlJc w:val="left"/>
-      <w:pPr>
-        <w:tabs>
-          <w:tab w:val="num" w:pos="2880"/>
-        </w:tabs>
-        <w:ind w:left="2880" w:hanging="360"/>
-      </w:pPr>
-    </w:lvl>
-    <w:lvl w:ilvl="8">
-      <w:start w:val="1"/>
-      <w:numFmt w:val="lowerRoman"/>
-      <w:lvlText w:val="%9."/>
-      <w:lvlJc w:val="left"/>
-      <w:pPr>
-        <w:tabs>
-          <w:tab w:val="num" w:pos="3240"/>
-        </w:tabs>
-        <w:ind w:left="3240" w:hanging="360"/>
-      </w:pPr>
-    </w:lvl>
-  </w:abstractNum>
-  <w:abstractNum w:abstractNumId="10" w15:restartNumberingAfterBreak="0">
-    <w:nsid w:val="25666F6D"/>
-    <w:multiLevelType w:val="multilevel"/>
-    <w:tmpl w:val="0409001D"/>
-    <w:lvl w:ilvl="0">
-      <w:start w:val="1"/>
-      <w:numFmt w:val="decimal"/>
-      <w:lvlText w:val="%1)"/>
-      <w:lvlJc w:val="left"/>
-      <w:pPr>
-        <w:tabs>
-          <w:tab w:val="num" w:pos="360"/>
-        </w:tabs>
-        <w:ind w:left="360" w:hanging="360"/>
-      </w:pPr>
-    </w:lvl>
-    <w:lvl w:ilvl="1">
-      <w:start w:val="1"/>
-      <w:numFmt w:val="lowerLetter"/>
-      <w:lvlText w:val="%2)"/>
-      <w:lvlJc w:val="left"/>
-      <w:pPr>
-        <w:tabs>
-          <w:tab w:val="num" w:pos="720"/>
-        </w:tabs>
-        <w:ind w:left="720" w:hanging="360"/>
-      </w:pPr>
-    </w:lvl>
-    <w:lvl w:ilvl="2">
-      <w:start w:val="1"/>
-      <w:numFmt w:val="lowerRoman"/>
-      <w:lvlText w:val="%3)"/>
-      <w:lvlJc w:val="left"/>
-      <w:pPr>
-        <w:tabs>
-          <w:tab w:val="num" w:pos="1080"/>
-        </w:tabs>
-        <w:ind w:left="1080" w:hanging="360"/>
-      </w:pPr>
-    </w:lvl>
-    <w:lvl w:ilvl="3">
-      <w:start w:val="1"/>
-      <w:numFmt w:val="decimal"/>
-      <w:lvlText w:val="(%4)"/>
-      <w:lvlJc w:val="left"/>
-      <w:pPr>
-        <w:tabs>
-          <w:tab w:val="num" w:pos="1440"/>
-        </w:tabs>
-        <w:ind w:left="1440" w:hanging="360"/>
-      </w:pPr>
-    </w:lvl>
-    <w:lvl w:ilvl="4">
-      <w:start w:val="1"/>
-      <w:numFmt w:val="lowerLetter"/>
-      <w:lvlText w:val="(%5)"/>
-      <w:lvlJc w:val="left"/>
-      <w:pPr>
-        <w:tabs>
-          <w:tab w:val="num" w:pos="1800"/>
-        </w:tabs>
-        <w:ind w:left="1800" w:hanging="360"/>
-      </w:pPr>
-    </w:lvl>
-    <w:lvl w:ilvl="5">
-      <w:start w:val="1"/>
-      <w:numFmt w:val="lowerRoman"/>
-      <w:lvlText w:val="(%6)"/>
-      <w:lvlJc w:val="left"/>
-      <w:pPr>
-        <w:tabs>
-          <w:tab w:val="num" w:pos="2160"/>
-        </w:tabs>
-        <w:ind w:left="2160" w:hanging="360"/>
-      </w:pPr>
-    </w:lvl>
-    <w:lvl w:ilvl="6">
-      <w:start w:val="1"/>
-      <w:numFmt w:val="decimal"/>
-      <w:lvlText w:val="%7."/>
-      <w:lvlJc w:val="left"/>
-      <w:pPr>
-        <w:tabs>
-          <w:tab w:val="num" w:pos="2520"/>
-        </w:tabs>
-        <w:ind w:left="2520" w:hanging="360"/>
-      </w:pPr>
-    </w:lvl>
-    <w:lvl w:ilvl="7">
-      <w:start w:val="1"/>
-      <w:numFmt w:val="lowerLetter"/>
-      <w:lvlText w:val="%8."/>
-      <w:lvlJc w:val="left"/>
-      <w:pPr>
-        <w:tabs>
-          <w:tab w:val="num" w:pos="2880"/>
-        </w:tabs>
-        <w:ind w:left="2880" w:hanging="360"/>
-      </w:pPr>
-    </w:lvl>
-    <w:lvl w:ilvl="8">
-      <w:start w:val="1"/>
-      <w:numFmt w:val="lowerRoman"/>
-      <w:lvlText w:val="%9."/>
-      <w:lvlJc w:val="left"/>
-      <w:pPr>
-        <w:tabs>
-          <w:tab w:val="num" w:pos="3240"/>
-        </w:tabs>
-        <w:ind w:left="3240" w:hanging="360"/>
-      </w:pPr>
-    </w:lvl>
-  </w:abstractNum>
-  <w:abstractNum w:abstractNumId="11" w15:restartNumberingAfterBreak="0">
-    <w:nsid w:val="26954B4C"/>
-    <w:multiLevelType w:val="multilevel"/>
-    <w:tmpl w:val="0409001D"/>
-    <w:lvl w:ilvl="0">
-      <w:start w:val="1"/>
-      <w:numFmt w:val="decimal"/>
-      <w:lvlText w:val="%1)"/>
-      <w:lvlJc w:val="left"/>
-      <w:pPr>
-        <w:tabs>
-          <w:tab w:val="num" w:pos="360"/>
-        </w:tabs>
-        <w:ind w:left="360" w:hanging="360"/>
-      </w:pPr>
-    </w:lvl>
-    <w:lvl w:ilvl="1">
-      <w:start w:val="1"/>
-      <w:numFmt w:val="lowerLetter"/>
-      <w:lvlText w:val="%2)"/>
-      <w:lvlJc w:val="left"/>
-      <w:pPr>
-        <w:tabs>
-          <w:tab w:val="num" w:pos="720"/>
-        </w:tabs>
-        <w:ind w:left="720" w:hanging="360"/>
-      </w:pPr>
-    </w:lvl>
-    <w:lvl w:ilvl="2">
-      <w:start w:val="1"/>
-      <w:numFmt w:val="lowerRoman"/>
-      <w:lvlText w:val="%3)"/>
-      <w:lvlJc w:val="left"/>
-      <w:pPr>
-        <w:tabs>
-          <w:tab w:val="num" w:pos="1080"/>
-        </w:tabs>
-        <w:ind w:left="1080" w:hanging="360"/>
-      </w:pPr>
-    </w:lvl>
-    <w:lvl w:ilvl="3">
-      <w:start w:val="1"/>
-      <w:numFmt w:val="decimal"/>
-      <w:lvlText w:val="(%4)"/>
-      <w:lvlJc w:val="left"/>
-      <w:pPr>
-        <w:tabs>
-          <w:tab w:val="num" w:pos="1440"/>
-        </w:tabs>
-        <w:ind w:left="1440" w:hanging="360"/>
-      </w:pPr>
-    </w:lvl>
-    <w:lvl w:ilvl="4">
-      <w:start w:val="1"/>
-      <w:numFmt w:val="lowerLetter"/>
-      <w:lvlText w:val="(%5)"/>
-      <w:lvlJc w:val="left"/>
-      <w:pPr>
-        <w:tabs>
-          <w:tab w:val="num" w:pos="1800"/>
-        </w:tabs>
-        <w:ind w:left="1800" w:hanging="360"/>
-      </w:pPr>
-    </w:lvl>
-    <w:lvl w:ilvl="5">
-      <w:start w:val="1"/>
-      <w:numFmt w:val="lowerRoman"/>
-      <w:lvlText w:val="(%6)"/>
-      <w:lvlJc w:val="left"/>
-      <w:pPr>
-        <w:tabs>
-          <w:tab w:val="num" w:pos="2160"/>
-        </w:tabs>
-        <w:ind w:left="2160" w:hanging="360"/>
-      </w:pPr>
-    </w:lvl>
-    <w:lvl w:ilvl="6">
-      <w:start w:val="1"/>
-      <w:numFmt w:val="decimal"/>
-      <w:lvlText w:val="%7."/>
-      <w:lvlJc w:val="left"/>
-      <w:pPr>
-        <w:tabs>
-          <w:tab w:val="num" w:pos="2520"/>
-        </w:tabs>
-        <w:ind w:left="2520" w:hanging="360"/>
-      </w:pPr>
-    </w:lvl>
-    <w:lvl w:ilvl="7">
-      <w:start w:val="1"/>
-      <w:numFmt w:val="lowerLetter"/>
-      <w:lvlText w:val="%8."/>
-      <w:lvlJc w:val="left"/>
-      <w:pPr>
-        <w:tabs>
-          <w:tab w:val="num" w:pos="2880"/>
-        </w:tabs>
-        <w:ind w:left="2880" w:hanging="360"/>
-      </w:pPr>
-    </w:lvl>
-    <w:lvl w:ilvl="8">
-      <w:start w:val="1"/>
-      <w:numFmt w:val="lowerRoman"/>
-      <w:lvlText w:val="%9."/>
-      <w:lvlJc w:val="left"/>
-      <w:pPr>
-        <w:tabs>
-          <w:tab w:val="num" w:pos="3240"/>
-        </w:tabs>
-        <w:ind w:left="3240" w:hanging="360"/>
-      </w:pPr>
-    </w:lvl>
-  </w:abstractNum>
-  <w:abstractNum w:abstractNumId="12" w15:restartNumberingAfterBreak="0">
-    <w:nsid w:val="28CD0B75"/>
-    <w:multiLevelType w:val="multilevel"/>
-    <w:tmpl w:val="0409001D"/>
-    <w:lvl w:ilvl="0">
-      <w:start w:val="1"/>
-      <w:numFmt w:val="decimal"/>
-      <w:lvlText w:val="%1)"/>
-      <w:lvlJc w:val="left"/>
-      <w:pPr>
-        <w:tabs>
-          <w:tab w:val="num" w:pos="360"/>
-        </w:tabs>
-        <w:ind w:left="360" w:hanging="360"/>
-      </w:pPr>
-    </w:lvl>
-    <w:lvl w:ilvl="1">
-      <w:start w:val="1"/>
-      <w:numFmt w:val="lowerLetter"/>
-      <w:lvlText w:val="%2)"/>
-      <w:lvlJc w:val="left"/>
-      <w:pPr>
-        <w:tabs>
-          <w:tab w:val="num" w:pos="720"/>
-        </w:tabs>
-        <w:ind w:left="720" w:hanging="360"/>
-      </w:pPr>
-    </w:lvl>
-    <w:lvl w:ilvl="2">
-      <w:start w:val="1"/>
-      <w:numFmt w:val="lowerRoman"/>
-      <w:lvlText w:val="%3)"/>
-      <w:lvlJc w:val="left"/>
-      <w:pPr>
-        <w:tabs>
-          <w:tab w:val="num" w:pos="1080"/>
-        </w:tabs>
-        <w:ind w:left="1080" w:hanging="360"/>
-      </w:pPr>
-    </w:lvl>
-    <w:lvl w:ilvl="3">
-      <w:start w:val="1"/>
-      <w:numFmt w:val="decimal"/>
-      <w:lvlText w:val="(%4)"/>
-      <w:lvlJc w:val="left"/>
-      <w:pPr>
-        <w:tabs>
-          <w:tab w:val="num" w:pos="1440"/>
-        </w:tabs>
-        <w:ind w:left="1440" w:hanging="360"/>
-      </w:pPr>
-    </w:lvl>
-    <w:lvl w:ilvl="4">
-      <w:start w:val="1"/>
-      <w:numFmt w:val="lowerLetter"/>
-      <w:lvlText w:val="(%5)"/>
-      <w:lvlJc w:val="left"/>
-      <w:pPr>
-        <w:tabs>
-          <w:tab w:val="num" w:pos="1800"/>
-        </w:tabs>
-        <w:ind w:left="1800" w:hanging="360"/>
-      </w:pPr>
-    </w:lvl>
-    <w:lvl w:ilvl="5">
-      <w:start w:val="1"/>
-      <w:numFmt w:val="lowerRoman"/>
-      <w:lvlText w:val="(%6)"/>
-      <w:lvlJc w:val="left"/>
-      <w:pPr>
-        <w:tabs>
-          <w:tab w:val="num" w:pos="2160"/>
-        </w:tabs>
-        <w:ind w:left="2160" w:hanging="360"/>
-      </w:pPr>
-    </w:lvl>
-    <w:lvl w:ilvl="6">
-      <w:start w:val="1"/>
-      <w:numFmt w:val="decimal"/>
-      <w:lvlText w:val="%7."/>
-      <w:lvlJc w:val="left"/>
-      <w:pPr>
-        <w:tabs>
-          <w:tab w:val="num" w:pos="2520"/>
-        </w:tabs>
-        <w:ind w:left="2520" w:hanging="360"/>
-      </w:pPr>
-    </w:lvl>
-    <w:lvl w:ilvl="7">
-      <w:start w:val="1"/>
-      <w:numFmt w:val="lowerLetter"/>
-      <w:lvlText w:val="%8."/>
-      <w:lvlJc w:val="left"/>
-      <w:pPr>
-        <w:tabs>
-          <w:tab w:val="num" w:pos="2880"/>
-        </w:tabs>
-        <w:ind w:left="2880" w:hanging="360"/>
-      </w:pPr>
-    </w:lvl>
-    <w:lvl w:ilvl="8">
-      <w:start w:val="1"/>
-      <w:numFmt w:val="lowerRoman"/>
-      <w:lvlText w:val="%9."/>
-      <w:lvlJc w:val="left"/>
-      <w:pPr>
-        <w:tabs>
-          <w:tab w:val="num" w:pos="3240"/>
-        </w:tabs>
-        <w:ind w:left="3240" w:hanging="360"/>
-      </w:pPr>
-    </w:lvl>
-  </w:abstractNum>
-  <w:abstractNum w:abstractNumId="13" w15:restartNumberingAfterBreak="0">
-    <w:nsid w:val="2C1F4AF4"/>
-    <w:multiLevelType w:val="multilevel"/>
-    <w:tmpl w:val="0409001D"/>
-    <w:lvl w:ilvl="0">
-      <w:start w:val="1"/>
-      <w:numFmt w:val="decimal"/>
-      <w:lvlText w:val="%1)"/>
-      <w:lvlJc w:val="left"/>
-      <w:pPr>
-        <w:tabs>
-          <w:tab w:val="num" w:pos="360"/>
-        </w:tabs>
-        <w:ind w:left="360" w:hanging="360"/>
-      </w:pPr>
-      <w:rPr>
-        <w:rFonts w:hint="default"/>
-      </w:rPr>
-    </w:lvl>
-    <w:lvl w:ilvl="1">
-      <w:start w:val="1"/>
-      <w:numFmt w:val="lowerLetter"/>
-      <w:lvlText w:val="%2)"/>
-      <w:lvlJc w:val="left"/>
-      <w:pPr>
-        <w:tabs>
-          <w:tab w:val="num" w:pos="720"/>
-        </w:tabs>
-        <w:ind w:left="720" w:hanging="360"/>
-      </w:pPr>
-      <w:rPr>
-        <w:rFonts w:hint="default"/>
-      </w:rPr>
-    </w:lvl>
-    <w:lvl w:ilvl="2">
-      <w:start w:val="1"/>
-      <w:numFmt w:val="lowerRoman"/>
-      <w:lvlText w:val="%3)"/>
-      <w:lvlJc w:val="left"/>
-      <w:pPr>
-        <w:tabs>
-          <w:tab w:val="num" w:pos="1080"/>
-        </w:tabs>
-        <w:ind w:left="1080" w:hanging="360"/>
-      </w:pPr>
-      <w:rPr>
-        <w:rFonts w:hint="default"/>
-      </w:rPr>
-    </w:lvl>
-    <w:lvl w:ilvl="3">
-      <w:start w:val="1"/>
-      <w:numFmt w:val="decimal"/>
-      <w:lvlText w:val="(%4)"/>
-      <w:lvlJc w:val="left"/>
-      <w:pPr>
-        <w:tabs>
-          <w:tab w:val="num" w:pos="1440"/>
-        </w:tabs>
-        <w:ind w:left="1440" w:hanging="360"/>
-      </w:pPr>
-      <w:rPr>
-        <w:rFonts w:hint="default"/>
-      </w:rPr>
-    </w:lvl>
-    <w:lvl w:ilvl="4">
-      <w:start w:val="1"/>
-      <w:numFmt w:val="lowerLetter"/>
-      <w:lvlText w:val="(%5)"/>
-      <w:lvlJc w:val="left"/>
-      <w:pPr>
-        <w:tabs>
-          <w:tab w:val="num" w:pos="1800"/>
-        </w:tabs>
-        <w:ind w:left="1800" w:hanging="360"/>
-      </w:pPr>
-      <w:rPr>
-        <w:rFonts w:hint="default"/>
-      </w:rPr>
-    </w:lvl>
-    <w:lvl w:ilvl="5">
-      <w:start w:val="1"/>
-      <w:numFmt w:val="lowerRoman"/>
-      <w:lvlText w:val="(%6)"/>
-      <w:lvlJc w:val="left"/>
-      <w:pPr>
-        <w:tabs>
-          <w:tab w:val="num" w:pos="2160"/>
-        </w:tabs>
-        <w:ind w:left="2160" w:hanging="360"/>
-      </w:pPr>
-      <w:rPr>
-        <w:rFonts w:hint="default"/>
-      </w:rPr>
-    </w:lvl>
-    <w:lvl w:ilvl="6">
-      <w:start w:val="1"/>
-      <w:numFmt w:val="decimal"/>
-      <w:lvlText w:val="%7."/>
-      <w:lvlJc w:val="left"/>
-      <w:pPr>
-        <w:tabs>
-          <w:tab w:val="num" w:pos="2520"/>
-        </w:tabs>
-        <w:ind w:left="2520" w:hanging="360"/>
-      </w:pPr>
-      <w:rPr>
-        <w:rFonts w:hint="default"/>
-      </w:rPr>
-    </w:lvl>
-    <w:lvl w:ilvl="7">
-      <w:start w:val="1"/>
-      <w:numFmt w:val="lowerLetter"/>
-      <w:lvlText w:val="%8."/>
-      <w:lvlJc w:val="left"/>
-      <w:pPr>
-        <w:tabs>
-          <w:tab w:val="num" w:pos="2880"/>
-        </w:tabs>
-        <w:ind w:left="2880" w:hanging="360"/>
-      </w:pPr>
-      <w:rPr>
-        <w:rFonts w:hint="default"/>
-      </w:rPr>
-    </w:lvl>
-    <w:lvl w:ilvl="8">
-      <w:start w:val="1"/>
-      <w:numFmt w:val="lowerRoman"/>
-      <w:lvlText w:val="%9."/>
-      <w:lvlJc w:val="left"/>
-      <w:pPr>
-        <w:tabs>
-          <w:tab w:val="num" w:pos="3240"/>
-        </w:tabs>
-        <w:ind w:left="3240" w:hanging="360"/>
-      </w:pPr>
-      <w:rPr>
-        <w:rFonts w:hint="default"/>
-      </w:rPr>
-    </w:lvl>
-  </w:abstractNum>
-  <w:abstractNum w:abstractNumId="14" w15:restartNumberingAfterBreak="0">
-    <w:nsid w:val="2FD37CF1"/>
-    <w:multiLevelType w:val="multilevel"/>
-    <w:tmpl w:val="0409001D"/>
-    <w:lvl w:ilvl="0">
-      <w:start w:val="1"/>
-      <w:numFmt w:val="decimal"/>
-      <w:lvlText w:val="%1)"/>
-      <w:lvlJc w:val="left"/>
-      <w:pPr>
-        <w:tabs>
-          <w:tab w:val="num" w:pos="360"/>
-        </w:tabs>
-        <w:ind w:left="360" w:hanging="360"/>
-      </w:pPr>
-    </w:lvl>
-    <w:lvl w:ilvl="1">
-      <w:start w:val="1"/>
-      <w:numFmt w:val="lowerLetter"/>
-      <w:lvlText w:val="%2)"/>
-      <w:lvlJc w:val="left"/>
-      <w:pPr>
-        <w:tabs>
-          <w:tab w:val="num" w:pos="720"/>
-        </w:tabs>
-        <w:ind w:left="720" w:hanging="360"/>
-      </w:pPr>
-    </w:lvl>
-    <w:lvl w:ilvl="2">
-      <w:start w:val="1"/>
-      <w:numFmt w:val="lowerRoman"/>
-      <w:lvlText w:val="%3)"/>
-      <w:lvlJc w:val="left"/>
-      <w:pPr>
-        <w:tabs>
-          <w:tab w:val="num" w:pos="1080"/>
-        </w:tabs>
-        <w:ind w:left="1080" w:hanging="360"/>
-      </w:pPr>
-    </w:lvl>
-    <w:lvl w:ilvl="3">
-      <w:start w:val="1"/>
-      <w:numFmt w:val="decimal"/>
-      <w:lvlText w:val="(%4)"/>
-      <w:lvlJc w:val="left"/>
-      <w:pPr>
-        <w:tabs>
-          <w:tab w:val="num" w:pos="1440"/>
-        </w:tabs>
-        <w:ind w:left="1440" w:hanging="360"/>
-      </w:pPr>
-    </w:lvl>
-    <w:lvl w:ilvl="4">
-      <w:start w:val="1"/>
-      <w:numFmt w:val="lowerLetter"/>
-      <w:lvlText w:val="(%5)"/>
-      <w:lvlJc w:val="left"/>
-      <w:pPr>
-        <w:tabs>
-          <w:tab w:val="num" w:pos="1800"/>
-        </w:tabs>
-        <w:ind w:left="1800" w:hanging="360"/>
-      </w:pPr>
-    </w:lvl>
-    <w:lvl w:ilvl="5">
-      <w:start w:val="1"/>
-      <w:numFmt w:val="lowerRoman"/>
-      <w:lvlText w:val="(%6)"/>
-      <w:lvlJc w:val="left"/>
-      <w:pPr>
-        <w:tabs>
-          <w:tab w:val="num" w:pos="2160"/>
-        </w:tabs>
-        <w:ind w:left="2160" w:hanging="360"/>
-      </w:pPr>
-    </w:lvl>
-    <w:lvl w:ilvl="6">
-      <w:start w:val="1"/>
-      <w:numFmt w:val="decimal"/>
-      <w:lvlText w:val="%7."/>
-      <w:lvlJc w:val="left"/>
-      <w:pPr>
-        <w:tabs>
-          <w:tab w:val="num" w:pos="2520"/>
-        </w:tabs>
-        <w:ind w:left="2520" w:hanging="360"/>
-      </w:pPr>
-    </w:lvl>
-    <w:lvl w:ilvl="7">
-      <w:start w:val="1"/>
-      <w:numFmt w:val="lowerLetter"/>
-      <w:lvlText w:val="%8."/>
-      <w:lvlJc w:val="left"/>
-      <w:pPr>
-        <w:tabs>
-          <w:tab w:val="num" w:pos="2880"/>
-        </w:tabs>
-        <w:ind w:left="2880" w:hanging="360"/>
-      </w:pPr>
-    </w:lvl>
-    <w:lvl w:ilvl="8">
-      <w:start w:val="1"/>
-      <w:numFmt w:val="lowerRoman"/>
-      <w:lvlText w:val="%9."/>
-      <w:lvlJc w:val="left"/>
-      <w:pPr>
-        <w:tabs>
-          <w:tab w:val="num" w:pos="3240"/>
-        </w:tabs>
-        <w:ind w:left="3240" w:hanging="360"/>
-      </w:pPr>
-    </w:lvl>
-  </w:abstractNum>
-  <w:abstractNum w:abstractNumId="15" w15:restartNumberingAfterBreak="0">
-    <w:nsid w:val="33AA48CA"/>
-    <w:multiLevelType w:val="hybridMultilevel"/>
-    <w:tmpl w:val="84147AB0"/>
-    <w:lvl w:ilvl="0" w:tplc="0409000F">
-      <w:start w:val="1"/>
-      <w:numFmt w:val="decimal"/>
-      <w:lvlText w:val="%1."/>
-      <w:lvlJc w:val="left"/>
-      <w:pPr>
-        <w:ind w:left="720" w:hanging="360"/>
-      </w:pPr>
-    </w:lvl>
-    <w:lvl w:ilvl="1" w:tplc="04090019" w:tentative="1">
-      <w:start w:val="1"/>
-      <w:numFmt w:val="lowerLetter"/>
-      <w:lvlText w:val="%2."/>
-      <w:lvlJc w:val="left"/>
-      <w:pPr>
-        <w:ind w:left="1440" w:hanging="360"/>
-      </w:pPr>
-    </w:lvl>
-    <w:lvl w:ilvl="2" w:tplc="0409001B" w:tentative="1">
-      <w:start w:val="1"/>
-      <w:numFmt w:val="lowerRoman"/>
-      <w:lvlText w:val="%3."/>
-      <w:lvlJc w:val="right"/>
-      <w:pPr>
-        <w:ind w:left="2160" w:hanging="180"/>
-      </w:pPr>
-    </w:lvl>
-    <w:lvl w:ilvl="3" w:tplc="0409000F" w:tentative="1">
-      <w:start w:val="1"/>
-      <w:numFmt w:val="decimal"/>
-      <w:lvlText w:val="%4."/>
-      <w:lvlJc w:val="left"/>
-      <w:pPr>
-        <w:ind w:left="2880" w:hanging="360"/>
-      </w:pPr>
-    </w:lvl>
-    <w:lvl w:ilvl="4" w:tplc="04090019" w:tentative="1">
-      <w:start w:val="1"/>
-      <w:numFmt w:val="lowerLetter"/>
-      <w:lvlText w:val="%5."/>
-      <w:lvlJc w:val="left"/>
-      <w:pPr>
-        <w:ind w:left="3600" w:hanging="360"/>
-      </w:pPr>
-    </w:lvl>
-    <w:lvl w:ilvl="5" w:tplc="0409001B" w:tentative="1">
-      <w:start w:val="1"/>
-      <w:numFmt w:val="lowerRoman"/>
-      <w:lvlText w:val="%6."/>
-      <w:lvlJc w:val="right"/>
-      <w:pPr>
-        <w:ind w:left="4320" w:hanging="180"/>
-      </w:pPr>
-    </w:lvl>
-    <w:lvl w:ilvl="6" w:tplc="0409000F" w:tentative="1">
-      <w:start w:val="1"/>
-      <w:numFmt w:val="decimal"/>
-      <w:lvlText w:val="%7."/>
-      <w:lvlJc w:val="left"/>
-      <w:pPr>
-        <w:ind w:left="5040" w:hanging="360"/>
-      </w:pPr>
-    </w:lvl>
-    <w:lvl w:ilvl="7" w:tplc="04090019" w:tentative="1">
-      <w:start w:val="1"/>
-      <w:numFmt w:val="lowerLetter"/>
-      <w:lvlText w:val="%8."/>
-      <w:lvlJc w:val="left"/>
-      <w:pPr>
-        <w:ind w:left="5760" w:hanging="360"/>
-      </w:pPr>
-    </w:lvl>
-    <w:lvl w:ilvl="8" w:tplc="0409001B" w:tentative="1">
-      <w:start w:val="1"/>
-      <w:numFmt w:val="lowerRoman"/>
-      <w:lvlText w:val="%9."/>
-      <w:lvlJc w:val="right"/>
-      <w:pPr>
-        <w:ind w:left="6480" w:hanging="180"/>
-      </w:pPr>
-    </w:lvl>
-  </w:abstractNum>
-  <w:abstractNum w:abstractNumId="16" w15:restartNumberingAfterBreak="0">
-    <w:nsid w:val="37114E39"/>
-    <w:multiLevelType w:val="multilevel"/>
-    <w:tmpl w:val="0409001D"/>
-    <w:lvl w:ilvl="0">
-      <w:start w:val="1"/>
-      <w:numFmt w:val="decimal"/>
-      <w:lvlText w:val="%1)"/>
-      <w:lvlJc w:val="left"/>
-      <w:pPr>
-        <w:tabs>
-          <w:tab w:val="num" w:pos="360"/>
-        </w:tabs>
-        <w:ind w:left="360" w:hanging="360"/>
-      </w:pPr>
-    </w:lvl>
-    <w:lvl w:ilvl="1">
-      <w:start w:val="1"/>
-      <w:numFmt w:val="lowerLetter"/>
-      <w:lvlText w:val="%2)"/>
-      <w:lvlJc w:val="left"/>
-      <w:pPr>
-        <w:tabs>
-          <w:tab w:val="num" w:pos="720"/>
-        </w:tabs>
-        <w:ind w:left="720" w:hanging="360"/>
-      </w:pPr>
-    </w:lvl>
-    <w:lvl w:ilvl="2">
-      <w:start w:val="1"/>
-      <w:numFmt w:val="lowerRoman"/>
-      <w:lvlText w:val="%3)"/>
-      <w:lvlJc w:val="left"/>
-      <w:pPr>
-        <w:tabs>
-          <w:tab w:val="num" w:pos="1080"/>
-        </w:tabs>
-        <w:ind w:left="1080" w:hanging="360"/>
-      </w:pPr>
-    </w:lvl>
-    <w:lvl w:ilvl="3">
-      <w:start w:val="1"/>
-      <w:numFmt w:val="decimal"/>
-      <w:lvlText w:val="(%4)"/>
-      <w:lvlJc w:val="left"/>
-      <w:pPr>
-        <w:tabs>
-          <w:tab w:val="num" w:pos="1440"/>
-        </w:tabs>
-        <w:ind w:left="1440" w:hanging="360"/>
-      </w:pPr>
-    </w:lvl>
-    <w:lvl w:ilvl="4">
-      <w:start w:val="1"/>
-      <w:numFmt w:val="lowerLetter"/>
-      <w:lvlText w:val="(%5)"/>
-      <w:lvlJc w:val="left"/>
-      <w:pPr>
-        <w:tabs>
-          <w:tab w:val="num" w:pos="1800"/>
-        </w:tabs>
-        <w:ind w:left="1800" w:hanging="360"/>
-      </w:pPr>
-    </w:lvl>
-    <w:lvl w:ilvl="5">
-      <w:start w:val="1"/>
-      <w:numFmt w:val="lowerRoman"/>
-      <w:lvlText w:val="(%6)"/>
-      <w:lvlJc w:val="left"/>
-      <w:pPr>
-        <w:tabs>
-          <w:tab w:val="num" w:pos="2160"/>
-        </w:tabs>
-        <w:ind w:left="2160" w:hanging="360"/>
-      </w:pPr>
-    </w:lvl>
-    <w:lvl w:ilvl="6">
-      <w:start w:val="1"/>
-      <w:numFmt w:val="decimal"/>
-      <w:lvlText w:val="%7."/>
-      <w:lvlJc w:val="left"/>
-      <w:pPr>
-        <w:tabs>
-          <w:tab w:val="num" w:pos="2520"/>
-        </w:tabs>
-        <w:ind w:left="2520" w:hanging="360"/>
-      </w:pPr>
-    </w:lvl>
-    <w:lvl w:ilvl="7">
-      <w:start w:val="1"/>
-      <w:numFmt w:val="lowerLetter"/>
-      <w:lvlText w:val="%8."/>
-      <w:lvlJc w:val="left"/>
-      <w:pPr>
-        <w:tabs>
-          <w:tab w:val="num" w:pos="2880"/>
-        </w:tabs>
-        <w:ind w:left="2880" w:hanging="360"/>
-      </w:pPr>
-    </w:lvl>
-    <w:lvl w:ilvl="8">
-      <w:start w:val="1"/>
-      <w:numFmt w:val="lowerRoman"/>
-      <w:lvlText w:val="%9."/>
-      <w:lvlJc w:val="left"/>
-      <w:pPr>
-        <w:tabs>
-          <w:tab w:val="num" w:pos="3240"/>
-        </w:tabs>
-        <w:ind w:left="3240" w:hanging="360"/>
-      </w:pPr>
-    </w:lvl>
-  </w:abstractNum>
-  <w:abstractNum w:abstractNumId="17" w15:restartNumberingAfterBreak="0">
-    <w:nsid w:val="3D8B341E"/>
-    <w:multiLevelType w:val="hybridMultilevel"/>
-    <w:tmpl w:val="530EC8D2"/>
-    <w:lvl w:ilvl="0" w:tplc="0409000F">
-      <w:start w:val="1"/>
-      <w:numFmt w:val="decimal"/>
-      <w:lvlText w:val="%1."/>
-      <w:lvlJc w:val="left"/>
-      <w:pPr>
-        <w:ind w:left="720" w:hanging="360"/>
-      </w:pPr>
-    </w:lvl>
-    <w:lvl w:ilvl="1" w:tplc="04090019">
-      <w:start w:val="1"/>
-      <w:numFmt w:val="lowerLetter"/>
-      <w:lvlText w:val="%2."/>
-      <w:lvlJc w:val="left"/>
-      <w:pPr>
-        <w:ind w:left="1440" w:hanging="360"/>
-      </w:pPr>
-    </w:lvl>
-    <w:lvl w:ilvl="2" w:tplc="0409001B" w:tentative="1">
-      <w:start w:val="1"/>
-      <w:numFmt w:val="lowerRoman"/>
-      <w:lvlText w:val="%3."/>
-      <w:lvlJc w:val="right"/>
-      <w:pPr>
-        <w:ind w:left="2160" w:hanging="180"/>
-      </w:pPr>
-    </w:lvl>
-    <w:lvl w:ilvl="3" w:tplc="0409000F" w:tentative="1">
-      <w:start w:val="1"/>
-      <w:numFmt w:val="decimal"/>
-      <w:lvlText w:val="%4."/>
-      <w:lvlJc w:val="left"/>
-      <w:pPr>
-        <w:ind w:left="2880" w:hanging="360"/>
-      </w:pPr>
-    </w:lvl>
-    <w:lvl w:ilvl="4" w:tplc="04090019" w:tentative="1">
-      <w:start w:val="1"/>
-      <w:numFmt w:val="lowerLetter"/>
-      <w:lvlText w:val="%5."/>
-      <w:lvlJc w:val="left"/>
-      <w:pPr>
-        <w:ind w:left="3600" w:hanging="360"/>
-      </w:pPr>
-    </w:lvl>
-    <w:lvl w:ilvl="5" w:tplc="0409001B" w:tentative="1">
-      <w:start w:val="1"/>
-      <w:numFmt w:val="lowerRoman"/>
-      <w:lvlText w:val="%6."/>
-      <w:lvlJc w:val="right"/>
-      <w:pPr>
-        <w:ind w:left="4320" w:hanging="180"/>
-      </w:pPr>
-    </w:lvl>
-    <w:lvl w:ilvl="6" w:tplc="0409000F" w:tentative="1">
-      <w:start w:val="1"/>
-      <w:numFmt w:val="decimal"/>
-      <w:lvlText w:val="%7."/>
-      <w:lvlJc w:val="left"/>
-      <w:pPr>
-        <w:ind w:left="5040" w:hanging="360"/>
-      </w:pPr>
-    </w:lvl>
-    <w:lvl w:ilvl="7" w:tplc="04090019" w:tentative="1">
-      <w:start w:val="1"/>
-      <w:numFmt w:val="lowerLetter"/>
-      <w:lvlText w:val="%8."/>
-      <w:lvlJc w:val="left"/>
-      <w:pPr>
-        <w:ind w:left="5760" w:hanging="360"/>
-      </w:pPr>
-    </w:lvl>
-    <w:lvl w:ilvl="8" w:tplc="0409001B" w:tentative="1">
-      <w:start w:val="1"/>
-      <w:numFmt w:val="lowerRoman"/>
-      <w:lvlText w:val="%9."/>
-      <w:lvlJc w:val="right"/>
-      <w:pPr>
-        <w:ind w:left="6480" w:hanging="180"/>
-      </w:pPr>
-    </w:lvl>
-  </w:abstractNum>
-  <w:abstractNum w:abstractNumId="18" w15:restartNumberingAfterBreak="0">
-    <w:nsid w:val="3FCA7B81"/>
-    <w:multiLevelType w:val="multilevel"/>
-    <w:tmpl w:val="0409001D"/>
-    <w:lvl w:ilvl="0">
-      <w:start w:val="1"/>
-      <w:numFmt w:val="decimal"/>
-      <w:lvlText w:val="%1)"/>
-      <w:lvlJc w:val="left"/>
-      <w:pPr>
-        <w:tabs>
-          <w:tab w:val="num" w:pos="360"/>
-        </w:tabs>
-        <w:ind w:left="360" w:hanging="360"/>
-      </w:pPr>
-    </w:lvl>
-    <w:lvl w:ilvl="1">
-      <w:start w:val="1"/>
-      <w:numFmt w:val="lowerLetter"/>
-      <w:lvlText w:val="%2)"/>
-      <w:lvlJc w:val="left"/>
-      <w:pPr>
-        <w:tabs>
-          <w:tab w:val="num" w:pos="720"/>
-        </w:tabs>
-        <w:ind w:left="720" w:hanging="360"/>
-      </w:pPr>
-    </w:lvl>
-    <w:lvl w:ilvl="2">
-      <w:start w:val="1"/>
-      <w:numFmt w:val="lowerRoman"/>
-      <w:lvlText w:val="%3)"/>
-      <w:lvlJc w:val="left"/>
-      <w:pPr>
-        <w:tabs>
-          <w:tab w:val="num" w:pos="1080"/>
-        </w:tabs>
-        <w:ind w:left="1080" w:hanging="360"/>
-      </w:pPr>
-    </w:lvl>
-    <w:lvl w:ilvl="3">
-      <w:start w:val="1"/>
-      <w:numFmt w:val="decimal"/>
-      <w:lvlText w:val="(%4)"/>
-      <w:lvlJc w:val="left"/>
-      <w:pPr>
-        <w:tabs>
-          <w:tab w:val="num" w:pos="1440"/>
-        </w:tabs>
-        <w:ind w:left="1440" w:hanging="360"/>
-      </w:pPr>
-    </w:lvl>
-    <w:lvl w:ilvl="4">
-      <w:start w:val="1"/>
-      <w:numFmt w:val="lowerLetter"/>
-      <w:lvlText w:val="(%5)"/>
-      <w:lvlJc w:val="left"/>
-      <w:pPr>
-        <w:tabs>
-          <w:tab w:val="num" w:pos="1800"/>
-        </w:tabs>
-        <w:ind w:left="1800" w:hanging="360"/>
-      </w:pPr>
-    </w:lvl>
-    <w:lvl w:ilvl="5">
-      <w:start w:val="1"/>
-      <w:numFmt w:val="lowerRoman"/>
-      <w:lvlText w:val="(%6)"/>
-      <w:lvlJc w:val="left"/>
-      <w:pPr>
-        <w:tabs>
-          <w:tab w:val="num" w:pos="2160"/>
-        </w:tabs>
-        <w:ind w:left="2160" w:hanging="360"/>
-      </w:pPr>
-    </w:lvl>
-    <w:lvl w:ilvl="6">
-      <w:start w:val="1"/>
-      <w:numFmt w:val="decimal"/>
-      <w:lvlText w:val="%7."/>
-      <w:lvlJc w:val="left"/>
-      <w:pPr>
-        <w:tabs>
-          <w:tab w:val="num" w:pos="2520"/>
-        </w:tabs>
-        <w:ind w:left="2520" w:hanging="360"/>
-      </w:pPr>
-    </w:lvl>
-    <w:lvl w:ilvl="7">
-      <w:start w:val="1"/>
-      <w:numFmt w:val="lowerLetter"/>
-      <w:lvlText w:val="%8."/>
-      <w:lvlJc w:val="left"/>
-      <w:pPr>
-        <w:tabs>
-          <w:tab w:val="num" w:pos="2880"/>
-        </w:tabs>
-        <w:ind w:left="2880" w:hanging="360"/>
-      </w:pPr>
-    </w:lvl>
-    <w:lvl w:ilvl="8">
-      <w:start w:val="1"/>
-      <w:numFmt w:val="lowerRoman"/>
-      <w:lvlText w:val="%9."/>
-      <w:lvlJc w:val="left"/>
-      <w:pPr>
-        <w:tabs>
-          <w:tab w:val="num" w:pos="3240"/>
-        </w:tabs>
-        <w:ind w:left="3240" w:hanging="360"/>
-      </w:pPr>
-    </w:lvl>
-  </w:abstractNum>
-  <w:abstractNum w:abstractNumId="19" w15:restartNumberingAfterBreak="0">
-    <w:nsid w:val="41034849"/>
-    <w:multiLevelType w:val="multilevel"/>
-    <w:tmpl w:val="0409001D"/>
-    <w:lvl w:ilvl="0">
-      <w:start w:val="1"/>
-      <w:numFmt w:val="decimal"/>
-      <w:lvlText w:val="%1)"/>
-      <w:lvlJc w:val="left"/>
-      <w:pPr>
-        <w:tabs>
-          <w:tab w:val="num" w:pos="360"/>
-        </w:tabs>
-        <w:ind w:left="360" w:hanging="360"/>
-      </w:pPr>
-    </w:lvl>
-    <w:lvl w:ilvl="1">
-      <w:start w:val="1"/>
-      <w:numFmt w:val="lowerLetter"/>
-      <w:lvlText w:val="%2)"/>
-      <w:lvlJc w:val="left"/>
-      <w:pPr>
-        <w:tabs>
-          <w:tab w:val="num" w:pos="720"/>
-        </w:tabs>
-        <w:ind w:left="720" w:hanging="360"/>
-      </w:pPr>
-    </w:lvl>
-    <w:lvl w:ilvl="2">
-      <w:start w:val="1"/>
-      <w:numFmt w:val="lowerRoman"/>
-      <w:lvlText w:val="%3)"/>
-      <w:lvlJc w:val="left"/>
-      <w:pPr>
-        <w:tabs>
-          <w:tab w:val="num" w:pos="1080"/>
-        </w:tabs>
-        <w:ind w:left="1080" w:hanging="360"/>
-      </w:pPr>
-    </w:lvl>
-    <w:lvl w:ilvl="3">
-      <w:start w:val="1"/>
-      <w:numFmt w:val="decimal"/>
-      <w:lvlText w:val="(%4)"/>
-      <w:lvlJc w:val="left"/>
-      <w:pPr>
-        <w:tabs>
-          <w:tab w:val="num" w:pos="1440"/>
-        </w:tabs>
-        <w:ind w:left="1440" w:hanging="360"/>
-      </w:pPr>
-    </w:lvl>
-    <w:lvl w:ilvl="4">
-      <w:start w:val="1"/>
-      <w:numFmt w:val="lowerLetter"/>
-      <w:lvlText w:val="(%5)"/>
-      <w:lvlJc w:val="left"/>
-      <w:pPr>
-        <w:tabs>
-          <w:tab w:val="num" w:pos="1800"/>
-        </w:tabs>
-        <w:ind w:left="1800" w:hanging="360"/>
-      </w:pPr>
-    </w:lvl>
-    <w:lvl w:ilvl="5">
-      <w:start w:val="1"/>
-      <w:numFmt w:val="lowerRoman"/>
-      <w:lvlText w:val="(%6)"/>
-      <w:lvlJc w:val="left"/>
-      <w:pPr>
-        <w:tabs>
-          <w:tab w:val="num" w:pos="2160"/>
-        </w:tabs>
-        <w:ind w:left="2160" w:hanging="360"/>
-      </w:pPr>
-    </w:lvl>
-    <w:lvl w:ilvl="6">
-      <w:start w:val="1"/>
-      <w:numFmt w:val="decimal"/>
-      <w:lvlText w:val="%7."/>
-      <w:lvlJc w:val="left"/>
-      <w:pPr>
-        <w:tabs>
-          <w:tab w:val="num" w:pos="2520"/>
-        </w:tabs>
-        <w:ind w:left="2520" w:hanging="360"/>
-      </w:pPr>
-    </w:lvl>
-    <w:lvl w:ilvl="7">
-      <w:start w:val="1"/>
-      <w:numFmt w:val="lowerLetter"/>
-      <w:lvlText w:val="%8."/>
-      <w:lvlJc w:val="left"/>
-      <w:pPr>
-        <w:tabs>
-          <w:tab w:val="num" w:pos="2880"/>
-        </w:tabs>
-        <w:ind w:left="2880" w:hanging="360"/>
-      </w:pPr>
-    </w:lvl>
-    <w:lvl w:ilvl="8">
-      <w:start w:val="1"/>
-      <w:numFmt w:val="lowerRoman"/>
-      <w:lvlText w:val="%9."/>
-      <w:lvlJc w:val="left"/>
-      <w:pPr>
-        <w:tabs>
-          <w:tab w:val="num" w:pos="3240"/>
-        </w:tabs>
-        <w:ind w:left="3240" w:hanging="360"/>
-      </w:pPr>
-    </w:lvl>
-  </w:abstractNum>
-  <w:abstractNum w:abstractNumId="20" w15:restartNumberingAfterBreak="0">
-    <w:nsid w:val="45B45C2E"/>
-    <w:multiLevelType w:val="multilevel"/>
-    <w:tmpl w:val="0409001D"/>
-    <w:lvl w:ilvl="0">
-      <w:start w:val="1"/>
-      <w:numFmt w:val="decimal"/>
-      <w:lvlText w:val="%1)"/>
-      <w:lvlJc w:val="left"/>
-      <w:pPr>
-        <w:tabs>
-          <w:tab w:val="num" w:pos="360"/>
-        </w:tabs>
-        <w:ind w:left="360" w:hanging="360"/>
-      </w:pPr>
-    </w:lvl>
-    <w:lvl w:ilvl="1">
-      <w:start w:val="1"/>
-      <w:numFmt w:val="lowerLetter"/>
-      <w:lvlText w:val="%2)"/>
-      <w:lvlJc w:val="left"/>
-      <w:pPr>
-        <w:tabs>
-          <w:tab w:val="num" w:pos="720"/>
-        </w:tabs>
-        <w:ind w:left="720" w:hanging="360"/>
-      </w:pPr>
-    </w:lvl>
-    <w:lvl w:ilvl="2">
-      <w:start w:val="1"/>
-      <w:numFmt w:val="lowerRoman"/>
-      <w:lvlText w:val="%3)"/>
-      <w:lvlJc w:val="left"/>
-      <w:pPr>
-        <w:tabs>
-          <w:tab w:val="num" w:pos="1080"/>
-        </w:tabs>
-        <w:ind w:left="1080" w:hanging="360"/>
-      </w:pPr>
-    </w:lvl>
-    <w:lvl w:ilvl="3">
-      <w:start w:val="1"/>
-      <w:numFmt w:val="decimal"/>
-      <w:lvlText w:val="(%4)"/>
-      <w:lvlJc w:val="left"/>
-      <w:pPr>
-        <w:tabs>
-          <w:tab w:val="num" w:pos="1440"/>
-        </w:tabs>
-        <w:ind w:left="1440" w:hanging="360"/>
-      </w:pPr>
-    </w:lvl>
-    <w:lvl w:ilvl="4">
-      <w:start w:val="1"/>
-      <w:numFmt w:val="lowerLetter"/>
-      <w:lvlText w:val="(%5)"/>
-      <w:lvlJc w:val="left"/>
-      <w:pPr>
-        <w:tabs>
-          <w:tab w:val="num" w:pos="1800"/>
-        </w:tabs>
-        <w:ind w:left="1800" w:hanging="360"/>
-      </w:pPr>
-    </w:lvl>
-    <w:lvl w:ilvl="5">
-      <w:start w:val="1"/>
-      <w:numFmt w:val="lowerRoman"/>
-      <w:lvlText w:val="(%6)"/>
-      <w:lvlJc w:val="left"/>
-      <w:pPr>
-        <w:tabs>
-          <w:tab w:val="num" w:pos="2160"/>
-        </w:tabs>
-        <w:ind w:left="2160" w:hanging="360"/>
-      </w:pPr>
-    </w:lvl>
-    <w:lvl w:ilvl="6">
-      <w:start w:val="1"/>
-      <w:numFmt w:val="decimal"/>
-      <w:lvlText w:val="%7."/>
-      <w:lvlJc w:val="left"/>
-      <w:pPr>
-        <w:tabs>
-          <w:tab w:val="num" w:pos="2520"/>
-        </w:tabs>
-        <w:ind w:left="2520" w:hanging="360"/>
-      </w:pPr>
-    </w:lvl>
-    <w:lvl w:ilvl="7">
-      <w:start w:val="1"/>
-      <w:numFmt w:val="lowerLetter"/>
-      <w:lvlText w:val="%8."/>
-      <w:lvlJc w:val="left"/>
-      <w:pPr>
-        <w:tabs>
-          <w:tab w:val="num" w:pos="2880"/>
-        </w:tabs>
-        <w:ind w:left="2880" w:hanging="360"/>
-      </w:pPr>
-    </w:lvl>
-    <w:lvl w:ilvl="8">
-      <w:start w:val="1"/>
-      <w:numFmt w:val="lowerRoman"/>
-      <w:lvlText w:val="%9."/>
-      <w:lvlJc w:val="left"/>
-      <w:pPr>
-        <w:tabs>
-          <w:tab w:val="num" w:pos="3240"/>
-        </w:tabs>
-        <w:ind w:left="3240" w:hanging="360"/>
-      </w:pPr>
-    </w:lvl>
-  </w:abstractNum>
-  <w:abstractNum w:abstractNumId="21" w15:restartNumberingAfterBreak="0">
-    <w:nsid w:val="47DF685F"/>
-    <w:multiLevelType w:val="multilevel"/>
-    <w:tmpl w:val="0409001D"/>
-    <w:lvl w:ilvl="0">
-      <w:start w:val="1"/>
-      <w:numFmt w:val="decimal"/>
-      <w:lvlText w:val="%1)"/>
-      <w:lvlJc w:val="left"/>
-      <w:pPr>
-        <w:tabs>
-          <w:tab w:val="num" w:pos="360"/>
-        </w:tabs>
-        <w:ind w:left="360" w:hanging="360"/>
-      </w:pPr>
-    </w:lvl>
-    <w:lvl w:ilvl="1">
-      <w:start w:val="1"/>
-      <w:numFmt w:val="lowerLetter"/>
-      <w:lvlText w:val="%2)"/>
-      <w:lvlJc w:val="left"/>
-      <w:pPr>
-        <w:tabs>
-          <w:tab w:val="num" w:pos="720"/>
-        </w:tabs>
-        <w:ind w:left="720" w:hanging="360"/>
-      </w:pPr>
-      <w:rPr>
-        <w:rFonts w:hint="default"/>
-      </w:rPr>
-    </w:lvl>
-    <w:lvl w:ilvl="2">
-      <w:start w:val="1"/>
-      <w:numFmt w:val="lowerRoman"/>
-      <w:lvlText w:val="%3)"/>
-      <w:lvlJc w:val="left"/>
-      <w:pPr>
-        <w:tabs>
-          <w:tab w:val="num" w:pos="1080"/>
-        </w:tabs>
-        <w:ind w:left="1080" w:hanging="360"/>
-      </w:pPr>
-    </w:lvl>
-    <w:lvl w:ilvl="3">
-      <w:start w:val="1"/>
-      <w:numFmt w:val="decimal"/>
-      <w:lvlText w:val="(%4)"/>
-      <w:lvlJc w:val="left"/>
-      <w:pPr>
-        <w:tabs>
-          <w:tab w:val="num" w:pos="1440"/>
-        </w:tabs>
-        <w:ind w:left="1440" w:hanging="360"/>
-      </w:pPr>
-    </w:lvl>
-    <w:lvl w:ilvl="4">
-      <w:start w:val="1"/>
-      <w:numFmt w:val="lowerLetter"/>
-      <w:lvlText w:val="(%5)"/>
-      <w:lvlJc w:val="left"/>
-      <w:pPr>
-        <w:tabs>
-          <w:tab w:val="num" w:pos="1800"/>
-        </w:tabs>
-        <w:ind w:left="1800" w:hanging="360"/>
-      </w:pPr>
-    </w:lvl>
-    <w:lvl w:ilvl="5">
-      <w:start w:val="1"/>
-      <w:numFmt w:val="lowerRoman"/>
-      <w:lvlText w:val="(%6)"/>
-      <w:lvlJc w:val="left"/>
-      <w:pPr>
-        <w:tabs>
-          <w:tab w:val="num" w:pos="2160"/>
-        </w:tabs>
-        <w:ind w:left="2160" w:hanging="360"/>
-      </w:pPr>
-    </w:lvl>
-    <w:lvl w:ilvl="6">
-      <w:start w:val="1"/>
-      <w:numFmt w:val="decimal"/>
-      <w:lvlText w:val="%7."/>
-      <w:lvlJc w:val="left"/>
-      <w:pPr>
-        <w:tabs>
-          <w:tab w:val="num" w:pos="2520"/>
-        </w:tabs>
-        <w:ind w:left="2520" w:hanging="360"/>
-      </w:pPr>
-    </w:lvl>
-    <w:lvl w:ilvl="7">
-      <w:start w:val="1"/>
-      <w:numFmt w:val="lowerLetter"/>
-      <w:lvlText w:val="%8."/>
-      <w:lvlJc w:val="left"/>
-      <w:pPr>
-        <w:tabs>
-          <w:tab w:val="num" w:pos="2880"/>
-        </w:tabs>
-        <w:ind w:left="2880" w:hanging="360"/>
-      </w:pPr>
-    </w:lvl>
-    <w:lvl w:ilvl="8">
-      <w:start w:val="1"/>
-      <w:numFmt w:val="lowerRoman"/>
-      <w:lvlText w:val="%9."/>
-      <w:lvlJc w:val="left"/>
-      <w:pPr>
-        <w:tabs>
-          <w:tab w:val="num" w:pos="3240"/>
-        </w:tabs>
-        <w:ind w:left="3240" w:hanging="360"/>
-      </w:pPr>
-    </w:lvl>
-  </w:abstractNum>
-  <w:abstractNum w:abstractNumId="22" w15:restartNumberingAfterBreak="0">
-    <w:nsid w:val="480B1EA9"/>
-    <w:multiLevelType w:val="multilevel"/>
-    <w:tmpl w:val="0409001D"/>
-    <w:lvl w:ilvl="0">
-      <w:start w:val="1"/>
-      <w:numFmt w:val="decimal"/>
-      <w:lvlText w:val="%1)"/>
-      <w:lvlJc w:val="left"/>
-      <w:pPr>
-        <w:tabs>
-          <w:tab w:val="num" w:pos="360"/>
-        </w:tabs>
-        <w:ind w:left="360" w:hanging="360"/>
-      </w:pPr>
-    </w:lvl>
-    <w:lvl w:ilvl="1">
-      <w:start w:val="1"/>
-      <w:numFmt w:val="lowerLetter"/>
-      <w:lvlText w:val="%2)"/>
-      <w:lvlJc w:val="left"/>
-      <w:pPr>
-        <w:tabs>
-          <w:tab w:val="num" w:pos="720"/>
-        </w:tabs>
-        <w:ind w:left="720" w:hanging="360"/>
-      </w:pPr>
-    </w:lvl>
-    <w:lvl w:ilvl="2">
-      <w:start w:val="1"/>
-      <w:numFmt w:val="lowerRoman"/>
-      <w:lvlText w:val="%3)"/>
-      <w:lvlJc w:val="left"/>
-      <w:pPr>
-        <w:tabs>
-          <w:tab w:val="num" w:pos="1080"/>
-        </w:tabs>
-        <w:ind w:left="1080" w:hanging="360"/>
-      </w:pPr>
-    </w:lvl>
-    <w:lvl w:ilvl="3">
-      <w:start w:val="1"/>
-      <w:numFmt w:val="decimal"/>
-      <w:lvlText w:val="(%4)"/>
-      <w:lvlJc w:val="left"/>
-      <w:pPr>
-        <w:tabs>
-          <w:tab w:val="num" w:pos="1440"/>
-        </w:tabs>
-        <w:ind w:left="1440" w:hanging="360"/>
-      </w:pPr>
-    </w:lvl>
-    <w:lvl w:ilvl="4">
-      <w:start w:val="1"/>
-      <w:numFmt w:val="lowerLetter"/>
-      <w:lvlText w:val="(%5)"/>
-      <w:lvlJc w:val="left"/>
-      <w:pPr>
-        <w:tabs>
-          <w:tab w:val="num" w:pos="1800"/>
-        </w:tabs>
-        <w:ind w:left="1800" w:hanging="360"/>
-      </w:pPr>
-    </w:lvl>
-    <w:lvl w:ilvl="5">
-      <w:start w:val="1"/>
-      <w:numFmt w:val="lowerRoman"/>
-      <w:lvlText w:val="(%6)"/>
-      <w:lvlJc w:val="left"/>
-      <w:pPr>
-        <w:tabs>
-          <w:tab w:val="num" w:pos="2160"/>
-        </w:tabs>
-        <w:ind w:left="2160" w:hanging="360"/>
-      </w:pPr>
-    </w:lvl>
-    <w:lvl w:ilvl="6">
-      <w:start w:val="1"/>
-      <w:numFmt w:val="decimal"/>
-      <w:lvlText w:val="%7."/>
-      <w:lvlJc w:val="left"/>
-      <w:pPr>
-        <w:tabs>
-          <w:tab w:val="num" w:pos="2520"/>
-        </w:tabs>
-        <w:ind w:left="2520" w:hanging="360"/>
-      </w:pPr>
-    </w:lvl>
-    <w:lvl w:ilvl="7">
-      <w:start w:val="1"/>
-      <w:numFmt w:val="lowerLetter"/>
-      <w:lvlText w:val="%8."/>
-      <w:lvlJc w:val="left"/>
-      <w:pPr>
-        <w:tabs>
-          <w:tab w:val="num" w:pos="2880"/>
-        </w:tabs>
-        <w:ind w:left="2880" w:hanging="360"/>
-      </w:pPr>
-    </w:lvl>
-    <w:lvl w:ilvl="8">
-      <w:start w:val="1"/>
-      <w:numFmt w:val="lowerRoman"/>
-      <w:lvlText w:val="%9."/>
-      <w:lvlJc w:val="left"/>
-      <w:pPr>
-        <w:tabs>
-          <w:tab w:val="num" w:pos="3240"/>
-        </w:tabs>
-        <w:ind w:left="3240" w:hanging="360"/>
-      </w:pPr>
-    </w:lvl>
-  </w:abstractNum>
-  <w:abstractNum w:abstractNumId="23" w15:restartNumberingAfterBreak="0">
-    <w:nsid w:val="496D27FA"/>
-    <w:multiLevelType w:val="multilevel"/>
-    <w:tmpl w:val="0409001D"/>
-    <w:lvl w:ilvl="0">
-      <w:start w:val="1"/>
-      <w:numFmt w:val="decimal"/>
-      <w:lvlText w:val="%1)"/>
-      <w:lvlJc w:val="left"/>
-      <w:pPr>
-        <w:tabs>
-          <w:tab w:val="num" w:pos="360"/>
-        </w:tabs>
-        <w:ind w:left="360" w:hanging="360"/>
-      </w:pPr>
-    </w:lvl>
-    <w:lvl w:ilvl="1">
-      <w:start w:val="1"/>
-      <w:numFmt w:val="lowerLetter"/>
-      <w:lvlText w:val="%2)"/>
-      <w:lvlJc w:val="left"/>
-      <w:pPr>
-        <w:tabs>
-          <w:tab w:val="num" w:pos="720"/>
-        </w:tabs>
-        <w:ind w:left="720" w:hanging="360"/>
-      </w:pPr>
-    </w:lvl>
-    <w:lvl w:ilvl="2">
-      <w:start w:val="1"/>
-      <w:numFmt w:val="lowerRoman"/>
-      <w:lvlText w:val="%3)"/>
-      <w:lvlJc w:val="left"/>
-      <w:pPr>
-        <w:tabs>
-          <w:tab w:val="num" w:pos="1080"/>
-        </w:tabs>
-        <w:ind w:left="1080" w:hanging="360"/>
-      </w:pPr>
-    </w:lvl>
-    <w:lvl w:ilvl="3">
-      <w:start w:val="1"/>
-      <w:numFmt w:val="decimal"/>
-      <w:lvlText w:val="(%4)"/>
-      <w:lvlJc w:val="left"/>
-      <w:pPr>
-        <w:tabs>
-          <w:tab w:val="num" w:pos="1440"/>
-        </w:tabs>
-        <w:ind w:left="1440" w:hanging="360"/>
-      </w:pPr>
-    </w:lvl>
-    <w:lvl w:ilvl="4">
-      <w:start w:val="1"/>
-      <w:numFmt w:val="lowerLetter"/>
-      <w:lvlText w:val="(%5)"/>
-      <w:lvlJc w:val="left"/>
-      <w:pPr>
-        <w:tabs>
-          <w:tab w:val="num" w:pos="1800"/>
-        </w:tabs>
-        <w:ind w:left="1800" w:hanging="360"/>
-      </w:pPr>
-    </w:lvl>
-    <w:lvl w:ilvl="5">
-      <w:start w:val="1"/>
-      <w:numFmt w:val="lowerRoman"/>
-      <w:lvlText w:val="(%6)"/>
-      <w:lvlJc w:val="left"/>
-      <w:pPr>
-        <w:tabs>
-          <w:tab w:val="num" w:pos="2160"/>
-        </w:tabs>
-        <w:ind w:left="2160" w:hanging="360"/>
-      </w:pPr>
-    </w:lvl>
-    <w:lvl w:ilvl="6">
-      <w:start w:val="1"/>
-      <w:numFmt w:val="decimal"/>
-      <w:lvlText w:val="%7."/>
-      <w:lvlJc w:val="left"/>
-      <w:pPr>
-        <w:tabs>
-          <w:tab w:val="num" w:pos="2520"/>
-        </w:tabs>
-        <w:ind w:left="2520" w:hanging="360"/>
-      </w:pPr>
-    </w:lvl>
-    <w:lvl w:ilvl="7">
-      <w:start w:val="1"/>
-      <w:numFmt w:val="lowerLetter"/>
-      <w:lvlText w:val="%8."/>
-      <w:lvlJc w:val="left"/>
-      <w:pPr>
-        <w:tabs>
-          <w:tab w:val="num" w:pos="2880"/>
-        </w:tabs>
-        <w:ind w:left="2880" w:hanging="360"/>
-      </w:pPr>
-    </w:lvl>
-    <w:lvl w:ilvl="8">
-      <w:start w:val="1"/>
-      <w:numFmt w:val="lowerRoman"/>
-      <w:lvlText w:val="%9."/>
-      <w:lvlJc w:val="left"/>
-      <w:pPr>
-        <w:tabs>
-          <w:tab w:val="num" w:pos="3240"/>
-        </w:tabs>
-        <w:ind w:left="3240" w:hanging="360"/>
-      </w:pPr>
-    </w:lvl>
-  </w:abstractNum>
-  <w:abstractNum w:abstractNumId="24" w15:restartNumberingAfterBreak="0">
-    <w:nsid w:val="496F6BD2"/>
-    <w:multiLevelType w:val="multilevel"/>
-    <w:tmpl w:val="FFE47BFC"/>
-    <w:lvl w:ilvl="0">
-      <w:start w:val="1"/>
-      <w:numFmt w:val="decimal"/>
-      <w:pStyle w:val="Outlinenumbering"/>
-      <w:lvlText w:val="%1)"/>
-      <w:lvlJc w:val="left"/>
-      <w:pPr>
-        <w:tabs>
-          <w:tab w:val="num" w:pos="360"/>
-        </w:tabs>
-        <w:ind w:left="360" w:hanging="360"/>
-      </w:pPr>
-    </w:lvl>
-    <w:lvl w:ilvl="1">
-      <w:start w:val="1"/>
-      <w:numFmt w:val="lowerLetter"/>
-      <w:lvlText w:val="%2)"/>
-      <w:lvlJc w:val="left"/>
-      <w:pPr>
-        <w:tabs>
-          <w:tab w:val="num" w:pos="720"/>
-        </w:tabs>
-        <w:ind w:left="720" w:hanging="360"/>
-      </w:pPr>
-    </w:lvl>
-    <w:lvl w:ilvl="2">
-      <w:start w:val="1"/>
-      <w:numFmt w:val="lowerRoman"/>
-      <w:lvlText w:val="%3)"/>
-      <w:lvlJc w:val="left"/>
-      <w:pPr>
-        <w:tabs>
-          <w:tab w:val="num" w:pos="1080"/>
-        </w:tabs>
-        <w:ind w:left="1080" w:hanging="360"/>
-      </w:pPr>
-    </w:lvl>
-    <w:lvl w:ilvl="3">
-      <w:start w:val="1"/>
-      <w:numFmt w:val="decimal"/>
-      <w:lvlText w:val="(%4)"/>
-      <w:lvlJc w:val="left"/>
-      <w:pPr>
-        <w:tabs>
-          <w:tab w:val="num" w:pos="1440"/>
-        </w:tabs>
-        <w:ind w:left="1440" w:hanging="360"/>
-      </w:pPr>
-    </w:lvl>
-    <w:lvl w:ilvl="4">
-      <w:start w:val="1"/>
-      <w:numFmt w:val="lowerLetter"/>
-      <w:lvlText w:val="(%5)"/>
-      <w:lvlJc w:val="left"/>
-      <w:pPr>
-        <w:tabs>
-          <w:tab w:val="num" w:pos="1800"/>
-        </w:tabs>
-        <w:ind w:left="1800" w:hanging="360"/>
-      </w:pPr>
-    </w:lvl>
-    <w:lvl w:ilvl="5">
-      <w:start w:val="1"/>
-      <w:numFmt w:val="lowerRoman"/>
-      <w:lvlText w:val="(%6)"/>
-      <w:lvlJc w:val="left"/>
-      <w:pPr>
-        <w:tabs>
-          <w:tab w:val="num" w:pos="2160"/>
-        </w:tabs>
-        <w:ind w:left="2160" w:hanging="360"/>
-      </w:pPr>
-    </w:lvl>
-    <w:lvl w:ilvl="6">
-      <w:start w:val="1"/>
-      <w:numFmt w:val="decimal"/>
-      <w:lvlText w:val="%7."/>
-      <w:lvlJc w:val="left"/>
-      <w:pPr>
-        <w:tabs>
-          <w:tab w:val="num" w:pos="2520"/>
-        </w:tabs>
-        <w:ind w:left="2520" w:hanging="360"/>
-      </w:pPr>
-    </w:lvl>
-    <w:lvl w:ilvl="7">
-      <w:start w:val="1"/>
-      <w:numFmt w:val="lowerLetter"/>
-      <w:lvlText w:val="%8."/>
-      <w:lvlJc w:val="left"/>
-      <w:pPr>
-        <w:tabs>
-          <w:tab w:val="num" w:pos="2880"/>
-        </w:tabs>
-        <w:ind w:left="2880" w:hanging="360"/>
-      </w:pPr>
-    </w:lvl>
-    <w:lvl w:ilvl="8">
-      <w:start w:val="1"/>
-      <w:numFmt w:val="lowerRoman"/>
-      <w:lvlText w:val="%9."/>
-      <w:lvlJc w:val="left"/>
-      <w:pPr>
-        <w:tabs>
-          <w:tab w:val="num" w:pos="3240"/>
-        </w:tabs>
-        <w:ind w:left="3240" w:hanging="360"/>
-      </w:pPr>
-    </w:lvl>
-  </w:abstractNum>
-  <w:abstractNum w:abstractNumId="25" w15:restartNumberingAfterBreak="0">
-    <w:nsid w:val="4A487FC4"/>
-    <w:multiLevelType w:val="hybridMultilevel"/>
-    <w:tmpl w:val="9A1A790A"/>
-    <w:lvl w:ilvl="0" w:tplc="0409000F">
-      <w:start w:val="1"/>
-      <w:numFmt w:val="decimal"/>
-      <w:lvlText w:val="%1."/>
-      <w:lvlJc w:val="left"/>
-      <w:pPr>
-        <w:ind w:left="720" w:hanging="360"/>
-      </w:pPr>
-    </w:lvl>
-    <w:lvl w:ilvl="1" w:tplc="04090019" w:tentative="1">
-      <w:start w:val="1"/>
-      <w:numFmt w:val="lowerLetter"/>
-      <w:lvlText w:val="%2."/>
-      <w:lvlJc w:val="left"/>
-      <w:pPr>
-        <w:ind w:left="1440" w:hanging="360"/>
-      </w:pPr>
-    </w:lvl>
-    <w:lvl w:ilvl="2" w:tplc="0409001B" w:tentative="1">
-      <w:start w:val="1"/>
-      <w:numFmt w:val="lowerRoman"/>
-      <w:lvlText w:val="%3."/>
-      <w:lvlJc w:val="right"/>
-      <w:pPr>
-        <w:ind w:left="2160" w:hanging="180"/>
-      </w:pPr>
-    </w:lvl>
-    <w:lvl w:ilvl="3" w:tplc="0409000F" w:tentative="1">
-      <w:start w:val="1"/>
-      <w:numFmt w:val="decimal"/>
-      <w:lvlText w:val="%4."/>
-      <w:lvlJc w:val="left"/>
-      <w:pPr>
-        <w:ind w:left="2880" w:hanging="360"/>
-      </w:pPr>
-    </w:lvl>
-    <w:lvl w:ilvl="4" w:tplc="04090019" w:tentative="1">
-      <w:start w:val="1"/>
-      <w:numFmt w:val="lowerLetter"/>
-      <w:lvlText w:val="%5."/>
-      <w:lvlJc w:val="left"/>
-      <w:pPr>
-        <w:ind w:left="3600" w:hanging="360"/>
-      </w:pPr>
-    </w:lvl>
-    <w:lvl w:ilvl="5" w:tplc="0409001B" w:tentative="1">
-      <w:start w:val="1"/>
-      <w:numFmt w:val="lowerRoman"/>
-      <w:lvlText w:val="%6."/>
-      <w:lvlJc w:val="right"/>
-      <w:pPr>
-        <w:ind w:left="4320" w:hanging="180"/>
-      </w:pPr>
-    </w:lvl>
-    <w:lvl w:ilvl="6" w:tplc="0409000F" w:tentative="1">
-      <w:start w:val="1"/>
-      <w:numFmt w:val="decimal"/>
-      <w:lvlText w:val="%7."/>
-      <w:lvlJc w:val="left"/>
-      <w:pPr>
-        <w:ind w:left="5040" w:hanging="360"/>
-      </w:pPr>
-    </w:lvl>
-    <w:lvl w:ilvl="7" w:tplc="04090019" w:tentative="1">
-      <w:start w:val="1"/>
-      <w:numFmt w:val="lowerLetter"/>
-      <w:lvlText w:val="%8."/>
-      <w:lvlJc w:val="left"/>
-      <w:pPr>
-        <w:ind w:left="5760" w:hanging="360"/>
-      </w:pPr>
-    </w:lvl>
-    <w:lvl w:ilvl="8" w:tplc="0409001B" w:tentative="1">
-      <w:start w:val="1"/>
-      <w:numFmt w:val="lowerRoman"/>
-      <w:lvlText w:val="%9."/>
-      <w:lvlJc w:val="right"/>
-      <w:pPr>
-        <w:ind w:left="6480" w:hanging="180"/>
-      </w:pPr>
-    </w:lvl>
-  </w:abstractNum>
-  <w:abstractNum w:abstractNumId="26" w15:restartNumberingAfterBreak="0">
-    <w:nsid w:val="4A850BBB"/>
-    <w:multiLevelType w:val="multilevel"/>
-    <w:tmpl w:val="0409001D"/>
-    <w:lvl w:ilvl="0">
-      <w:start w:val="1"/>
-      <w:numFmt w:val="decimal"/>
-      <w:lvlText w:val="%1)"/>
-      <w:lvlJc w:val="left"/>
-      <w:pPr>
-        <w:tabs>
-          <w:tab w:val="num" w:pos="360"/>
-        </w:tabs>
-        <w:ind w:left="360" w:hanging="360"/>
-      </w:pPr>
-    </w:lvl>
-    <w:lvl w:ilvl="1">
-      <w:start w:val="1"/>
-      <w:numFmt w:val="lowerLetter"/>
-      <w:lvlText w:val="%2)"/>
-      <w:lvlJc w:val="left"/>
-      <w:pPr>
-        <w:tabs>
-          <w:tab w:val="num" w:pos="720"/>
-        </w:tabs>
-        <w:ind w:left="720" w:hanging="360"/>
-      </w:pPr>
-    </w:lvl>
-    <w:lvl w:ilvl="2">
-      <w:start w:val="1"/>
-      <w:numFmt w:val="lowerRoman"/>
-      <w:lvlText w:val="%3)"/>
-      <w:lvlJc w:val="left"/>
-      <w:pPr>
-        <w:tabs>
-          <w:tab w:val="num" w:pos="1080"/>
-        </w:tabs>
-        <w:ind w:left="1080" w:hanging="360"/>
-      </w:pPr>
-    </w:lvl>
-    <w:lvl w:ilvl="3">
-      <w:start w:val="1"/>
-      <w:numFmt w:val="decimal"/>
-      <w:lvlText w:val="(%4)"/>
-      <w:lvlJc w:val="left"/>
-      <w:pPr>
-        <w:tabs>
-          <w:tab w:val="num" w:pos="1440"/>
-        </w:tabs>
-        <w:ind w:left="1440" w:hanging="360"/>
-      </w:pPr>
-    </w:lvl>
-    <w:lvl w:ilvl="4">
-      <w:start w:val="1"/>
-      <w:numFmt w:val="lowerLetter"/>
-      <w:lvlText w:val="(%5)"/>
-      <w:lvlJc w:val="left"/>
-      <w:pPr>
-        <w:tabs>
-          <w:tab w:val="num" w:pos="1800"/>
-        </w:tabs>
-        <w:ind w:left="1800" w:hanging="360"/>
-      </w:pPr>
-    </w:lvl>
-    <w:lvl w:ilvl="5">
-      <w:start w:val="1"/>
-      <w:numFmt w:val="lowerRoman"/>
-      <w:lvlText w:val="(%6)"/>
-      <w:lvlJc w:val="left"/>
-      <w:pPr>
-        <w:tabs>
-          <w:tab w:val="num" w:pos="2160"/>
-        </w:tabs>
-        <w:ind w:left="2160" w:hanging="360"/>
-      </w:pPr>
-    </w:lvl>
-    <w:lvl w:ilvl="6">
-      <w:start w:val="1"/>
-      <w:numFmt w:val="decimal"/>
-      <w:lvlText w:val="%7."/>
-      <w:lvlJc w:val="left"/>
-      <w:pPr>
-        <w:tabs>
-          <w:tab w:val="num" w:pos="2520"/>
-        </w:tabs>
-        <w:ind w:left="2520" w:hanging="360"/>
-      </w:pPr>
-    </w:lvl>
-    <w:lvl w:ilvl="7">
-      <w:start w:val="1"/>
-      <w:numFmt w:val="lowerLetter"/>
-      <w:lvlText w:val="%8."/>
-      <w:lvlJc w:val="left"/>
-      <w:pPr>
-        <w:tabs>
-          <w:tab w:val="num" w:pos="2880"/>
-        </w:tabs>
-        <w:ind w:left="2880" w:hanging="360"/>
-      </w:pPr>
-    </w:lvl>
-    <w:lvl w:ilvl="8">
-      <w:start w:val="1"/>
-      <w:numFmt w:val="lowerRoman"/>
-      <w:lvlText w:val="%9."/>
-      <w:lvlJc w:val="left"/>
-      <w:pPr>
-        <w:tabs>
-          <w:tab w:val="num" w:pos="3240"/>
-        </w:tabs>
-        <w:ind w:left="3240" w:hanging="360"/>
-      </w:pPr>
-    </w:lvl>
-  </w:abstractNum>
-  <w:abstractNum w:abstractNumId="27" w15:restartNumberingAfterBreak="0">
-    <w:nsid w:val="4C371070"/>
-    <w:multiLevelType w:val="multilevel"/>
-    <w:tmpl w:val="E910B2A0"/>
-    <w:lvl w:ilvl="0">
-      <w:start w:val="1"/>
-      <w:numFmt w:val="decimal"/>
-      <w:pStyle w:val="NumberedHeading2"/>
-      <w:lvlText w:val="%1)"/>
-      <w:lvlJc w:val="left"/>
-      <w:pPr>
-        <w:tabs>
-          <w:tab w:val="num" w:pos="720"/>
-        </w:tabs>
-        <w:ind w:left="720" w:hanging="360"/>
-      </w:pPr>
-      <w:rPr>
-        <w:rFonts w:hint="default"/>
-      </w:rPr>
-    </w:lvl>
-    <w:lvl w:ilvl="1">
-      <w:start w:val="1"/>
-      <w:numFmt w:val="lowerLetter"/>
-      <w:lvlText w:val="%2)"/>
-      <w:lvlJc w:val="left"/>
-      <w:pPr>
-        <w:tabs>
-          <w:tab w:val="num" w:pos="1080"/>
-        </w:tabs>
-        <w:ind w:left="1080" w:hanging="360"/>
-      </w:pPr>
-      <w:rPr>
-        <w:rFonts w:hint="default"/>
-      </w:rPr>
-    </w:lvl>
-    <w:lvl w:ilvl="2">
-      <w:start w:val="1"/>
-      <w:numFmt w:val="lowerRoman"/>
-      <w:lvlText w:val="%3)"/>
-      <w:lvlJc w:val="left"/>
-      <w:pPr>
-        <w:tabs>
-          <w:tab w:val="num" w:pos="1440"/>
-        </w:tabs>
-        <w:ind w:left="1440" w:hanging="360"/>
-      </w:pPr>
-      <w:rPr>
-        <w:rFonts w:hint="default"/>
-      </w:rPr>
-    </w:lvl>
-    <w:lvl w:ilvl="3">
-      <w:start w:val="1"/>
-      <w:numFmt w:val="decimal"/>
-      <w:lvlText w:val="(%4)"/>
-      <w:lvlJc w:val="left"/>
-      <w:pPr>
-        <w:tabs>
-          <w:tab w:val="num" w:pos="1800"/>
-        </w:tabs>
-        <w:ind w:left="1800" w:hanging="360"/>
-      </w:pPr>
-      <w:rPr>
-        <w:rFonts w:hint="default"/>
-      </w:rPr>
-    </w:lvl>
-    <w:lvl w:ilvl="4">
-      <w:start w:val="1"/>
-      <w:numFmt w:val="lowerLetter"/>
-      <w:lvlText w:val="(%5)"/>
-      <w:lvlJc w:val="left"/>
-      <w:pPr>
-        <w:tabs>
-          <w:tab w:val="num" w:pos="2160"/>
-        </w:tabs>
-        <w:ind w:left="2160" w:hanging="360"/>
-      </w:pPr>
-      <w:rPr>
-        <w:rFonts w:hint="default"/>
-      </w:rPr>
-    </w:lvl>
-    <w:lvl w:ilvl="5">
-      <w:start w:val="1"/>
-      <w:numFmt w:val="lowerRoman"/>
-      <w:lvlText w:val="(%6)"/>
-      <w:lvlJc w:val="left"/>
-      <w:pPr>
-        <w:tabs>
-          <w:tab w:val="num" w:pos="2520"/>
-        </w:tabs>
-        <w:ind w:left="2520" w:hanging="360"/>
-      </w:pPr>
-      <w:rPr>
-        <w:rFonts w:hint="default"/>
-      </w:rPr>
-    </w:lvl>
-    <w:lvl w:ilvl="6">
-      <w:start w:val="1"/>
-      <w:numFmt w:val="decimal"/>
-      <w:lvlText w:val="%7."/>
-      <w:lvlJc w:val="left"/>
-      <w:pPr>
-        <w:tabs>
-          <w:tab w:val="num" w:pos="2880"/>
-        </w:tabs>
-        <w:ind w:left="2880" w:hanging="360"/>
-      </w:pPr>
-      <w:rPr>
-        <w:rFonts w:hint="default"/>
-      </w:rPr>
-    </w:lvl>
-    <w:lvl w:ilvl="7">
-      <w:start w:val="1"/>
-      <w:numFmt w:val="lowerLetter"/>
-      <w:lvlText w:val="%8."/>
-      <w:lvlJc w:val="left"/>
-      <w:pPr>
-        <w:tabs>
-          <w:tab w:val="num" w:pos="3240"/>
-        </w:tabs>
-        <w:ind w:left="3240" w:hanging="360"/>
-      </w:pPr>
       <w:rPr>
         <w:rFonts w:hint="default"/>
       </w:rPr>
@@ -10016,120 +7687,7 @@
       </w:rPr>
     </w:lvl>
   </w:abstractNum>
-  <w:abstractNum w:abstractNumId="28" w15:restartNumberingAfterBreak="0">
-    <w:nsid w:val="4C411C4A"/>
-    <w:multiLevelType w:val="multilevel"/>
-    <w:tmpl w:val="0409001D"/>
-    <w:lvl w:ilvl="0">
-      <w:start w:val="1"/>
-      <w:numFmt w:val="decimal"/>
-      <w:lvlText w:val="%1)"/>
-      <w:lvlJc w:val="left"/>
-      <w:pPr>
-        <w:tabs>
-          <w:tab w:val="num" w:pos="360"/>
-        </w:tabs>
-        <w:ind w:left="360" w:hanging="360"/>
-      </w:pPr>
-    </w:lvl>
-    <w:lvl w:ilvl="1">
-      <w:start w:val="1"/>
-      <w:numFmt w:val="lowerLetter"/>
-      <w:lvlText w:val="%2)"/>
-      <w:lvlJc w:val="left"/>
-      <w:pPr>
-        <w:tabs>
-          <w:tab w:val="num" w:pos="720"/>
-        </w:tabs>
-        <w:ind w:left="720" w:hanging="360"/>
-      </w:pPr>
-    </w:lvl>
-    <w:lvl w:ilvl="2">
-      <w:start w:val="1"/>
-      <w:numFmt w:val="lowerRoman"/>
-      <w:lvlText w:val="%3)"/>
-      <w:lvlJc w:val="left"/>
-      <w:pPr>
-        <w:tabs>
-          <w:tab w:val="num" w:pos="1080"/>
-        </w:tabs>
-        <w:ind w:left="1080" w:hanging="360"/>
-      </w:pPr>
-    </w:lvl>
-    <w:lvl w:ilvl="3">
-      <w:start w:val="1"/>
-      <w:numFmt w:val="decimal"/>
-      <w:lvlText w:val="(%4)"/>
-      <w:lvlJc w:val="left"/>
-      <w:pPr>
-        <w:tabs>
-          <w:tab w:val="num" w:pos="1440"/>
-        </w:tabs>
-        <w:ind w:left="1440" w:hanging="360"/>
-      </w:pPr>
-    </w:lvl>
-    <w:lvl w:ilvl="4">
-      <w:start w:val="1"/>
-      <w:numFmt w:val="lowerLetter"/>
-      <w:lvlText w:val="(%5)"/>
-      <w:lvlJc w:val="left"/>
-      <w:pPr>
-        <w:tabs>
-          <w:tab w:val="num" w:pos="1800"/>
-        </w:tabs>
-        <w:ind w:left="1800" w:hanging="360"/>
-      </w:pPr>
-    </w:lvl>
-    <w:lvl w:ilvl="5">
-      <w:start w:val="1"/>
-      <w:numFmt w:val="lowerRoman"/>
-      <w:lvlText w:val="(%6)"/>
-      <w:lvlJc w:val="left"/>
-      <w:pPr>
-        <w:tabs>
-          <w:tab w:val="num" w:pos="2160"/>
-        </w:tabs>
-        <w:ind w:left="2160" w:hanging="360"/>
-      </w:pPr>
-    </w:lvl>
-    <w:lvl w:ilvl="6">
-      <w:start w:val="1"/>
-      <w:numFmt w:val="decimal"/>
-      <w:lvlText w:val="%7."/>
-      <w:lvlJc w:val="left"/>
-      <w:pPr>
-        <w:tabs>
-          <w:tab w:val="num" w:pos="2520"/>
-        </w:tabs>
-        <w:ind w:left="2520" w:hanging="360"/>
-      </w:pPr>
-    </w:lvl>
-    <w:lvl w:ilvl="7">
-      <w:start w:val="1"/>
-      <w:numFmt w:val="lowerLetter"/>
-      <w:lvlText w:val="%8."/>
-      <w:lvlJc w:val="left"/>
-      <w:pPr>
-        <w:tabs>
-          <w:tab w:val="num" w:pos="2880"/>
-        </w:tabs>
-        <w:ind w:left="2880" w:hanging="360"/>
-      </w:pPr>
-    </w:lvl>
-    <w:lvl w:ilvl="8">
-      <w:start w:val="1"/>
-      <w:numFmt w:val="lowerRoman"/>
-      <w:lvlText w:val="%9."/>
-      <w:lvlJc w:val="left"/>
-      <w:pPr>
-        <w:tabs>
-          <w:tab w:val="num" w:pos="3240"/>
-        </w:tabs>
-        <w:ind w:left="3240" w:hanging="360"/>
-      </w:pPr>
-    </w:lvl>
-  </w:abstractNum>
-  <w:abstractNum w:abstractNumId="29" w15:restartNumberingAfterBreak="0">
+  <w:abstractNum w:abstractNumId="8" w15:restartNumberingAfterBreak="0">
     <w:nsid w:val="50A91DB8"/>
     <w:multiLevelType w:val="hybridMultilevel"/>
     <w:tmpl w:val="0E7C13BE"/>
@@ -10215,120 +7773,7 @@
       </w:pPr>
     </w:lvl>
   </w:abstractNum>
-  <w:abstractNum w:abstractNumId="30" w15:restartNumberingAfterBreak="0">
-    <w:nsid w:val="50FE60A0"/>
-    <w:multiLevelType w:val="multilevel"/>
-    <w:tmpl w:val="0409001D"/>
-    <w:lvl w:ilvl="0">
-      <w:start w:val="1"/>
-      <w:numFmt w:val="decimal"/>
-      <w:lvlText w:val="%1)"/>
-      <w:lvlJc w:val="left"/>
-      <w:pPr>
-        <w:tabs>
-          <w:tab w:val="num" w:pos="360"/>
-        </w:tabs>
-        <w:ind w:left="360" w:hanging="360"/>
-      </w:pPr>
-    </w:lvl>
-    <w:lvl w:ilvl="1">
-      <w:start w:val="1"/>
-      <w:numFmt w:val="lowerLetter"/>
-      <w:lvlText w:val="%2)"/>
-      <w:lvlJc w:val="left"/>
-      <w:pPr>
-        <w:tabs>
-          <w:tab w:val="num" w:pos="720"/>
-        </w:tabs>
-        <w:ind w:left="720" w:hanging="360"/>
-      </w:pPr>
-    </w:lvl>
-    <w:lvl w:ilvl="2">
-      <w:start w:val="1"/>
-      <w:numFmt w:val="lowerRoman"/>
-      <w:lvlText w:val="%3)"/>
-      <w:lvlJc w:val="left"/>
-      <w:pPr>
-        <w:tabs>
-          <w:tab w:val="num" w:pos="1080"/>
-        </w:tabs>
-        <w:ind w:left="1080" w:hanging="360"/>
-      </w:pPr>
-    </w:lvl>
-    <w:lvl w:ilvl="3">
-      <w:start w:val="1"/>
-      <w:numFmt w:val="decimal"/>
-      <w:lvlText w:val="(%4)"/>
-      <w:lvlJc w:val="left"/>
-      <w:pPr>
-        <w:tabs>
-          <w:tab w:val="num" w:pos="1440"/>
-        </w:tabs>
-        <w:ind w:left="1440" w:hanging="360"/>
-      </w:pPr>
-    </w:lvl>
-    <w:lvl w:ilvl="4">
-      <w:start w:val="1"/>
-      <w:numFmt w:val="lowerLetter"/>
-      <w:lvlText w:val="(%5)"/>
-      <w:lvlJc w:val="left"/>
-      <w:pPr>
-        <w:tabs>
-          <w:tab w:val="num" w:pos="1800"/>
-        </w:tabs>
-        <w:ind w:left="1800" w:hanging="360"/>
-      </w:pPr>
-    </w:lvl>
-    <w:lvl w:ilvl="5">
-      <w:start w:val="1"/>
-      <w:numFmt w:val="lowerRoman"/>
-      <w:lvlText w:val="(%6)"/>
-      <w:lvlJc w:val="left"/>
-      <w:pPr>
-        <w:tabs>
-          <w:tab w:val="num" w:pos="2160"/>
-        </w:tabs>
-        <w:ind w:left="2160" w:hanging="360"/>
-      </w:pPr>
-    </w:lvl>
-    <w:lvl w:ilvl="6">
-      <w:start w:val="1"/>
-      <w:numFmt w:val="decimal"/>
-      <w:lvlText w:val="%7."/>
-      <w:lvlJc w:val="left"/>
-      <w:pPr>
-        <w:tabs>
-          <w:tab w:val="num" w:pos="2520"/>
-        </w:tabs>
-        <w:ind w:left="2520" w:hanging="360"/>
-      </w:pPr>
-    </w:lvl>
-    <w:lvl w:ilvl="7">
-      <w:start w:val="1"/>
-      <w:numFmt w:val="lowerLetter"/>
-      <w:lvlText w:val="%8."/>
-      <w:lvlJc w:val="left"/>
-      <w:pPr>
-        <w:tabs>
-          <w:tab w:val="num" w:pos="2880"/>
-        </w:tabs>
-        <w:ind w:left="2880" w:hanging="360"/>
-      </w:pPr>
-    </w:lvl>
-    <w:lvl w:ilvl="8">
-      <w:start w:val="1"/>
-      <w:numFmt w:val="lowerRoman"/>
-      <w:lvlText w:val="%9."/>
-      <w:lvlJc w:val="left"/>
-      <w:pPr>
-        <w:tabs>
-          <w:tab w:val="num" w:pos="3240"/>
-        </w:tabs>
-        <w:ind w:left="3240" w:hanging="360"/>
-      </w:pPr>
-    </w:lvl>
-  </w:abstractNum>
-  <w:abstractNum w:abstractNumId="31" w15:restartNumberingAfterBreak="0">
+  <w:abstractNum w:abstractNumId="9" w15:restartNumberingAfterBreak="0">
     <w:nsid w:val="52901593"/>
     <w:multiLevelType w:val="hybridMultilevel"/>
     <w:tmpl w:val="9E5EE7B4"/>
@@ -10414,10 +7859,10 @@
       </w:pPr>
     </w:lvl>
   </w:abstractNum>
-  <w:abstractNum w:abstractNumId="32" w15:restartNumberingAfterBreak="0">
+  <w:abstractNum w:abstractNumId="10" w15:restartNumberingAfterBreak="0">
     <w:nsid w:val="57010784"/>
     <w:multiLevelType w:val="hybridMultilevel"/>
-    <w:tmpl w:val="FD16D386"/>
+    <w:tmpl w:val="54B6615A"/>
     <w:lvl w:ilvl="0" w:tplc="0409000F">
       <w:start w:val="1"/>
       <w:numFmt w:val="decimal"/>
@@ -10500,246 +7945,189 @@
       </w:pPr>
     </w:lvl>
   </w:abstractNum>
-  <w:abstractNum w:abstractNumId="33" w15:restartNumberingAfterBreak="0">
-    <w:nsid w:val="571D3BF5"/>
-    <w:multiLevelType w:val="multilevel"/>
-    <w:tmpl w:val="0409001D"/>
-    <w:lvl w:ilvl="0">
+  <w:abstractNum w:abstractNumId="11" w15:restartNumberingAfterBreak="0">
+    <w:nsid w:val="6B294942"/>
+    <w:multiLevelType w:val="hybridMultilevel"/>
+    <w:tmpl w:val="B9ACB5CA"/>
+    <w:lvl w:ilvl="0" w:tplc="FFFFFFFF">
       <w:start w:val="1"/>
       <w:numFmt w:val="decimal"/>
-      <w:lvlText w:val="%1)"/>
+      <w:lvlText w:val="%1."/>
       <w:lvlJc w:val="left"/>
       <w:pPr>
-        <w:tabs>
-          <w:tab w:val="num" w:pos="360"/>
-        </w:tabs>
-        <w:ind w:left="360" w:hanging="360"/>
-      </w:pPr>
-    </w:lvl>
-    <w:lvl w:ilvl="1">
+        <w:ind w:left="720" w:hanging="360"/>
+      </w:pPr>
+    </w:lvl>
+    <w:lvl w:ilvl="1" w:tplc="FFFFFFFF" w:tentative="1">
       <w:start w:val="1"/>
       <w:numFmt w:val="lowerLetter"/>
-      <w:lvlText w:val="%2)"/>
+      <w:lvlText w:val="%2."/>
       <w:lvlJc w:val="left"/>
       <w:pPr>
-        <w:tabs>
-          <w:tab w:val="num" w:pos="720"/>
-        </w:tabs>
-        <w:ind w:left="720" w:hanging="360"/>
-      </w:pPr>
-    </w:lvl>
-    <w:lvl w:ilvl="2">
+        <w:ind w:left="1440" w:hanging="360"/>
+      </w:pPr>
+    </w:lvl>
+    <w:lvl w:ilvl="2" w:tplc="FFFFFFFF" w:tentative="1">
       <w:start w:val="1"/>
       <w:numFmt w:val="lowerRoman"/>
-      <w:lvlText w:val="%3)"/>
+      <w:lvlText w:val="%3."/>
+      <w:lvlJc w:val="right"/>
+      <w:pPr>
+        <w:ind w:left="2160" w:hanging="180"/>
+      </w:pPr>
+    </w:lvl>
+    <w:lvl w:ilvl="3" w:tplc="FFFFFFFF" w:tentative="1">
+      <w:start w:val="1"/>
+      <w:numFmt w:val="decimal"/>
+      <w:lvlText w:val="%4."/>
       <w:lvlJc w:val="left"/>
       <w:pPr>
-        <w:tabs>
-          <w:tab w:val="num" w:pos="1080"/>
-        </w:tabs>
-        <w:ind w:left="1080" w:hanging="360"/>
-      </w:pPr>
-    </w:lvl>
-    <w:lvl w:ilvl="3">
-      <w:start w:val="1"/>
-      <w:numFmt w:val="decimal"/>
-      <w:lvlText w:val="(%4)"/>
+        <w:ind w:left="2880" w:hanging="360"/>
+      </w:pPr>
+    </w:lvl>
+    <w:lvl w:ilvl="4" w:tplc="FFFFFFFF" w:tentative="1">
+      <w:start w:val="1"/>
+      <w:numFmt w:val="lowerLetter"/>
+      <w:lvlText w:val="%5."/>
       <w:lvlJc w:val="left"/>
       <w:pPr>
-        <w:tabs>
-          <w:tab w:val="num" w:pos="1440"/>
-        </w:tabs>
-        <w:ind w:left="1440" w:hanging="360"/>
-      </w:pPr>
-    </w:lvl>
-    <w:lvl w:ilvl="4">
-      <w:start w:val="1"/>
-      <w:numFmt w:val="lowerLetter"/>
-      <w:lvlText w:val="(%5)"/>
-      <w:lvlJc w:val="left"/>
-      <w:pPr>
-        <w:tabs>
-          <w:tab w:val="num" w:pos="1800"/>
-        </w:tabs>
-        <w:ind w:left="1800" w:hanging="360"/>
-      </w:pPr>
-    </w:lvl>
-    <w:lvl w:ilvl="5">
+        <w:ind w:left="3600" w:hanging="360"/>
+      </w:pPr>
+    </w:lvl>
+    <w:lvl w:ilvl="5" w:tplc="FFFFFFFF" w:tentative="1">
       <w:start w:val="1"/>
       <w:numFmt w:val="lowerRoman"/>
-      <w:lvlText w:val="(%6)"/>
-      <w:lvlJc w:val="left"/>
-      <w:pPr>
-        <w:tabs>
-          <w:tab w:val="num" w:pos="2160"/>
-        </w:tabs>
-        <w:ind w:left="2160" w:hanging="360"/>
-      </w:pPr>
-    </w:lvl>
-    <w:lvl w:ilvl="6">
+      <w:lvlText w:val="%6."/>
+      <w:lvlJc w:val="right"/>
+      <w:pPr>
+        <w:ind w:left="4320" w:hanging="180"/>
+      </w:pPr>
+    </w:lvl>
+    <w:lvl w:ilvl="6" w:tplc="FFFFFFFF" w:tentative="1">
       <w:start w:val="1"/>
       <w:numFmt w:val="decimal"/>
       <w:lvlText w:val="%7."/>
       <w:lvlJc w:val="left"/>
       <w:pPr>
-        <w:tabs>
-          <w:tab w:val="num" w:pos="2520"/>
-        </w:tabs>
-        <w:ind w:left="2520" w:hanging="360"/>
-      </w:pPr>
-    </w:lvl>
-    <w:lvl w:ilvl="7">
+        <w:ind w:left="5040" w:hanging="360"/>
+      </w:pPr>
+    </w:lvl>
+    <w:lvl w:ilvl="7" w:tplc="FFFFFFFF" w:tentative="1">
       <w:start w:val="1"/>
       <w:numFmt w:val="lowerLetter"/>
       <w:lvlText w:val="%8."/>
       <w:lvlJc w:val="left"/>
       <w:pPr>
-        <w:tabs>
-          <w:tab w:val="num" w:pos="2880"/>
-        </w:tabs>
-        <w:ind w:left="2880" w:hanging="360"/>
-      </w:pPr>
-    </w:lvl>
-    <w:lvl w:ilvl="8">
+        <w:ind w:left="5760" w:hanging="360"/>
+      </w:pPr>
+    </w:lvl>
+    <w:lvl w:ilvl="8" w:tplc="FFFFFFFF" w:tentative="1">
       <w:start w:val="1"/>
       <w:numFmt w:val="lowerRoman"/>
       <w:lvlText w:val="%9."/>
+      <w:lvlJc w:val="right"/>
+      <w:pPr>
+        <w:ind w:left="6480" w:hanging="180"/>
+      </w:pPr>
+    </w:lvl>
+  </w:abstractNum>
+  <w:abstractNum w:abstractNumId="12" w15:restartNumberingAfterBreak="0">
+    <w:nsid w:val="6F346B79"/>
+    <w:multiLevelType w:val="hybridMultilevel"/>
+    <w:tmpl w:val="8C006EBE"/>
+    <w:lvl w:ilvl="0" w:tplc="0409000F">
+      <w:start w:val="1"/>
+      <w:numFmt w:val="decimal"/>
+      <w:lvlText w:val="%1."/>
       <w:lvlJc w:val="left"/>
       <w:pPr>
-        <w:tabs>
-          <w:tab w:val="num" w:pos="3240"/>
-        </w:tabs>
-        <w:ind w:left="3240" w:hanging="360"/>
-      </w:pPr>
-    </w:lvl>
-  </w:abstractNum>
-  <w:abstractNum w:abstractNumId="34" w15:restartNumberingAfterBreak="0">
-    <w:nsid w:val="584A4550"/>
-    <w:multiLevelType w:val="multilevel"/>
-    <w:tmpl w:val="0409001D"/>
-    <w:lvl w:ilvl="0">
+        <w:ind w:left="720" w:hanging="360"/>
+      </w:pPr>
+    </w:lvl>
+    <w:lvl w:ilvl="1" w:tplc="04090019" w:tentative="1">
+      <w:start w:val="1"/>
+      <w:numFmt w:val="lowerLetter"/>
+      <w:lvlText w:val="%2."/>
+      <w:lvlJc w:val="left"/>
+      <w:pPr>
+        <w:ind w:left="1440" w:hanging="360"/>
+      </w:pPr>
+    </w:lvl>
+    <w:lvl w:ilvl="2" w:tplc="0409001B" w:tentative="1">
+      <w:start w:val="1"/>
+      <w:numFmt w:val="lowerRoman"/>
+      <w:lvlText w:val="%3."/>
+      <w:lvlJc w:val="right"/>
+      <w:pPr>
+        <w:ind w:left="2160" w:hanging="180"/>
+      </w:pPr>
+    </w:lvl>
+    <w:lvl w:ilvl="3" w:tplc="0409000F" w:tentative="1">
       <w:start w:val="1"/>
       <w:numFmt w:val="decimal"/>
-      <w:lvlText w:val="%1)"/>
+      <w:lvlText w:val="%4."/>
       <w:lvlJc w:val="left"/>
       <w:pPr>
-        <w:tabs>
-          <w:tab w:val="num" w:pos="360"/>
-        </w:tabs>
-        <w:ind w:left="360" w:hanging="360"/>
-      </w:pPr>
-    </w:lvl>
-    <w:lvl w:ilvl="1">
+        <w:ind w:left="2880" w:hanging="360"/>
+      </w:pPr>
+    </w:lvl>
+    <w:lvl w:ilvl="4" w:tplc="04090019" w:tentative="1">
       <w:start w:val="1"/>
       <w:numFmt w:val="lowerLetter"/>
-      <w:lvlText w:val="%2)"/>
+      <w:lvlText w:val="%5."/>
       <w:lvlJc w:val="left"/>
       <w:pPr>
-        <w:tabs>
-          <w:tab w:val="num" w:pos="720"/>
-        </w:tabs>
-        <w:ind w:left="720" w:hanging="360"/>
-      </w:pPr>
-    </w:lvl>
-    <w:lvl w:ilvl="2">
+        <w:ind w:left="3600" w:hanging="360"/>
+      </w:pPr>
+    </w:lvl>
+    <w:lvl w:ilvl="5" w:tplc="0409001B" w:tentative="1">
       <w:start w:val="1"/>
       <w:numFmt w:val="lowerRoman"/>
-      <w:lvlText w:val="%3)"/>
-      <w:lvlJc w:val="left"/>
-      <w:pPr>
-        <w:tabs>
-          <w:tab w:val="num" w:pos="1080"/>
-        </w:tabs>
-        <w:ind w:left="1080" w:hanging="360"/>
-      </w:pPr>
-    </w:lvl>
-    <w:lvl w:ilvl="3">
-      <w:start w:val="1"/>
-      <w:numFmt w:val="decimal"/>
-      <w:lvlText w:val="(%4)"/>
-      <w:lvlJc w:val="left"/>
-      <w:pPr>
-        <w:tabs>
-          <w:tab w:val="num" w:pos="1440"/>
-        </w:tabs>
-        <w:ind w:left="1440" w:hanging="360"/>
-      </w:pPr>
-    </w:lvl>
-    <w:lvl w:ilvl="4">
-      <w:start w:val="1"/>
-      <w:numFmt w:val="lowerLetter"/>
-      <w:lvlText w:val="(%5)"/>
-      <w:lvlJc w:val="left"/>
-      <w:pPr>
-        <w:tabs>
-          <w:tab w:val="num" w:pos="1800"/>
-        </w:tabs>
-        <w:ind w:left="1800" w:hanging="360"/>
-      </w:pPr>
-    </w:lvl>
-    <w:lvl w:ilvl="5">
-      <w:start w:val="1"/>
-      <w:numFmt w:val="lowerRoman"/>
-      <w:lvlText w:val="(%6)"/>
-      <w:lvlJc w:val="left"/>
-      <w:pPr>
-        <w:tabs>
-          <w:tab w:val="num" w:pos="2160"/>
-        </w:tabs>
-        <w:ind w:left="2160" w:hanging="360"/>
-      </w:pPr>
-    </w:lvl>
-    <w:lvl w:ilvl="6">
+      <w:lvlText w:val="%6."/>
+      <w:lvlJc w:val="right"/>
+      <w:pPr>
+        <w:ind w:left="4320" w:hanging="180"/>
+      </w:pPr>
+    </w:lvl>
+    <w:lvl w:ilvl="6" w:tplc="0409000F" w:tentative="1">
       <w:start w:val="1"/>
       <w:numFmt w:val="decimal"/>
       <w:lvlText w:val="%7."/>
       <w:lvlJc w:val="left"/>
       <w:pPr>
-        <w:tabs>
-          <w:tab w:val="num" w:pos="2520"/>
-        </w:tabs>
-        <w:ind w:left="2520" w:hanging="360"/>
-      </w:pPr>
-    </w:lvl>
-    <w:lvl w:ilvl="7">
+        <w:ind w:left="5040" w:hanging="360"/>
+      </w:pPr>
+    </w:lvl>
+    <w:lvl w:ilvl="7" w:tplc="04090019" w:tentative="1">
       <w:start w:val="1"/>
       <w:numFmt w:val="lowerLetter"/>
       <w:lvlText w:val="%8."/>
       <w:lvlJc w:val="left"/>
       <w:pPr>
-        <w:tabs>
-          <w:tab w:val="num" w:pos="2880"/>
-        </w:tabs>
-        <w:ind w:left="2880" w:hanging="360"/>
-      </w:pPr>
-    </w:lvl>
-    <w:lvl w:ilvl="8">
+        <w:ind w:left="5760" w:hanging="360"/>
+      </w:pPr>
+    </w:lvl>
+    <w:lvl w:ilvl="8" w:tplc="0409001B" w:tentative="1">
       <w:start w:val="1"/>
       <w:numFmt w:val="lowerRoman"/>
       <w:lvlText w:val="%9."/>
-      <w:lvlJc w:val="left"/>
-      <w:pPr>
-        <w:tabs>
-          <w:tab w:val="num" w:pos="3240"/>
-        </w:tabs>
-        <w:ind w:left="3240" w:hanging="360"/>
+      <w:lvlJc w:val="right"/>
+      <w:pPr>
+        <w:ind w:left="6480" w:hanging="180"/>
       </w:pPr>
     </w:lvl>
   </w:abstractNum>
-  <w:abstractNum w:abstractNumId="35" w15:restartNumberingAfterBreak="0">
-    <w:nsid w:val="5CE16E34"/>
+  <w:abstractNum w:abstractNumId="13" w15:restartNumberingAfterBreak="0">
+    <w:nsid w:val="773F0260"/>
     <w:multiLevelType w:val="hybridMultilevel"/>
-    <w:tmpl w:val="0B12333A"/>
+    <w:tmpl w:val="BAF277DC"/>
     <w:lvl w:ilvl="0" w:tplc="0409000F">
       <w:start w:val="1"/>
       <w:numFmt w:val="decimal"/>
       <w:lvlText w:val="%1."/>
       <w:lvlJc w:val="left"/>
       <w:pPr>
-        <w:tabs>
-          <w:tab w:val="num" w:pos="360"/>
-        </w:tabs>
-        <w:ind w:left="360" w:hanging="360"/>
+        <w:ind w:left="720" w:hanging="360"/>
       </w:pPr>
     </w:lvl>
     <w:lvl w:ilvl="1" w:tplc="04090019" w:tentative="1">
@@ -10748,10 +8136,7 @@
       <w:lvlText w:val="%2."/>
       <w:lvlJc w:val="left"/>
       <w:pPr>
-        <w:tabs>
-          <w:tab w:val="num" w:pos="1080"/>
-        </w:tabs>
-        <w:ind w:left="1080" w:hanging="360"/>
+        <w:ind w:left="1440" w:hanging="360"/>
       </w:pPr>
     </w:lvl>
     <w:lvl w:ilvl="2" w:tplc="0409001B" w:tentative="1">
@@ -10760,10 +8145,7 @@
       <w:lvlText w:val="%3."/>
       <w:lvlJc w:val="right"/>
       <w:pPr>
-        <w:tabs>
-          <w:tab w:val="num" w:pos="1800"/>
-        </w:tabs>
-        <w:ind w:left="1800" w:hanging="180"/>
+        <w:ind w:left="2160" w:hanging="180"/>
       </w:pPr>
     </w:lvl>
     <w:lvl w:ilvl="3" w:tplc="0409000F" w:tentative="1">
@@ -10772,10 +8154,7 @@
       <w:lvlText w:val="%4."/>
       <w:lvlJc w:val="left"/>
       <w:pPr>
-        <w:tabs>
-          <w:tab w:val="num" w:pos="2520"/>
-        </w:tabs>
-        <w:ind w:left="2520" w:hanging="360"/>
+        <w:ind w:left="2880" w:hanging="360"/>
       </w:pPr>
     </w:lvl>
     <w:lvl w:ilvl="4" w:tplc="04090019" w:tentative="1">
@@ -10784,10 +8163,7 @@
       <w:lvlText w:val="%5."/>
       <w:lvlJc w:val="left"/>
       <w:pPr>
-        <w:tabs>
-          <w:tab w:val="num" w:pos="3240"/>
-        </w:tabs>
-        <w:ind w:left="3240" w:hanging="360"/>
+        <w:ind w:left="3600" w:hanging="360"/>
       </w:pPr>
     </w:lvl>
     <w:lvl w:ilvl="5" w:tplc="0409001B" w:tentative="1">
@@ -10796,10 +8172,7 @@
       <w:lvlText w:val="%6."/>
       <w:lvlJc w:val="right"/>
       <w:pPr>
-        <w:tabs>
-          <w:tab w:val="num" w:pos="3960"/>
-        </w:tabs>
-        <w:ind w:left="3960" w:hanging="180"/>
+        <w:ind w:left="4320" w:hanging="180"/>
       </w:pPr>
     </w:lvl>
     <w:lvl w:ilvl="6" w:tplc="0409000F" w:tentative="1">
@@ -10808,10 +8181,7 @@
       <w:lvlText w:val="%7."/>
       <w:lvlJc w:val="left"/>
       <w:pPr>
-        <w:tabs>
-          <w:tab w:val="num" w:pos="4680"/>
-        </w:tabs>
-        <w:ind w:left="4680" w:hanging="360"/>
+        <w:ind w:left="5040" w:hanging="360"/>
       </w:pPr>
     </w:lvl>
     <w:lvl w:ilvl="7" w:tplc="04090019" w:tentative="1">
@@ -10820,10 +8190,7 @@
       <w:lvlText w:val="%8."/>
       <w:lvlJc w:val="left"/>
       <w:pPr>
-        <w:tabs>
-          <w:tab w:val="num" w:pos="5400"/>
-        </w:tabs>
-        <w:ind w:left="5400" w:hanging="360"/>
+        <w:ind w:left="5760" w:hanging="360"/>
       </w:pPr>
     </w:lvl>
     <w:lvl w:ilvl="8" w:tplc="0409001B" w:tentative="1">
@@ -10832,312 +8199,169 @@
       <w:lvlText w:val="%9."/>
       <w:lvlJc w:val="right"/>
       <w:pPr>
-        <w:tabs>
-          <w:tab w:val="num" w:pos="6120"/>
-        </w:tabs>
-        <w:ind w:left="6120" w:hanging="180"/>
+        <w:ind w:left="6480" w:hanging="180"/>
       </w:pPr>
     </w:lvl>
   </w:abstractNum>
-  <w:abstractNum w:abstractNumId="36" w15:restartNumberingAfterBreak="0">
-    <w:nsid w:val="62080D0F"/>
-    <w:multiLevelType w:val="multilevel"/>
-    <w:tmpl w:val="0409001D"/>
-    <w:lvl w:ilvl="0">
+  <w:abstractNum w:abstractNumId="14" w15:restartNumberingAfterBreak="0">
+    <w:nsid w:val="7E3B7096"/>
+    <w:multiLevelType w:val="hybridMultilevel"/>
+    <w:tmpl w:val="06949DE6"/>
+    <w:lvl w:ilvl="0" w:tplc="0409000F">
       <w:start w:val="1"/>
       <w:numFmt w:val="decimal"/>
-      <w:lvlText w:val="%1)"/>
+      <w:lvlText w:val="%1."/>
       <w:lvlJc w:val="left"/>
       <w:pPr>
-        <w:tabs>
-          <w:tab w:val="num" w:pos="360"/>
-        </w:tabs>
-        <w:ind w:left="360" w:hanging="360"/>
-      </w:pPr>
-    </w:lvl>
-    <w:lvl w:ilvl="1">
+        <w:ind w:left="720" w:hanging="360"/>
+      </w:pPr>
+    </w:lvl>
+    <w:lvl w:ilvl="1" w:tplc="04090019" w:tentative="1">
       <w:start w:val="1"/>
       <w:numFmt w:val="lowerLetter"/>
-      <w:lvlText w:val="%2)"/>
+      <w:lvlText w:val="%2."/>
       <w:lvlJc w:val="left"/>
       <w:pPr>
-        <w:tabs>
-          <w:tab w:val="num" w:pos="720"/>
-        </w:tabs>
-        <w:ind w:left="720" w:hanging="360"/>
-      </w:pPr>
-    </w:lvl>
-    <w:lvl w:ilvl="2">
+        <w:ind w:left="1440" w:hanging="360"/>
+      </w:pPr>
+    </w:lvl>
+    <w:lvl w:ilvl="2" w:tplc="0409001B" w:tentative="1">
       <w:start w:val="1"/>
       <w:numFmt w:val="lowerRoman"/>
-      <w:lvlText w:val="%3)"/>
+      <w:lvlText w:val="%3."/>
+      <w:lvlJc w:val="right"/>
+      <w:pPr>
+        <w:ind w:left="2160" w:hanging="180"/>
+      </w:pPr>
+    </w:lvl>
+    <w:lvl w:ilvl="3" w:tplc="0409000F" w:tentative="1">
+      <w:start w:val="1"/>
+      <w:numFmt w:val="decimal"/>
+      <w:lvlText w:val="%4."/>
       <w:lvlJc w:val="left"/>
       <w:pPr>
-        <w:tabs>
-          <w:tab w:val="num" w:pos="1080"/>
-        </w:tabs>
-        <w:ind w:left="1080" w:hanging="360"/>
-      </w:pPr>
-    </w:lvl>
-    <w:lvl w:ilvl="3">
-      <w:start w:val="1"/>
-      <w:numFmt w:val="decimal"/>
-      <w:lvlText w:val="(%4)"/>
+        <w:ind w:left="2880" w:hanging="360"/>
+      </w:pPr>
+    </w:lvl>
+    <w:lvl w:ilvl="4" w:tplc="04090019" w:tentative="1">
+      <w:start w:val="1"/>
+      <w:numFmt w:val="lowerLetter"/>
+      <w:lvlText w:val="%5."/>
       <w:lvlJc w:val="left"/>
       <w:pPr>
-        <w:tabs>
-          <w:tab w:val="num" w:pos="1440"/>
-        </w:tabs>
-        <w:ind w:left="1440" w:hanging="360"/>
-      </w:pPr>
-    </w:lvl>
-    <w:lvl w:ilvl="4">
-      <w:start w:val="1"/>
-      <w:numFmt w:val="lowerLetter"/>
-      <w:lvlText w:val="(%5)"/>
-      <w:lvlJc w:val="left"/>
-      <w:pPr>
-        <w:tabs>
-          <w:tab w:val="num" w:pos="1800"/>
-        </w:tabs>
-        <w:ind w:left="1800" w:hanging="360"/>
-      </w:pPr>
-    </w:lvl>
-    <w:lvl w:ilvl="5">
+        <w:ind w:left="3600" w:hanging="360"/>
+      </w:pPr>
+    </w:lvl>
+    <w:lvl w:ilvl="5" w:tplc="0409001B" w:tentative="1">
       <w:start w:val="1"/>
       <w:numFmt w:val="lowerRoman"/>
-      <w:lvlText w:val="(%6)"/>
-      <w:lvlJc w:val="left"/>
-      <w:pPr>
-        <w:tabs>
-          <w:tab w:val="num" w:pos="2160"/>
-        </w:tabs>
-        <w:ind w:left="2160" w:hanging="360"/>
-      </w:pPr>
-    </w:lvl>
-    <w:lvl w:ilvl="6">
+      <w:lvlText w:val="%6."/>
+      <w:lvlJc w:val="right"/>
+      <w:pPr>
+        <w:ind w:left="4320" w:hanging="180"/>
+      </w:pPr>
+    </w:lvl>
+    <w:lvl w:ilvl="6" w:tplc="0409000F" w:tentative="1">
       <w:start w:val="1"/>
       <w:numFmt w:val="decimal"/>
       <w:lvlText w:val="%7."/>
       <w:lvlJc w:val="left"/>
       <w:pPr>
-        <w:tabs>
-          <w:tab w:val="num" w:pos="2520"/>
-        </w:tabs>
-        <w:ind w:left="2520" w:hanging="360"/>
-      </w:pPr>
-    </w:lvl>
-    <w:lvl w:ilvl="7">
+        <w:ind w:left="5040" w:hanging="360"/>
+      </w:pPr>
+    </w:lvl>
+    <w:lvl w:ilvl="7" w:tplc="04090019" w:tentative="1">
       <w:start w:val="1"/>
       <w:numFmt w:val="lowerLetter"/>
       <w:lvlText w:val="%8."/>
       <w:lvlJc w:val="left"/>
       <w:pPr>
-        <w:tabs>
-          <w:tab w:val="num" w:pos="2880"/>
-        </w:tabs>
-        <w:ind w:left="2880" w:hanging="360"/>
-      </w:pPr>
-    </w:lvl>
-    <w:lvl w:ilvl="8">
+        <w:ind w:left="5760" w:hanging="360"/>
+      </w:pPr>
+    </w:lvl>
+    <w:lvl w:ilvl="8" w:tplc="0409001B" w:tentative="1">
       <w:start w:val="1"/>
       <w:numFmt w:val="lowerRoman"/>
       <w:lvlText w:val="%9."/>
+      <w:lvlJc w:val="right"/>
+      <w:pPr>
+        <w:ind w:left="6480" w:hanging="180"/>
+      </w:pPr>
+    </w:lvl>
+  </w:abstractNum>
+  <w:abstractNum w:abstractNumId="15" w15:restartNumberingAfterBreak="0">
+    <w:nsid w:val="7EAE1FBF"/>
+    <w:multiLevelType w:val="hybridMultilevel"/>
+    <w:tmpl w:val="DB526CB0"/>
+    <w:lvl w:ilvl="0" w:tplc="0409000F">
+      <w:start w:val="1"/>
+      <w:numFmt w:val="decimal"/>
+      <w:lvlText w:val="%1."/>
       <w:lvlJc w:val="left"/>
       <w:pPr>
-        <w:tabs>
-          <w:tab w:val="num" w:pos="3240"/>
-        </w:tabs>
-        <w:ind w:left="3240" w:hanging="360"/>
-      </w:pPr>
-    </w:lvl>
-  </w:abstractNum>
-  <w:abstractNum w:abstractNumId="37" w15:restartNumberingAfterBreak="0">
-    <w:nsid w:val="6CB47B90"/>
-    <w:multiLevelType w:val="multilevel"/>
-    <w:tmpl w:val="0409001D"/>
-    <w:lvl w:ilvl="0">
+        <w:ind w:left="720" w:hanging="360"/>
+      </w:pPr>
+    </w:lvl>
+    <w:lvl w:ilvl="1" w:tplc="04090019" w:tentative="1">
+      <w:start w:val="1"/>
+      <w:numFmt w:val="lowerLetter"/>
+      <w:lvlText w:val="%2."/>
+      <w:lvlJc w:val="left"/>
+      <w:pPr>
+        <w:ind w:left="1440" w:hanging="360"/>
+      </w:pPr>
+    </w:lvl>
+    <w:lvl w:ilvl="2" w:tplc="0409001B" w:tentative="1">
+      <w:start w:val="1"/>
+      <w:numFmt w:val="lowerRoman"/>
+      <w:lvlText w:val="%3."/>
+      <w:lvlJc w:val="right"/>
+      <w:pPr>
+        <w:ind w:left="2160" w:hanging="180"/>
+      </w:pPr>
+    </w:lvl>
+    <w:lvl w:ilvl="3" w:tplc="0409000F" w:tentative="1">
       <w:start w:val="1"/>
       <w:numFmt w:val="decimal"/>
-      <w:lvlText w:val="%1)"/>
+      <w:lvlText w:val="%4."/>
       <w:lvlJc w:val="left"/>
       <w:pPr>
-        <w:tabs>
-          <w:tab w:val="num" w:pos="360"/>
-        </w:tabs>
-        <w:ind w:left="360" w:hanging="360"/>
-      </w:pPr>
-    </w:lvl>
-    <w:lvl w:ilvl="1">
+        <w:ind w:left="2880" w:hanging="360"/>
+      </w:pPr>
+    </w:lvl>
+    <w:lvl w:ilvl="4" w:tplc="04090019" w:tentative="1">
       <w:start w:val="1"/>
       <w:numFmt w:val="lowerLetter"/>
-      <w:lvlText w:val="%2)"/>
+      <w:lvlText w:val="%5."/>
       <w:lvlJc w:val="left"/>
       <w:pPr>
-        <w:tabs>
-          <w:tab w:val="num" w:pos="720"/>
-        </w:tabs>
-        <w:ind w:left="720" w:hanging="360"/>
-      </w:pPr>
-    </w:lvl>
-    <w:lvl w:ilvl="2">
+        <w:ind w:left="3600" w:hanging="360"/>
+      </w:pPr>
+    </w:lvl>
+    <w:lvl w:ilvl="5" w:tplc="0409001B" w:tentative="1">
       <w:start w:val="1"/>
       <w:numFmt w:val="lowerRoman"/>
-      <w:lvlText w:val="%3)"/>
-      <w:lvlJc w:val="left"/>
-      <w:pPr>
-        <w:tabs>
-          <w:tab w:val="num" w:pos="1080"/>
-        </w:tabs>
-        <w:ind w:left="1080" w:hanging="360"/>
-      </w:pPr>
-    </w:lvl>
-    <w:lvl w:ilvl="3">
-      <w:start w:val="1"/>
-      <w:numFmt w:val="decimal"/>
-      <w:lvlText w:val="(%4)"/>
-      <w:lvlJc w:val="left"/>
-      <w:pPr>
-        <w:tabs>
-          <w:tab w:val="num" w:pos="1440"/>
-        </w:tabs>
-        <w:ind w:left="1440" w:hanging="360"/>
-      </w:pPr>
-    </w:lvl>
-    <w:lvl w:ilvl="4">
-      <w:start w:val="1"/>
-      <w:numFmt w:val="lowerLetter"/>
-      <w:lvlText w:val="(%5)"/>
-      <w:lvlJc w:val="left"/>
-      <w:pPr>
-        <w:tabs>
-          <w:tab w:val="num" w:pos="1800"/>
-        </w:tabs>
-        <w:ind w:left="1800" w:hanging="360"/>
-      </w:pPr>
-    </w:lvl>
-    <w:lvl w:ilvl="5">
-      <w:start w:val="1"/>
-      <w:numFmt w:val="lowerRoman"/>
-      <w:lvlText w:val="(%6)"/>
-      <w:lvlJc w:val="left"/>
-      <w:pPr>
-        <w:tabs>
-          <w:tab w:val="num" w:pos="2160"/>
-        </w:tabs>
-        <w:ind w:left="2160" w:hanging="360"/>
-      </w:pPr>
-    </w:lvl>
-    <w:lvl w:ilvl="6">
+      <w:lvlText w:val="%6."/>
+      <w:lvlJc w:val="right"/>
+      <w:pPr>
+        <w:ind w:left="4320" w:hanging="180"/>
+      </w:pPr>
+    </w:lvl>
+    <w:lvl w:ilvl="6" w:tplc="0409000F" w:tentative="1">
       <w:start w:val="1"/>
       <w:numFmt w:val="decimal"/>
       <w:lvlText w:val="%7."/>
       <w:lvlJc w:val="left"/>
       <w:pPr>
-        <w:tabs>
-          <w:tab w:val="num" w:pos="2520"/>
-        </w:tabs>
-        <w:ind w:left="2520" w:hanging="360"/>
-      </w:pPr>
-    </w:lvl>
-    <w:lvl w:ilvl="7">
+        <w:ind w:left="5040" w:hanging="360"/>
+      </w:pPr>
+    </w:lvl>
+    <w:lvl w:ilvl="7" w:tplc="04090019" w:tentative="1">
       <w:start w:val="1"/>
       <w:numFmt w:val="lowerLetter"/>
       <w:lvlText w:val="%8."/>
       <w:lvlJc w:val="left"/>
       <w:pPr>
-        <w:tabs>
-          <w:tab w:val="num" w:pos="2880"/>
-        </w:tabs>
-        <w:ind w:left="2880" w:hanging="360"/>
-      </w:pPr>
-    </w:lvl>
-    <w:lvl w:ilvl="8">
-      <w:start w:val="1"/>
-      <w:numFmt w:val="lowerRoman"/>
-      <w:lvlText w:val="%9."/>
-      <w:lvlJc w:val="left"/>
-      <w:pPr>
-        <w:tabs>
-          <w:tab w:val="num" w:pos="3240"/>
-        </w:tabs>
-        <w:ind w:left="3240" w:hanging="360"/>
-      </w:pPr>
-    </w:lvl>
-  </w:abstractNum>
-  <w:abstractNum w:abstractNumId="38" w15:restartNumberingAfterBreak="0">
-    <w:nsid w:val="6F346B79"/>
-    <w:multiLevelType w:val="hybridMultilevel"/>
-    <w:tmpl w:val="7070EE64"/>
-    <w:lvl w:ilvl="0" w:tplc="0409000F">
-      <w:start w:val="1"/>
-      <w:numFmt w:val="decimal"/>
-      <w:lvlText w:val="%1."/>
-      <w:lvlJc w:val="left"/>
-      <w:pPr>
-        <w:ind w:left="720" w:hanging="360"/>
-      </w:pPr>
-    </w:lvl>
-    <w:lvl w:ilvl="1" w:tplc="04090019" w:tentative="1">
-      <w:start w:val="1"/>
-      <w:numFmt w:val="lowerLetter"/>
-      <w:lvlText w:val="%2."/>
-      <w:lvlJc w:val="left"/>
-      <w:pPr>
-        <w:ind w:left="1440" w:hanging="360"/>
-      </w:pPr>
-    </w:lvl>
-    <w:lvl w:ilvl="2" w:tplc="0409001B" w:tentative="1">
-      <w:start w:val="1"/>
-      <w:numFmt w:val="lowerRoman"/>
-      <w:lvlText w:val="%3."/>
-      <w:lvlJc w:val="right"/>
-      <w:pPr>
-        <w:ind w:left="2160" w:hanging="180"/>
-      </w:pPr>
-    </w:lvl>
-    <w:lvl w:ilvl="3" w:tplc="0409000F" w:tentative="1">
-      <w:start w:val="1"/>
-      <w:numFmt w:val="decimal"/>
-      <w:lvlText w:val="%4."/>
-      <w:lvlJc w:val="left"/>
-      <w:pPr>
-        <w:ind w:left="2880" w:hanging="360"/>
-      </w:pPr>
-    </w:lvl>
-    <w:lvl w:ilvl="4" w:tplc="04090019" w:tentative="1">
-      <w:start w:val="1"/>
-      <w:numFmt w:val="lowerLetter"/>
-      <w:lvlText w:val="%5."/>
-      <w:lvlJc w:val="left"/>
-      <w:pPr>
-        <w:ind w:left="3600" w:hanging="360"/>
-      </w:pPr>
-    </w:lvl>
-    <w:lvl w:ilvl="5" w:tplc="0409001B" w:tentative="1">
-      <w:start w:val="1"/>
-      <w:numFmt w:val="lowerRoman"/>
-      <w:lvlText w:val="%6."/>
-      <w:lvlJc w:val="right"/>
-      <w:pPr>
-        <w:ind w:left="4320" w:hanging="180"/>
-      </w:pPr>
-    </w:lvl>
-    <w:lvl w:ilvl="6" w:tplc="0409000F" w:tentative="1">
-      <w:start w:val="1"/>
-      <w:numFmt w:val="decimal"/>
-      <w:lvlText w:val="%7."/>
-      <w:lvlJc w:val="left"/>
-      <w:pPr>
-        <w:ind w:left="5040" w:hanging="360"/>
-      </w:pPr>
-    </w:lvl>
-    <w:lvl w:ilvl="7" w:tplc="04090019" w:tentative="1">
-      <w:start w:val="1"/>
-      <w:numFmt w:val="lowerLetter"/>
-      <w:lvlText w:val="%8."/>
-      <w:lvlJc w:val="left"/>
-      <w:pPr>
         <w:ind w:left="5760" w:hanging="360"/>
       </w:pPr>
     </w:lvl>
@@ -11151,1668 +8375,53 @@
       </w:pPr>
     </w:lvl>
   </w:abstractNum>
-  <w:abstractNum w:abstractNumId="39" w15:restartNumberingAfterBreak="0">
-    <w:nsid w:val="7134223A"/>
-    <w:multiLevelType w:val="multilevel"/>
-    <w:tmpl w:val="0409001D"/>
-    <w:lvl w:ilvl="0">
-      <w:start w:val="1"/>
-      <w:numFmt w:val="decimal"/>
-      <w:lvlText w:val="%1)"/>
-      <w:lvlJc w:val="left"/>
-      <w:pPr>
-        <w:tabs>
-          <w:tab w:val="num" w:pos="360"/>
-        </w:tabs>
-        <w:ind w:left="360" w:hanging="360"/>
-      </w:pPr>
-    </w:lvl>
-    <w:lvl w:ilvl="1">
-      <w:start w:val="1"/>
-      <w:numFmt w:val="lowerLetter"/>
-      <w:lvlText w:val="%2)"/>
-      <w:lvlJc w:val="left"/>
-      <w:pPr>
-        <w:tabs>
-          <w:tab w:val="num" w:pos="720"/>
-        </w:tabs>
-        <w:ind w:left="720" w:hanging="360"/>
-      </w:pPr>
-    </w:lvl>
-    <w:lvl w:ilvl="2">
-      <w:start w:val="1"/>
-      <w:numFmt w:val="lowerRoman"/>
-      <w:lvlText w:val="%3)"/>
-      <w:lvlJc w:val="left"/>
-      <w:pPr>
-        <w:tabs>
-          <w:tab w:val="num" w:pos="1080"/>
-        </w:tabs>
-        <w:ind w:left="1080" w:hanging="360"/>
-      </w:pPr>
-    </w:lvl>
-    <w:lvl w:ilvl="3">
-      <w:start w:val="1"/>
-      <w:numFmt w:val="decimal"/>
-      <w:lvlText w:val="(%4)"/>
-      <w:lvlJc w:val="left"/>
-      <w:pPr>
-        <w:tabs>
-          <w:tab w:val="num" w:pos="1440"/>
-        </w:tabs>
-        <w:ind w:left="1440" w:hanging="360"/>
-      </w:pPr>
-    </w:lvl>
-    <w:lvl w:ilvl="4">
-      <w:start w:val="1"/>
-      <w:numFmt w:val="lowerLetter"/>
-      <w:lvlText w:val="(%5)"/>
-      <w:lvlJc w:val="left"/>
-      <w:pPr>
-        <w:tabs>
-          <w:tab w:val="num" w:pos="1800"/>
-        </w:tabs>
-        <w:ind w:left="1800" w:hanging="360"/>
-      </w:pPr>
-    </w:lvl>
-    <w:lvl w:ilvl="5">
-      <w:start w:val="1"/>
-      <w:numFmt w:val="lowerRoman"/>
-      <w:lvlText w:val="(%6)"/>
-      <w:lvlJc w:val="left"/>
-      <w:pPr>
-        <w:tabs>
-          <w:tab w:val="num" w:pos="2160"/>
-        </w:tabs>
-        <w:ind w:left="2160" w:hanging="360"/>
-      </w:pPr>
-    </w:lvl>
-    <w:lvl w:ilvl="6">
-      <w:start w:val="1"/>
-      <w:numFmt w:val="decimal"/>
-      <w:lvlText w:val="%7."/>
-      <w:lvlJc w:val="left"/>
-      <w:pPr>
-        <w:tabs>
-          <w:tab w:val="num" w:pos="2520"/>
-        </w:tabs>
-        <w:ind w:left="2520" w:hanging="360"/>
-      </w:pPr>
-    </w:lvl>
-    <w:lvl w:ilvl="7">
-      <w:start w:val="1"/>
-      <w:numFmt w:val="lowerLetter"/>
-      <w:lvlText w:val="%8."/>
-      <w:lvlJc w:val="left"/>
-      <w:pPr>
-        <w:tabs>
-          <w:tab w:val="num" w:pos="2880"/>
-        </w:tabs>
-        <w:ind w:left="2880" w:hanging="360"/>
-      </w:pPr>
-    </w:lvl>
-    <w:lvl w:ilvl="8">
-      <w:start w:val="1"/>
-      <w:numFmt w:val="lowerRoman"/>
-      <w:lvlText w:val="%9."/>
-      <w:lvlJc w:val="left"/>
-      <w:pPr>
-        <w:tabs>
-          <w:tab w:val="num" w:pos="3240"/>
-        </w:tabs>
-        <w:ind w:left="3240" w:hanging="360"/>
-      </w:pPr>
-    </w:lvl>
-  </w:abstractNum>
-  <w:abstractNum w:abstractNumId="40" w15:restartNumberingAfterBreak="0">
-    <w:nsid w:val="73B40823"/>
-    <w:multiLevelType w:val="multilevel"/>
-    <w:tmpl w:val="0409001D"/>
-    <w:lvl w:ilvl="0">
-      <w:start w:val="1"/>
-      <w:numFmt w:val="decimal"/>
-      <w:lvlText w:val="%1)"/>
-      <w:lvlJc w:val="left"/>
-      <w:pPr>
-        <w:tabs>
-          <w:tab w:val="num" w:pos="360"/>
-        </w:tabs>
-        <w:ind w:left="360" w:hanging="360"/>
-      </w:pPr>
-    </w:lvl>
-    <w:lvl w:ilvl="1">
-      <w:start w:val="1"/>
-      <w:numFmt w:val="lowerLetter"/>
-      <w:lvlText w:val="%2)"/>
-      <w:lvlJc w:val="left"/>
-      <w:pPr>
-        <w:tabs>
-          <w:tab w:val="num" w:pos="720"/>
-        </w:tabs>
-        <w:ind w:left="720" w:hanging="360"/>
-      </w:pPr>
-    </w:lvl>
-    <w:lvl w:ilvl="2">
-      <w:start w:val="1"/>
-      <w:numFmt w:val="lowerRoman"/>
-      <w:lvlText w:val="%3)"/>
-      <w:lvlJc w:val="left"/>
-      <w:pPr>
-        <w:tabs>
-          <w:tab w:val="num" w:pos="1080"/>
-        </w:tabs>
-        <w:ind w:left="1080" w:hanging="360"/>
-      </w:pPr>
-    </w:lvl>
-    <w:lvl w:ilvl="3">
-      <w:start w:val="1"/>
-      <w:numFmt w:val="decimal"/>
-      <w:lvlText w:val="(%4)"/>
-      <w:lvlJc w:val="left"/>
-      <w:pPr>
-        <w:tabs>
-          <w:tab w:val="num" w:pos="1440"/>
-        </w:tabs>
-        <w:ind w:left="1440" w:hanging="360"/>
-      </w:pPr>
-    </w:lvl>
-    <w:lvl w:ilvl="4">
-      <w:start w:val="1"/>
-      <w:numFmt w:val="lowerLetter"/>
-      <w:lvlText w:val="(%5)"/>
-      <w:lvlJc w:val="left"/>
-      <w:pPr>
-        <w:tabs>
-          <w:tab w:val="num" w:pos="1800"/>
-        </w:tabs>
-        <w:ind w:left="1800" w:hanging="360"/>
-      </w:pPr>
-    </w:lvl>
-    <w:lvl w:ilvl="5">
-      <w:start w:val="1"/>
-      <w:numFmt w:val="lowerRoman"/>
-      <w:lvlText w:val="(%6)"/>
-      <w:lvlJc w:val="left"/>
-      <w:pPr>
-        <w:tabs>
-          <w:tab w:val="num" w:pos="2160"/>
-        </w:tabs>
-        <w:ind w:left="2160" w:hanging="360"/>
-      </w:pPr>
-    </w:lvl>
-    <w:lvl w:ilvl="6">
-      <w:start w:val="1"/>
-      <w:numFmt w:val="decimal"/>
-      <w:lvlText w:val="%7."/>
-      <w:lvlJc w:val="left"/>
-      <w:pPr>
-        <w:tabs>
-          <w:tab w:val="num" w:pos="2520"/>
-        </w:tabs>
-        <w:ind w:left="2520" w:hanging="360"/>
-      </w:pPr>
-    </w:lvl>
-    <w:lvl w:ilvl="7">
-      <w:start w:val="1"/>
-      <w:numFmt w:val="lowerLetter"/>
-      <w:lvlText w:val="%8."/>
-      <w:lvlJc w:val="left"/>
-      <w:pPr>
-        <w:tabs>
-          <w:tab w:val="num" w:pos="2880"/>
-        </w:tabs>
-        <w:ind w:left="2880" w:hanging="360"/>
-      </w:pPr>
-    </w:lvl>
-    <w:lvl w:ilvl="8">
-      <w:start w:val="1"/>
-      <w:numFmt w:val="lowerRoman"/>
-      <w:lvlText w:val="%9."/>
-      <w:lvlJc w:val="left"/>
-      <w:pPr>
-        <w:tabs>
-          <w:tab w:val="num" w:pos="3240"/>
-        </w:tabs>
-        <w:ind w:left="3240" w:hanging="360"/>
-      </w:pPr>
-    </w:lvl>
-  </w:abstractNum>
-  <w:abstractNum w:abstractNumId="41" w15:restartNumberingAfterBreak="0">
-    <w:nsid w:val="73C176BD"/>
-    <w:multiLevelType w:val="multilevel"/>
-    <w:tmpl w:val="0409001D"/>
-    <w:lvl w:ilvl="0">
-      <w:start w:val="1"/>
-      <w:numFmt w:val="decimal"/>
-      <w:lvlText w:val="%1)"/>
-      <w:lvlJc w:val="left"/>
-      <w:pPr>
-        <w:tabs>
-          <w:tab w:val="num" w:pos="360"/>
-        </w:tabs>
-        <w:ind w:left="360" w:hanging="360"/>
-      </w:pPr>
-    </w:lvl>
-    <w:lvl w:ilvl="1">
-      <w:start w:val="1"/>
-      <w:numFmt w:val="lowerLetter"/>
-      <w:lvlText w:val="%2)"/>
-      <w:lvlJc w:val="left"/>
-      <w:pPr>
-        <w:tabs>
-          <w:tab w:val="num" w:pos="720"/>
-        </w:tabs>
-        <w:ind w:left="720" w:hanging="360"/>
-      </w:pPr>
-    </w:lvl>
-    <w:lvl w:ilvl="2">
-      <w:start w:val="1"/>
-      <w:numFmt w:val="lowerRoman"/>
-      <w:lvlText w:val="%3)"/>
-      <w:lvlJc w:val="left"/>
-      <w:pPr>
-        <w:tabs>
-          <w:tab w:val="num" w:pos="1080"/>
-        </w:tabs>
-        <w:ind w:left="1080" w:hanging="360"/>
-      </w:pPr>
-    </w:lvl>
-    <w:lvl w:ilvl="3">
-      <w:start w:val="1"/>
-      <w:numFmt w:val="decimal"/>
-      <w:lvlText w:val="(%4)"/>
-      <w:lvlJc w:val="left"/>
-      <w:pPr>
-        <w:tabs>
-          <w:tab w:val="num" w:pos="1440"/>
-        </w:tabs>
-        <w:ind w:left="1440" w:hanging="360"/>
-      </w:pPr>
-    </w:lvl>
-    <w:lvl w:ilvl="4">
-      <w:start w:val="1"/>
-      <w:numFmt w:val="lowerLetter"/>
-      <w:lvlText w:val="(%5)"/>
-      <w:lvlJc w:val="left"/>
-      <w:pPr>
-        <w:tabs>
-          <w:tab w:val="num" w:pos="1800"/>
-        </w:tabs>
-        <w:ind w:left="1800" w:hanging="360"/>
-      </w:pPr>
-    </w:lvl>
-    <w:lvl w:ilvl="5">
-      <w:start w:val="1"/>
-      <w:numFmt w:val="lowerRoman"/>
-      <w:lvlText w:val="(%6)"/>
-      <w:lvlJc w:val="left"/>
-      <w:pPr>
-        <w:tabs>
-          <w:tab w:val="num" w:pos="2160"/>
-        </w:tabs>
-        <w:ind w:left="2160" w:hanging="360"/>
-      </w:pPr>
-    </w:lvl>
-    <w:lvl w:ilvl="6">
-      <w:start w:val="1"/>
-      <w:numFmt w:val="decimal"/>
-      <w:lvlText w:val="%7."/>
-      <w:lvlJc w:val="left"/>
-      <w:pPr>
-        <w:tabs>
-          <w:tab w:val="num" w:pos="2520"/>
-        </w:tabs>
-        <w:ind w:left="2520" w:hanging="360"/>
-      </w:pPr>
-    </w:lvl>
-    <w:lvl w:ilvl="7">
-      <w:start w:val="1"/>
-      <w:numFmt w:val="lowerLetter"/>
-      <w:lvlText w:val="%8."/>
-      <w:lvlJc w:val="left"/>
-      <w:pPr>
-        <w:tabs>
-          <w:tab w:val="num" w:pos="2880"/>
-        </w:tabs>
-        <w:ind w:left="2880" w:hanging="360"/>
-      </w:pPr>
-    </w:lvl>
-    <w:lvl w:ilvl="8">
-      <w:start w:val="1"/>
-      <w:numFmt w:val="lowerRoman"/>
-      <w:lvlText w:val="%9."/>
-      <w:lvlJc w:val="left"/>
-      <w:pPr>
-        <w:tabs>
-          <w:tab w:val="num" w:pos="3240"/>
-        </w:tabs>
-        <w:ind w:left="3240" w:hanging="360"/>
-      </w:pPr>
-    </w:lvl>
-  </w:abstractNum>
-  <w:abstractNum w:abstractNumId="42" w15:restartNumberingAfterBreak="0">
-    <w:nsid w:val="7419358F"/>
-    <w:multiLevelType w:val="multilevel"/>
-    <w:tmpl w:val="0409001D"/>
-    <w:lvl w:ilvl="0">
-      <w:start w:val="1"/>
-      <w:numFmt w:val="decimal"/>
-      <w:lvlText w:val="%1)"/>
-      <w:lvlJc w:val="left"/>
-      <w:pPr>
-        <w:tabs>
-          <w:tab w:val="num" w:pos="360"/>
-        </w:tabs>
-        <w:ind w:left="360" w:hanging="360"/>
-      </w:pPr>
-    </w:lvl>
-    <w:lvl w:ilvl="1">
-      <w:start w:val="1"/>
-      <w:numFmt w:val="lowerLetter"/>
-      <w:lvlText w:val="%2)"/>
-      <w:lvlJc w:val="left"/>
-      <w:pPr>
-        <w:tabs>
-          <w:tab w:val="num" w:pos="720"/>
-        </w:tabs>
-        <w:ind w:left="720" w:hanging="360"/>
-      </w:pPr>
-    </w:lvl>
-    <w:lvl w:ilvl="2">
-      <w:start w:val="1"/>
-      <w:numFmt w:val="lowerRoman"/>
-      <w:lvlText w:val="%3)"/>
-      <w:lvlJc w:val="left"/>
-      <w:pPr>
-        <w:tabs>
-          <w:tab w:val="num" w:pos="1080"/>
-        </w:tabs>
-        <w:ind w:left="1080" w:hanging="360"/>
-      </w:pPr>
-    </w:lvl>
-    <w:lvl w:ilvl="3">
-      <w:start w:val="1"/>
-      <w:numFmt w:val="decimal"/>
-      <w:lvlText w:val="(%4)"/>
-      <w:lvlJc w:val="left"/>
-      <w:pPr>
-        <w:tabs>
-          <w:tab w:val="num" w:pos="1440"/>
-        </w:tabs>
-        <w:ind w:left="1440" w:hanging="360"/>
-      </w:pPr>
-    </w:lvl>
-    <w:lvl w:ilvl="4">
-      <w:start w:val="1"/>
-      <w:numFmt w:val="lowerLetter"/>
-      <w:lvlText w:val="(%5)"/>
-      <w:lvlJc w:val="left"/>
-      <w:pPr>
-        <w:tabs>
-          <w:tab w:val="num" w:pos="1800"/>
-        </w:tabs>
-        <w:ind w:left="1800" w:hanging="360"/>
-      </w:pPr>
-    </w:lvl>
-    <w:lvl w:ilvl="5">
-      <w:start w:val="1"/>
-      <w:numFmt w:val="lowerRoman"/>
-      <w:lvlText w:val="(%6)"/>
-      <w:lvlJc w:val="left"/>
-      <w:pPr>
-        <w:tabs>
-          <w:tab w:val="num" w:pos="2160"/>
-        </w:tabs>
-        <w:ind w:left="2160" w:hanging="360"/>
-      </w:pPr>
-    </w:lvl>
-    <w:lvl w:ilvl="6">
-      <w:start w:val="1"/>
-      <w:numFmt w:val="decimal"/>
-      <w:lvlText w:val="%7."/>
-      <w:lvlJc w:val="left"/>
-      <w:pPr>
-        <w:tabs>
-          <w:tab w:val="num" w:pos="2520"/>
-        </w:tabs>
-        <w:ind w:left="2520" w:hanging="360"/>
-      </w:pPr>
-    </w:lvl>
-    <w:lvl w:ilvl="7">
-      <w:start w:val="1"/>
-      <w:numFmt w:val="lowerLetter"/>
-      <w:lvlText w:val="%8."/>
-      <w:lvlJc w:val="left"/>
-      <w:pPr>
-        <w:tabs>
-          <w:tab w:val="num" w:pos="2880"/>
-        </w:tabs>
-        <w:ind w:left="2880" w:hanging="360"/>
-      </w:pPr>
-    </w:lvl>
-    <w:lvl w:ilvl="8">
-      <w:start w:val="1"/>
-      <w:numFmt w:val="lowerRoman"/>
-      <w:lvlText w:val="%9."/>
-      <w:lvlJc w:val="left"/>
-      <w:pPr>
-        <w:tabs>
-          <w:tab w:val="num" w:pos="3240"/>
-        </w:tabs>
-        <w:ind w:left="3240" w:hanging="360"/>
-      </w:pPr>
-    </w:lvl>
-  </w:abstractNum>
-  <w:abstractNum w:abstractNumId="43" w15:restartNumberingAfterBreak="0">
-    <w:nsid w:val="76A26C8E"/>
-    <w:multiLevelType w:val="multilevel"/>
-    <w:tmpl w:val="0409001D"/>
-    <w:lvl w:ilvl="0">
-      <w:start w:val="1"/>
-      <w:numFmt w:val="decimal"/>
-      <w:lvlText w:val="%1)"/>
-      <w:lvlJc w:val="left"/>
-      <w:pPr>
-        <w:tabs>
-          <w:tab w:val="num" w:pos="360"/>
-        </w:tabs>
-        <w:ind w:left="360" w:hanging="360"/>
-      </w:pPr>
-    </w:lvl>
-    <w:lvl w:ilvl="1">
-      <w:start w:val="1"/>
-      <w:numFmt w:val="lowerLetter"/>
-      <w:lvlText w:val="%2)"/>
-      <w:lvlJc w:val="left"/>
-      <w:pPr>
-        <w:tabs>
-          <w:tab w:val="num" w:pos="720"/>
-        </w:tabs>
-        <w:ind w:left="720" w:hanging="360"/>
-      </w:pPr>
-    </w:lvl>
-    <w:lvl w:ilvl="2">
-      <w:start w:val="1"/>
-      <w:numFmt w:val="lowerRoman"/>
-      <w:lvlText w:val="%3)"/>
-      <w:lvlJc w:val="left"/>
-      <w:pPr>
-        <w:tabs>
-          <w:tab w:val="num" w:pos="1080"/>
-        </w:tabs>
-        <w:ind w:left="1080" w:hanging="360"/>
-      </w:pPr>
-    </w:lvl>
-    <w:lvl w:ilvl="3">
-      <w:start w:val="1"/>
-      <w:numFmt w:val="decimal"/>
-      <w:lvlText w:val="(%4)"/>
-      <w:lvlJc w:val="left"/>
-      <w:pPr>
-        <w:tabs>
-          <w:tab w:val="num" w:pos="1440"/>
-        </w:tabs>
-        <w:ind w:left="1440" w:hanging="360"/>
-      </w:pPr>
-    </w:lvl>
-    <w:lvl w:ilvl="4">
-      <w:start w:val="1"/>
-      <w:numFmt w:val="lowerLetter"/>
-      <w:lvlText w:val="(%5)"/>
-      <w:lvlJc w:val="left"/>
-      <w:pPr>
-        <w:tabs>
-          <w:tab w:val="num" w:pos="1800"/>
-        </w:tabs>
-        <w:ind w:left="1800" w:hanging="360"/>
-      </w:pPr>
-    </w:lvl>
-    <w:lvl w:ilvl="5">
-      <w:start w:val="1"/>
-      <w:numFmt w:val="lowerRoman"/>
-      <w:lvlText w:val="(%6)"/>
-      <w:lvlJc w:val="left"/>
-      <w:pPr>
-        <w:tabs>
-          <w:tab w:val="num" w:pos="2160"/>
-        </w:tabs>
-        <w:ind w:left="2160" w:hanging="360"/>
-      </w:pPr>
-    </w:lvl>
-    <w:lvl w:ilvl="6">
-      <w:start w:val="1"/>
-      <w:numFmt w:val="decimal"/>
-      <w:lvlText w:val="%7."/>
-      <w:lvlJc w:val="left"/>
-      <w:pPr>
-        <w:tabs>
-          <w:tab w:val="num" w:pos="2520"/>
-        </w:tabs>
-        <w:ind w:left="2520" w:hanging="360"/>
-      </w:pPr>
-    </w:lvl>
-    <w:lvl w:ilvl="7">
-      <w:start w:val="1"/>
-      <w:numFmt w:val="lowerLetter"/>
-      <w:lvlText w:val="%8."/>
-      <w:lvlJc w:val="left"/>
-      <w:pPr>
-        <w:tabs>
-          <w:tab w:val="num" w:pos="2880"/>
-        </w:tabs>
-        <w:ind w:left="2880" w:hanging="360"/>
-      </w:pPr>
-    </w:lvl>
-    <w:lvl w:ilvl="8">
-      <w:start w:val="1"/>
-      <w:numFmt w:val="lowerRoman"/>
-      <w:lvlText w:val="%9."/>
-      <w:lvlJc w:val="left"/>
-      <w:pPr>
-        <w:tabs>
-          <w:tab w:val="num" w:pos="3240"/>
-        </w:tabs>
-        <w:ind w:left="3240" w:hanging="360"/>
-      </w:pPr>
-    </w:lvl>
-  </w:abstractNum>
-  <w:abstractNum w:abstractNumId="44" w15:restartNumberingAfterBreak="0">
-    <w:nsid w:val="773F0260"/>
-    <w:multiLevelType w:val="hybridMultilevel"/>
-    <w:tmpl w:val="0E7C13BE"/>
-    <w:lvl w:ilvl="0" w:tplc="0409000F">
-      <w:start w:val="1"/>
-      <w:numFmt w:val="decimal"/>
-      <w:lvlText w:val="%1."/>
-      <w:lvlJc w:val="left"/>
-      <w:pPr>
-        <w:ind w:left="720" w:hanging="360"/>
-      </w:pPr>
-    </w:lvl>
-    <w:lvl w:ilvl="1" w:tplc="04090019" w:tentative="1">
-      <w:start w:val="1"/>
-      <w:numFmt w:val="lowerLetter"/>
-      <w:lvlText w:val="%2."/>
-      <w:lvlJc w:val="left"/>
-      <w:pPr>
-        <w:ind w:left="1440" w:hanging="360"/>
-      </w:pPr>
-    </w:lvl>
-    <w:lvl w:ilvl="2" w:tplc="0409001B" w:tentative="1">
-      <w:start w:val="1"/>
-      <w:numFmt w:val="lowerRoman"/>
-      <w:lvlText w:val="%3."/>
-      <w:lvlJc w:val="right"/>
-      <w:pPr>
-        <w:ind w:left="2160" w:hanging="180"/>
-      </w:pPr>
-    </w:lvl>
-    <w:lvl w:ilvl="3" w:tplc="0409000F" w:tentative="1">
-      <w:start w:val="1"/>
-      <w:numFmt w:val="decimal"/>
-      <w:lvlText w:val="%4."/>
-      <w:lvlJc w:val="left"/>
-      <w:pPr>
-        <w:ind w:left="2880" w:hanging="360"/>
-      </w:pPr>
-    </w:lvl>
-    <w:lvl w:ilvl="4" w:tplc="04090019" w:tentative="1">
-      <w:start w:val="1"/>
-      <w:numFmt w:val="lowerLetter"/>
-      <w:lvlText w:val="%5."/>
-      <w:lvlJc w:val="left"/>
-      <w:pPr>
-        <w:ind w:left="3600" w:hanging="360"/>
-      </w:pPr>
-    </w:lvl>
-    <w:lvl w:ilvl="5" w:tplc="0409001B" w:tentative="1">
-      <w:start w:val="1"/>
-      <w:numFmt w:val="lowerRoman"/>
-      <w:lvlText w:val="%6."/>
-      <w:lvlJc w:val="right"/>
-      <w:pPr>
-        <w:ind w:left="4320" w:hanging="180"/>
-      </w:pPr>
-    </w:lvl>
-    <w:lvl w:ilvl="6" w:tplc="0409000F" w:tentative="1">
-      <w:start w:val="1"/>
-      <w:numFmt w:val="decimal"/>
-      <w:lvlText w:val="%7."/>
-      <w:lvlJc w:val="left"/>
-      <w:pPr>
-        <w:ind w:left="5040" w:hanging="360"/>
-      </w:pPr>
-    </w:lvl>
-    <w:lvl w:ilvl="7" w:tplc="04090019" w:tentative="1">
-      <w:start w:val="1"/>
-      <w:numFmt w:val="lowerLetter"/>
-      <w:lvlText w:val="%8."/>
-      <w:lvlJc w:val="left"/>
-      <w:pPr>
-        <w:ind w:left="5760" w:hanging="360"/>
-      </w:pPr>
-    </w:lvl>
-    <w:lvl w:ilvl="8" w:tplc="0409001B" w:tentative="1">
-      <w:start w:val="1"/>
-      <w:numFmt w:val="lowerRoman"/>
-      <w:lvlText w:val="%9."/>
-      <w:lvlJc w:val="right"/>
-      <w:pPr>
-        <w:ind w:left="6480" w:hanging="180"/>
-      </w:pPr>
-    </w:lvl>
-  </w:abstractNum>
-  <w:abstractNum w:abstractNumId="45" w15:restartNumberingAfterBreak="0">
-    <w:nsid w:val="775B37E6"/>
-    <w:multiLevelType w:val="multilevel"/>
-    <w:tmpl w:val="0409001D"/>
-    <w:lvl w:ilvl="0">
-      <w:start w:val="1"/>
-      <w:numFmt w:val="decimal"/>
-      <w:lvlText w:val="%1)"/>
-      <w:lvlJc w:val="left"/>
-      <w:pPr>
-        <w:tabs>
-          <w:tab w:val="num" w:pos="360"/>
-        </w:tabs>
-        <w:ind w:left="360" w:hanging="360"/>
-      </w:pPr>
-      <w:rPr>
-        <w:rFonts w:hint="default"/>
-      </w:rPr>
-    </w:lvl>
-    <w:lvl w:ilvl="1">
-      <w:start w:val="1"/>
-      <w:numFmt w:val="lowerLetter"/>
-      <w:lvlText w:val="%2)"/>
-      <w:lvlJc w:val="left"/>
-      <w:pPr>
-        <w:tabs>
-          <w:tab w:val="num" w:pos="720"/>
-        </w:tabs>
-        <w:ind w:left="720" w:hanging="360"/>
-      </w:pPr>
-    </w:lvl>
-    <w:lvl w:ilvl="2">
-      <w:start w:val="1"/>
-      <w:numFmt w:val="lowerRoman"/>
-      <w:lvlText w:val="%3)"/>
-      <w:lvlJc w:val="left"/>
-      <w:pPr>
-        <w:tabs>
-          <w:tab w:val="num" w:pos="1080"/>
-        </w:tabs>
-        <w:ind w:left="1080" w:hanging="360"/>
-      </w:pPr>
-    </w:lvl>
-    <w:lvl w:ilvl="3">
-      <w:start w:val="1"/>
-      <w:numFmt w:val="decimal"/>
-      <w:lvlText w:val="(%4)"/>
-      <w:lvlJc w:val="left"/>
-      <w:pPr>
-        <w:tabs>
-          <w:tab w:val="num" w:pos="1440"/>
-        </w:tabs>
-        <w:ind w:left="1440" w:hanging="360"/>
-      </w:pPr>
-    </w:lvl>
-    <w:lvl w:ilvl="4">
-      <w:start w:val="1"/>
-      <w:numFmt w:val="lowerLetter"/>
-      <w:lvlText w:val="(%5)"/>
-      <w:lvlJc w:val="left"/>
-      <w:pPr>
-        <w:tabs>
-          <w:tab w:val="num" w:pos="1800"/>
-        </w:tabs>
-        <w:ind w:left="1800" w:hanging="360"/>
-      </w:pPr>
-    </w:lvl>
-    <w:lvl w:ilvl="5">
-      <w:start w:val="1"/>
-      <w:numFmt w:val="lowerRoman"/>
-      <w:lvlText w:val="(%6)"/>
-      <w:lvlJc w:val="left"/>
-      <w:pPr>
-        <w:tabs>
-          <w:tab w:val="num" w:pos="2160"/>
-        </w:tabs>
-        <w:ind w:left="2160" w:hanging="360"/>
-      </w:pPr>
-    </w:lvl>
-    <w:lvl w:ilvl="6">
-      <w:start w:val="1"/>
-      <w:numFmt w:val="decimal"/>
-      <w:lvlText w:val="%7."/>
-      <w:lvlJc w:val="left"/>
-      <w:pPr>
-        <w:tabs>
-          <w:tab w:val="num" w:pos="2520"/>
-        </w:tabs>
-        <w:ind w:left="2520" w:hanging="360"/>
-      </w:pPr>
-    </w:lvl>
-    <w:lvl w:ilvl="7">
-      <w:start w:val="1"/>
-      <w:numFmt w:val="lowerLetter"/>
-      <w:lvlText w:val="%8."/>
-      <w:lvlJc w:val="left"/>
-      <w:pPr>
-        <w:tabs>
-          <w:tab w:val="num" w:pos="2880"/>
-        </w:tabs>
-        <w:ind w:left="2880" w:hanging="360"/>
-      </w:pPr>
-    </w:lvl>
-    <w:lvl w:ilvl="8">
-      <w:start w:val="1"/>
-      <w:numFmt w:val="lowerRoman"/>
-      <w:lvlText w:val="%9."/>
-      <w:lvlJc w:val="left"/>
-      <w:pPr>
-        <w:tabs>
-          <w:tab w:val="num" w:pos="3240"/>
-        </w:tabs>
-        <w:ind w:left="3240" w:hanging="360"/>
-      </w:pPr>
-    </w:lvl>
-  </w:abstractNum>
-  <w:abstractNum w:abstractNumId="46" w15:restartNumberingAfterBreak="0">
-    <w:nsid w:val="7B054AF1"/>
-    <w:multiLevelType w:val="multilevel"/>
-    <w:tmpl w:val="0409001D"/>
-    <w:lvl w:ilvl="0">
-      <w:start w:val="1"/>
-      <w:numFmt w:val="decimal"/>
-      <w:lvlText w:val="%1)"/>
-      <w:lvlJc w:val="left"/>
-      <w:pPr>
-        <w:tabs>
-          <w:tab w:val="num" w:pos="360"/>
-        </w:tabs>
-        <w:ind w:left="360" w:hanging="360"/>
-      </w:pPr>
-    </w:lvl>
-    <w:lvl w:ilvl="1">
-      <w:start w:val="1"/>
-      <w:numFmt w:val="lowerLetter"/>
-      <w:lvlText w:val="%2)"/>
-      <w:lvlJc w:val="left"/>
-      <w:pPr>
-        <w:tabs>
-          <w:tab w:val="num" w:pos="720"/>
-        </w:tabs>
-        <w:ind w:left="720" w:hanging="360"/>
-      </w:pPr>
-    </w:lvl>
-    <w:lvl w:ilvl="2">
-      <w:start w:val="1"/>
-      <w:numFmt w:val="lowerRoman"/>
-      <w:lvlText w:val="%3)"/>
-      <w:lvlJc w:val="left"/>
-      <w:pPr>
-        <w:tabs>
-          <w:tab w:val="num" w:pos="1080"/>
-        </w:tabs>
-        <w:ind w:left="1080" w:hanging="360"/>
-      </w:pPr>
-    </w:lvl>
-    <w:lvl w:ilvl="3">
-      <w:start w:val="1"/>
-      <w:numFmt w:val="decimal"/>
-      <w:lvlText w:val="(%4)"/>
-      <w:lvlJc w:val="left"/>
-      <w:pPr>
-        <w:tabs>
-          <w:tab w:val="num" w:pos="1440"/>
-        </w:tabs>
-        <w:ind w:left="1440" w:hanging="360"/>
-      </w:pPr>
-    </w:lvl>
-    <w:lvl w:ilvl="4">
-      <w:start w:val="1"/>
-      <w:numFmt w:val="lowerLetter"/>
-      <w:lvlText w:val="(%5)"/>
-      <w:lvlJc w:val="left"/>
-      <w:pPr>
-        <w:tabs>
-          <w:tab w:val="num" w:pos="1800"/>
-        </w:tabs>
-        <w:ind w:left="1800" w:hanging="360"/>
-      </w:pPr>
-    </w:lvl>
-    <w:lvl w:ilvl="5">
-      <w:start w:val="1"/>
-      <w:numFmt w:val="lowerRoman"/>
-      <w:lvlText w:val="(%6)"/>
-      <w:lvlJc w:val="left"/>
-      <w:pPr>
-        <w:tabs>
-          <w:tab w:val="num" w:pos="2160"/>
-        </w:tabs>
-        <w:ind w:left="2160" w:hanging="360"/>
-      </w:pPr>
-    </w:lvl>
-    <w:lvl w:ilvl="6">
-      <w:start w:val="1"/>
-      <w:numFmt w:val="decimal"/>
-      <w:lvlText w:val="%7."/>
-      <w:lvlJc w:val="left"/>
-      <w:pPr>
-        <w:tabs>
-          <w:tab w:val="num" w:pos="2520"/>
-        </w:tabs>
-        <w:ind w:left="2520" w:hanging="360"/>
-      </w:pPr>
-    </w:lvl>
-    <w:lvl w:ilvl="7">
-      <w:start w:val="1"/>
-      <w:numFmt w:val="lowerLetter"/>
-      <w:lvlText w:val="%8."/>
-      <w:lvlJc w:val="left"/>
-      <w:pPr>
-        <w:tabs>
-          <w:tab w:val="num" w:pos="2880"/>
-        </w:tabs>
-        <w:ind w:left="2880" w:hanging="360"/>
-      </w:pPr>
-    </w:lvl>
-    <w:lvl w:ilvl="8">
-      <w:start w:val="1"/>
-      <w:numFmt w:val="lowerRoman"/>
-      <w:lvlText w:val="%9."/>
-      <w:lvlJc w:val="left"/>
-      <w:pPr>
-        <w:tabs>
-          <w:tab w:val="num" w:pos="3240"/>
-        </w:tabs>
-        <w:ind w:left="3240" w:hanging="360"/>
-      </w:pPr>
-    </w:lvl>
-  </w:abstractNum>
-  <w:abstractNum w:abstractNumId="47" w15:restartNumberingAfterBreak="0">
-    <w:nsid w:val="7BD20891"/>
-    <w:multiLevelType w:val="multilevel"/>
-    <w:tmpl w:val="0409001D"/>
-    <w:lvl w:ilvl="0">
-      <w:start w:val="1"/>
-      <w:numFmt w:val="decimal"/>
-      <w:lvlText w:val="%1)"/>
-      <w:lvlJc w:val="left"/>
-      <w:pPr>
-        <w:tabs>
-          <w:tab w:val="num" w:pos="360"/>
-        </w:tabs>
-        <w:ind w:left="360" w:hanging="360"/>
-      </w:pPr>
-    </w:lvl>
-    <w:lvl w:ilvl="1">
-      <w:start w:val="1"/>
-      <w:numFmt w:val="lowerLetter"/>
-      <w:lvlText w:val="%2)"/>
-      <w:lvlJc w:val="left"/>
-      <w:pPr>
-        <w:tabs>
-          <w:tab w:val="num" w:pos="720"/>
-        </w:tabs>
-        <w:ind w:left="720" w:hanging="360"/>
-      </w:pPr>
-    </w:lvl>
-    <w:lvl w:ilvl="2">
-      <w:start w:val="1"/>
-      <w:numFmt w:val="lowerRoman"/>
-      <w:lvlText w:val="%3)"/>
-      <w:lvlJc w:val="left"/>
-      <w:pPr>
-        <w:tabs>
-          <w:tab w:val="num" w:pos="1080"/>
-        </w:tabs>
-        <w:ind w:left="1080" w:hanging="360"/>
-      </w:pPr>
-    </w:lvl>
-    <w:lvl w:ilvl="3">
-      <w:start w:val="1"/>
-      <w:numFmt w:val="decimal"/>
-      <w:lvlText w:val="(%4)"/>
-      <w:lvlJc w:val="left"/>
-      <w:pPr>
-        <w:tabs>
-          <w:tab w:val="num" w:pos="1440"/>
-        </w:tabs>
-        <w:ind w:left="1440" w:hanging="360"/>
-      </w:pPr>
-    </w:lvl>
-    <w:lvl w:ilvl="4">
-      <w:start w:val="1"/>
-      <w:numFmt w:val="lowerLetter"/>
-      <w:lvlText w:val="(%5)"/>
-      <w:lvlJc w:val="left"/>
-      <w:pPr>
-        <w:tabs>
-          <w:tab w:val="num" w:pos="1800"/>
-        </w:tabs>
-        <w:ind w:left="1800" w:hanging="360"/>
-      </w:pPr>
-    </w:lvl>
-    <w:lvl w:ilvl="5">
-      <w:start w:val="1"/>
-      <w:numFmt w:val="lowerRoman"/>
-      <w:lvlText w:val="(%6)"/>
-      <w:lvlJc w:val="left"/>
-      <w:pPr>
-        <w:tabs>
-          <w:tab w:val="num" w:pos="2160"/>
-        </w:tabs>
-        <w:ind w:left="2160" w:hanging="360"/>
-      </w:pPr>
-    </w:lvl>
-    <w:lvl w:ilvl="6">
-      <w:start w:val="1"/>
-      <w:numFmt w:val="decimal"/>
-      <w:lvlText w:val="%7."/>
-      <w:lvlJc w:val="left"/>
-      <w:pPr>
-        <w:tabs>
-          <w:tab w:val="num" w:pos="2520"/>
-        </w:tabs>
-        <w:ind w:left="2520" w:hanging="360"/>
-      </w:pPr>
-    </w:lvl>
-    <w:lvl w:ilvl="7">
-      <w:start w:val="1"/>
-      <w:numFmt w:val="lowerLetter"/>
-      <w:lvlText w:val="%8."/>
-      <w:lvlJc w:val="left"/>
-      <w:pPr>
-        <w:tabs>
-          <w:tab w:val="num" w:pos="2880"/>
-        </w:tabs>
-        <w:ind w:left="2880" w:hanging="360"/>
-      </w:pPr>
-    </w:lvl>
-    <w:lvl w:ilvl="8">
-      <w:start w:val="1"/>
-      <w:numFmt w:val="lowerRoman"/>
-      <w:lvlText w:val="%9."/>
-      <w:lvlJc w:val="left"/>
-      <w:pPr>
-        <w:tabs>
-          <w:tab w:val="num" w:pos="3240"/>
-        </w:tabs>
-        <w:ind w:left="3240" w:hanging="360"/>
-      </w:pPr>
-    </w:lvl>
-  </w:abstractNum>
-  <w:abstractNum w:abstractNumId="48" w15:restartNumberingAfterBreak="0">
-    <w:nsid w:val="7E3B7096"/>
-    <w:multiLevelType w:val="hybridMultilevel"/>
-    <w:tmpl w:val="9F5067E0"/>
-    <w:lvl w:ilvl="0" w:tplc="0409000F">
-      <w:start w:val="1"/>
-      <w:numFmt w:val="decimal"/>
-      <w:lvlText w:val="%1."/>
-      <w:lvlJc w:val="left"/>
-      <w:pPr>
-        <w:ind w:left="720" w:hanging="360"/>
-      </w:pPr>
-    </w:lvl>
-    <w:lvl w:ilvl="1" w:tplc="04090019" w:tentative="1">
-      <w:start w:val="1"/>
-      <w:numFmt w:val="lowerLetter"/>
-      <w:lvlText w:val="%2."/>
-      <w:lvlJc w:val="left"/>
-      <w:pPr>
-        <w:ind w:left="1440" w:hanging="360"/>
-      </w:pPr>
-    </w:lvl>
-    <w:lvl w:ilvl="2" w:tplc="0409001B" w:tentative="1">
-      <w:start w:val="1"/>
-      <w:numFmt w:val="lowerRoman"/>
-      <w:lvlText w:val="%3."/>
-      <w:lvlJc w:val="right"/>
-      <w:pPr>
-        <w:ind w:left="2160" w:hanging="180"/>
-      </w:pPr>
-    </w:lvl>
-    <w:lvl w:ilvl="3" w:tplc="0409000F" w:tentative="1">
-      <w:start w:val="1"/>
-      <w:numFmt w:val="decimal"/>
-      <w:lvlText w:val="%4."/>
-      <w:lvlJc w:val="left"/>
-      <w:pPr>
-        <w:ind w:left="2880" w:hanging="360"/>
-      </w:pPr>
-    </w:lvl>
-    <w:lvl w:ilvl="4" w:tplc="04090019" w:tentative="1">
-      <w:start w:val="1"/>
-      <w:numFmt w:val="lowerLetter"/>
-      <w:lvlText w:val="%5."/>
-      <w:lvlJc w:val="left"/>
-      <w:pPr>
-        <w:ind w:left="3600" w:hanging="360"/>
-      </w:pPr>
-    </w:lvl>
-    <w:lvl w:ilvl="5" w:tplc="0409001B" w:tentative="1">
-      <w:start w:val="1"/>
-      <w:numFmt w:val="lowerRoman"/>
-      <w:lvlText w:val="%6."/>
-      <w:lvlJc w:val="right"/>
-      <w:pPr>
-        <w:ind w:left="4320" w:hanging="180"/>
-      </w:pPr>
-    </w:lvl>
-    <w:lvl w:ilvl="6" w:tplc="0409000F" w:tentative="1">
-      <w:start w:val="1"/>
-      <w:numFmt w:val="decimal"/>
-      <w:lvlText w:val="%7."/>
-      <w:lvlJc w:val="left"/>
-      <w:pPr>
-        <w:ind w:left="5040" w:hanging="360"/>
-      </w:pPr>
-    </w:lvl>
-    <w:lvl w:ilvl="7" w:tplc="04090019" w:tentative="1">
-      <w:start w:val="1"/>
-      <w:numFmt w:val="lowerLetter"/>
-      <w:lvlText w:val="%8."/>
-      <w:lvlJc w:val="left"/>
-      <w:pPr>
-        <w:ind w:left="5760" w:hanging="360"/>
-      </w:pPr>
-    </w:lvl>
-    <w:lvl w:ilvl="8" w:tplc="0409001B" w:tentative="1">
-      <w:start w:val="1"/>
-      <w:numFmt w:val="lowerRoman"/>
-      <w:lvlText w:val="%9."/>
-      <w:lvlJc w:val="right"/>
-      <w:pPr>
-        <w:ind w:left="6480" w:hanging="180"/>
-      </w:pPr>
-    </w:lvl>
-  </w:abstractNum>
-  <w:abstractNum w:abstractNumId="49" w15:restartNumberingAfterBreak="0">
-    <w:nsid w:val="7E624256"/>
-    <w:multiLevelType w:val="multilevel"/>
-    <w:tmpl w:val="0409001D"/>
-    <w:lvl w:ilvl="0">
-      <w:start w:val="1"/>
-      <w:numFmt w:val="decimal"/>
-      <w:lvlText w:val="%1)"/>
-      <w:lvlJc w:val="left"/>
-      <w:pPr>
-        <w:tabs>
-          <w:tab w:val="num" w:pos="360"/>
-        </w:tabs>
-        <w:ind w:left="360" w:hanging="360"/>
-      </w:pPr>
-    </w:lvl>
-    <w:lvl w:ilvl="1">
-      <w:start w:val="1"/>
-      <w:numFmt w:val="lowerLetter"/>
-      <w:lvlText w:val="%2)"/>
-      <w:lvlJc w:val="left"/>
-      <w:pPr>
-        <w:tabs>
-          <w:tab w:val="num" w:pos="720"/>
-        </w:tabs>
-        <w:ind w:left="720" w:hanging="360"/>
-      </w:pPr>
-    </w:lvl>
-    <w:lvl w:ilvl="2">
-      <w:start w:val="1"/>
-      <w:numFmt w:val="lowerRoman"/>
-      <w:lvlText w:val="%3)"/>
-      <w:lvlJc w:val="left"/>
-      <w:pPr>
-        <w:tabs>
-          <w:tab w:val="num" w:pos="1080"/>
-        </w:tabs>
-        <w:ind w:left="1080" w:hanging="360"/>
-      </w:pPr>
-    </w:lvl>
-    <w:lvl w:ilvl="3">
-      <w:start w:val="1"/>
-      <w:numFmt w:val="decimal"/>
-      <w:lvlText w:val="(%4)"/>
-      <w:lvlJc w:val="left"/>
-      <w:pPr>
-        <w:tabs>
-          <w:tab w:val="num" w:pos="1440"/>
-        </w:tabs>
-        <w:ind w:left="1440" w:hanging="360"/>
-      </w:pPr>
-    </w:lvl>
-    <w:lvl w:ilvl="4">
-      <w:start w:val="1"/>
-      <w:numFmt w:val="lowerLetter"/>
-      <w:lvlText w:val="(%5)"/>
-      <w:lvlJc w:val="left"/>
-      <w:pPr>
-        <w:tabs>
-          <w:tab w:val="num" w:pos="1800"/>
-        </w:tabs>
-        <w:ind w:left="1800" w:hanging="360"/>
-      </w:pPr>
-    </w:lvl>
-    <w:lvl w:ilvl="5">
-      <w:start w:val="1"/>
-      <w:numFmt w:val="lowerRoman"/>
-      <w:lvlText w:val="(%6)"/>
-      <w:lvlJc w:val="left"/>
-      <w:pPr>
-        <w:tabs>
-          <w:tab w:val="num" w:pos="2160"/>
-        </w:tabs>
-        <w:ind w:left="2160" w:hanging="360"/>
-      </w:pPr>
-    </w:lvl>
-    <w:lvl w:ilvl="6">
-      <w:start w:val="1"/>
-      <w:numFmt w:val="decimal"/>
-      <w:lvlText w:val="%7."/>
-      <w:lvlJc w:val="left"/>
-      <w:pPr>
-        <w:tabs>
-          <w:tab w:val="num" w:pos="2520"/>
-        </w:tabs>
-        <w:ind w:left="2520" w:hanging="360"/>
-      </w:pPr>
-    </w:lvl>
-    <w:lvl w:ilvl="7">
-      <w:start w:val="1"/>
-      <w:numFmt w:val="lowerLetter"/>
-      <w:lvlText w:val="%8."/>
-      <w:lvlJc w:val="left"/>
-      <w:pPr>
-        <w:tabs>
-          <w:tab w:val="num" w:pos="2880"/>
-        </w:tabs>
-        <w:ind w:left="2880" w:hanging="360"/>
-      </w:pPr>
-    </w:lvl>
-    <w:lvl w:ilvl="8">
-      <w:start w:val="1"/>
-      <w:numFmt w:val="lowerRoman"/>
-      <w:lvlText w:val="%9."/>
-      <w:lvlJc w:val="left"/>
-      <w:pPr>
-        <w:tabs>
-          <w:tab w:val="num" w:pos="3240"/>
-        </w:tabs>
-        <w:ind w:left="3240" w:hanging="360"/>
-      </w:pPr>
-    </w:lvl>
-  </w:abstractNum>
-  <w:abstractNum w:abstractNumId="50" w15:restartNumberingAfterBreak="0">
-    <w:nsid w:val="7EAE1FBF"/>
-    <w:multiLevelType w:val="hybridMultilevel"/>
-    <w:tmpl w:val="17BE2B68"/>
-    <w:lvl w:ilvl="0" w:tplc="0409000F">
-      <w:start w:val="1"/>
-      <w:numFmt w:val="decimal"/>
-      <w:lvlText w:val="%1."/>
-      <w:lvlJc w:val="left"/>
-      <w:pPr>
-        <w:ind w:left="720" w:hanging="360"/>
-      </w:pPr>
-    </w:lvl>
-    <w:lvl w:ilvl="1" w:tplc="04090019" w:tentative="1">
-      <w:start w:val="1"/>
-      <w:numFmt w:val="lowerLetter"/>
-      <w:lvlText w:val="%2."/>
-      <w:lvlJc w:val="left"/>
-      <w:pPr>
-        <w:ind w:left="1440" w:hanging="360"/>
-      </w:pPr>
-    </w:lvl>
-    <w:lvl w:ilvl="2" w:tplc="0409001B" w:tentative="1">
-      <w:start w:val="1"/>
-      <w:numFmt w:val="lowerRoman"/>
-      <w:lvlText w:val="%3."/>
-      <w:lvlJc w:val="right"/>
-      <w:pPr>
-        <w:ind w:left="2160" w:hanging="180"/>
-      </w:pPr>
-    </w:lvl>
-    <w:lvl w:ilvl="3" w:tplc="0409000F" w:tentative="1">
-      <w:start w:val="1"/>
-      <w:numFmt w:val="decimal"/>
-      <w:lvlText w:val="%4."/>
-      <w:lvlJc w:val="left"/>
-      <w:pPr>
-        <w:ind w:left="2880" w:hanging="360"/>
-      </w:pPr>
-    </w:lvl>
-    <w:lvl w:ilvl="4" w:tplc="04090019" w:tentative="1">
-      <w:start w:val="1"/>
-      <w:numFmt w:val="lowerLetter"/>
-      <w:lvlText w:val="%5."/>
-      <w:lvlJc w:val="left"/>
-      <w:pPr>
-        <w:ind w:left="3600" w:hanging="360"/>
-      </w:pPr>
-    </w:lvl>
-    <w:lvl w:ilvl="5" w:tplc="0409001B" w:tentative="1">
-      <w:start w:val="1"/>
-      <w:numFmt w:val="lowerRoman"/>
-      <w:lvlText w:val="%6."/>
-      <w:lvlJc w:val="right"/>
-      <w:pPr>
-        <w:ind w:left="4320" w:hanging="180"/>
-      </w:pPr>
-    </w:lvl>
-    <w:lvl w:ilvl="6" w:tplc="0409000F" w:tentative="1">
-      <w:start w:val="1"/>
-      <w:numFmt w:val="decimal"/>
-      <w:lvlText w:val="%7."/>
-      <w:lvlJc w:val="left"/>
-      <w:pPr>
-        <w:ind w:left="5040" w:hanging="360"/>
-      </w:pPr>
-    </w:lvl>
-    <w:lvl w:ilvl="7" w:tplc="04090019" w:tentative="1">
-      <w:start w:val="1"/>
-      <w:numFmt w:val="lowerLetter"/>
-      <w:lvlText w:val="%8."/>
-      <w:lvlJc w:val="left"/>
-      <w:pPr>
-        <w:ind w:left="5760" w:hanging="360"/>
-      </w:pPr>
-    </w:lvl>
-    <w:lvl w:ilvl="8" w:tplc="0409001B" w:tentative="1">
-      <w:start w:val="1"/>
-      <w:numFmt w:val="lowerRoman"/>
-      <w:lvlText w:val="%9."/>
-      <w:lvlJc w:val="right"/>
-      <w:pPr>
-        <w:ind w:left="6480" w:hanging="180"/>
-      </w:pPr>
-    </w:lvl>
-  </w:abstractNum>
-  <w:abstractNum w:abstractNumId="51" w15:restartNumberingAfterBreak="0">
-    <w:nsid w:val="7ED57643"/>
-    <w:multiLevelType w:val="multilevel"/>
-    <w:tmpl w:val="0409001D"/>
-    <w:lvl w:ilvl="0">
-      <w:start w:val="1"/>
-      <w:numFmt w:val="decimal"/>
-      <w:lvlText w:val="%1)"/>
-      <w:lvlJc w:val="left"/>
-      <w:pPr>
-        <w:tabs>
-          <w:tab w:val="num" w:pos="360"/>
-        </w:tabs>
-        <w:ind w:left="360" w:hanging="360"/>
-      </w:pPr>
-    </w:lvl>
-    <w:lvl w:ilvl="1">
-      <w:start w:val="1"/>
-      <w:numFmt w:val="lowerLetter"/>
-      <w:lvlText w:val="%2)"/>
-      <w:lvlJc w:val="left"/>
-      <w:pPr>
-        <w:tabs>
-          <w:tab w:val="num" w:pos="720"/>
-        </w:tabs>
-        <w:ind w:left="720" w:hanging="360"/>
-      </w:pPr>
-    </w:lvl>
-    <w:lvl w:ilvl="2">
-      <w:start w:val="1"/>
-      <w:numFmt w:val="lowerRoman"/>
-      <w:lvlText w:val="%3)"/>
-      <w:lvlJc w:val="left"/>
-      <w:pPr>
-        <w:tabs>
-          <w:tab w:val="num" w:pos="1080"/>
-        </w:tabs>
-        <w:ind w:left="1080" w:hanging="360"/>
-      </w:pPr>
-    </w:lvl>
-    <w:lvl w:ilvl="3">
-      <w:start w:val="1"/>
-      <w:numFmt w:val="decimal"/>
-      <w:lvlText w:val="(%4)"/>
-      <w:lvlJc w:val="left"/>
-      <w:pPr>
-        <w:tabs>
-          <w:tab w:val="num" w:pos="1440"/>
-        </w:tabs>
-        <w:ind w:left="1440" w:hanging="360"/>
-      </w:pPr>
-    </w:lvl>
-    <w:lvl w:ilvl="4">
-      <w:start w:val="1"/>
-      <w:numFmt w:val="lowerLetter"/>
-      <w:lvlText w:val="(%5)"/>
-      <w:lvlJc w:val="left"/>
-      <w:pPr>
-        <w:tabs>
-          <w:tab w:val="num" w:pos="1800"/>
-        </w:tabs>
-        <w:ind w:left="1800" w:hanging="360"/>
-      </w:pPr>
-    </w:lvl>
-    <w:lvl w:ilvl="5">
-      <w:start w:val="1"/>
-      <w:numFmt w:val="lowerRoman"/>
-      <w:lvlText w:val="(%6)"/>
-      <w:lvlJc w:val="left"/>
-      <w:pPr>
-        <w:tabs>
-          <w:tab w:val="num" w:pos="2160"/>
-        </w:tabs>
-        <w:ind w:left="2160" w:hanging="360"/>
-      </w:pPr>
-    </w:lvl>
-    <w:lvl w:ilvl="6">
-      <w:start w:val="1"/>
-      <w:numFmt w:val="decimal"/>
-      <w:lvlText w:val="%7."/>
-      <w:lvlJc w:val="left"/>
-      <w:pPr>
-        <w:tabs>
-          <w:tab w:val="num" w:pos="2520"/>
-        </w:tabs>
-        <w:ind w:left="2520" w:hanging="360"/>
-      </w:pPr>
-    </w:lvl>
-    <w:lvl w:ilvl="7">
-      <w:start w:val="1"/>
-      <w:numFmt w:val="lowerLetter"/>
-      <w:lvlText w:val="%8."/>
-      <w:lvlJc w:val="left"/>
-      <w:pPr>
-        <w:tabs>
-          <w:tab w:val="num" w:pos="2880"/>
-        </w:tabs>
-        <w:ind w:left="2880" w:hanging="360"/>
-      </w:pPr>
-    </w:lvl>
-    <w:lvl w:ilvl="8">
-      <w:start w:val="1"/>
-      <w:numFmt w:val="lowerRoman"/>
-      <w:lvlText w:val="%9."/>
-      <w:lvlJc w:val="left"/>
-      <w:pPr>
-        <w:tabs>
-          <w:tab w:val="num" w:pos="3240"/>
-        </w:tabs>
-        <w:ind w:left="3240" w:hanging="360"/>
-      </w:pPr>
-    </w:lvl>
-  </w:abstractNum>
-  <w:abstractNum w:abstractNumId="52" w15:restartNumberingAfterBreak="0">
-    <w:nsid w:val="7F0F27EC"/>
-    <w:multiLevelType w:val="hybridMultilevel"/>
-    <w:tmpl w:val="C830748C"/>
-    <w:lvl w:ilvl="0" w:tplc="0409000F">
-      <w:start w:val="1"/>
-      <w:numFmt w:val="decimal"/>
-      <w:lvlText w:val="%1."/>
-      <w:lvlJc w:val="left"/>
-      <w:pPr>
-        <w:tabs>
-          <w:tab w:val="num" w:pos="360"/>
-        </w:tabs>
-        <w:ind w:left="360" w:hanging="360"/>
-      </w:pPr>
-    </w:lvl>
-    <w:lvl w:ilvl="1" w:tplc="04090019" w:tentative="1">
-      <w:start w:val="1"/>
-      <w:numFmt w:val="lowerLetter"/>
-      <w:lvlText w:val="%2."/>
-      <w:lvlJc w:val="left"/>
-      <w:pPr>
-        <w:tabs>
-          <w:tab w:val="num" w:pos="1080"/>
-        </w:tabs>
-        <w:ind w:left="1080" w:hanging="360"/>
-      </w:pPr>
-    </w:lvl>
-    <w:lvl w:ilvl="2" w:tplc="0409001B" w:tentative="1">
-      <w:start w:val="1"/>
-      <w:numFmt w:val="lowerRoman"/>
-      <w:lvlText w:val="%3."/>
-      <w:lvlJc w:val="right"/>
-      <w:pPr>
-        <w:tabs>
-          <w:tab w:val="num" w:pos="1800"/>
-        </w:tabs>
-        <w:ind w:left="1800" w:hanging="180"/>
-      </w:pPr>
-    </w:lvl>
-    <w:lvl w:ilvl="3" w:tplc="0409000F" w:tentative="1">
-      <w:start w:val="1"/>
-      <w:numFmt w:val="decimal"/>
-      <w:lvlText w:val="%4."/>
-      <w:lvlJc w:val="left"/>
-      <w:pPr>
-        <w:tabs>
-          <w:tab w:val="num" w:pos="2520"/>
-        </w:tabs>
-        <w:ind w:left="2520" w:hanging="360"/>
-      </w:pPr>
-    </w:lvl>
-    <w:lvl w:ilvl="4" w:tplc="04090019" w:tentative="1">
-      <w:start w:val="1"/>
-      <w:numFmt w:val="lowerLetter"/>
-      <w:lvlText w:val="%5."/>
-      <w:lvlJc w:val="left"/>
-      <w:pPr>
-        <w:tabs>
-          <w:tab w:val="num" w:pos="3240"/>
-        </w:tabs>
-        <w:ind w:left="3240" w:hanging="360"/>
-      </w:pPr>
-    </w:lvl>
-    <w:lvl w:ilvl="5" w:tplc="0409001B" w:tentative="1">
-      <w:start w:val="1"/>
-      <w:numFmt w:val="lowerRoman"/>
-      <w:lvlText w:val="%6."/>
-      <w:lvlJc w:val="right"/>
-      <w:pPr>
-        <w:tabs>
-          <w:tab w:val="num" w:pos="3960"/>
-        </w:tabs>
-        <w:ind w:left="3960" w:hanging="180"/>
-      </w:pPr>
-    </w:lvl>
-    <w:lvl w:ilvl="6" w:tplc="0409000F" w:tentative="1">
-      <w:start w:val="1"/>
-      <w:numFmt w:val="decimal"/>
-      <w:lvlText w:val="%7."/>
-      <w:lvlJc w:val="left"/>
-      <w:pPr>
-        <w:tabs>
-          <w:tab w:val="num" w:pos="4680"/>
-        </w:tabs>
-        <w:ind w:left="4680" w:hanging="360"/>
-      </w:pPr>
-    </w:lvl>
-    <w:lvl w:ilvl="7" w:tplc="04090019" w:tentative="1">
-      <w:start w:val="1"/>
-      <w:numFmt w:val="lowerLetter"/>
-      <w:lvlText w:val="%8."/>
-      <w:lvlJc w:val="left"/>
-      <w:pPr>
-        <w:tabs>
-          <w:tab w:val="num" w:pos="5400"/>
-        </w:tabs>
-        <w:ind w:left="5400" w:hanging="360"/>
-      </w:pPr>
-    </w:lvl>
-    <w:lvl w:ilvl="8" w:tplc="0409001B" w:tentative="1">
-      <w:start w:val="1"/>
-      <w:numFmt w:val="lowerRoman"/>
-      <w:lvlText w:val="%9."/>
-      <w:lvlJc w:val="right"/>
-      <w:pPr>
-        <w:tabs>
-          <w:tab w:val="num" w:pos="6120"/>
-        </w:tabs>
-        <w:ind w:left="6120" w:hanging="180"/>
-      </w:pPr>
-    </w:lvl>
-  </w:abstractNum>
   <w:num w:numId="1" w16cid:durableId="1960068749">
-    <w:abstractNumId w:val="27"/>
+    <w:abstractNumId w:val="7"/>
   </w:num>
   <w:num w:numId="2" w16cid:durableId="143815448">
-    <w:abstractNumId w:val="24"/>
+    <w:abstractNumId w:val="5"/>
   </w:num>
   <w:num w:numId="3" w16cid:durableId="980156568">
+    <w:abstractNumId w:val="0"/>
+  </w:num>
+  <w:num w:numId="4" w16cid:durableId="2020155091">
+    <w:abstractNumId w:val="15"/>
+  </w:num>
+  <w:num w:numId="5" w16cid:durableId="667563841">
+    <w:abstractNumId w:val="4"/>
+  </w:num>
+  <w:num w:numId="6" w16cid:durableId="246690473">
+    <w:abstractNumId w:val="3"/>
+  </w:num>
+  <w:num w:numId="7" w16cid:durableId="1388532703">
+    <w:abstractNumId w:val="10"/>
+  </w:num>
+  <w:num w:numId="8" w16cid:durableId="1453209283">
     <w:abstractNumId w:val="1"/>
   </w:num>
-  <w:num w:numId="4" w16cid:durableId="2020155091">
-    <w:abstractNumId w:val="50"/>
+  <w:num w:numId="9" w16cid:durableId="1862235428">
+    <w:abstractNumId w:val="12"/>
   </w:num>
-  <w:num w:numId="5" w16cid:durableId="667563841">
-    <w:abstractNumId w:val="17"/>
+  <w:num w:numId="10" w16cid:durableId="1297905639">
+    <w:abstractNumId w:val="13"/>
   </w:num>
-  <w:num w:numId="6" w16cid:durableId="246690473">
-    <w:abstractNumId w:val="15"/>
+  <w:num w:numId="11" w16cid:durableId="864058014">
+    <w:abstractNumId w:val="8"/>
   </w:num>
-  <w:num w:numId="7" w16cid:durableId="1388532703">
-    <w:abstractNumId w:val="32"/>
+  <w:num w:numId="12" w16cid:durableId="1887179483">
+    <w:abstractNumId w:val="14"/>
   </w:num>
-  <w:num w:numId="8" w16cid:durableId="1453209283">
+  <w:num w:numId="13" w16cid:durableId="737048908">
+    <w:abstractNumId w:val="6"/>
+  </w:num>
+  <w:num w:numId="14" w16cid:durableId="259022827">
+    <w:abstractNumId w:val="9"/>
+  </w:num>
+  <w:num w:numId="15" w16cid:durableId="1301811902">
     <w:abstractNumId w:val="2"/>
   </w:num>
-  <w:num w:numId="9" w16cid:durableId="1862235428">
-    <w:abstractNumId w:val="38"/>
-  </w:num>
-  <w:num w:numId="10" w16cid:durableId="1297905639">
-    <w:abstractNumId w:val="44"/>
-  </w:num>
-  <w:num w:numId="11" w16cid:durableId="864058014">
-    <w:abstractNumId w:val="29"/>
-  </w:num>
-  <w:num w:numId="12" w16cid:durableId="1887179483">
-    <w:abstractNumId w:val="48"/>
-  </w:num>
-  <w:num w:numId="13" w16cid:durableId="737048908">
-    <w:abstractNumId w:val="25"/>
-  </w:num>
-  <w:num w:numId="14" w16cid:durableId="259022827">
-    <w:abstractNumId w:val="31"/>
-  </w:num>
-  <w:num w:numId="15" w16cid:durableId="1690908312">
-    <w:abstractNumId w:val="21"/>
-  </w:num>
-  <w:num w:numId="16" w16cid:durableId="530069347">
-    <w:abstractNumId w:val="52"/>
-  </w:num>
-  <w:num w:numId="17" w16cid:durableId="672952155">
-    <w:abstractNumId w:val="13"/>
-  </w:num>
-  <w:num w:numId="18" w16cid:durableId="1857427220">
-    <w:abstractNumId w:val="45"/>
-  </w:num>
-  <w:num w:numId="19" w16cid:durableId="1851480060">
-    <w:abstractNumId w:val="14"/>
-  </w:num>
-  <w:num w:numId="20" w16cid:durableId="432436956">
-    <w:abstractNumId w:val="28"/>
-  </w:num>
-  <w:num w:numId="21" w16cid:durableId="762188328">
-    <w:abstractNumId w:val="12"/>
-  </w:num>
-  <w:num w:numId="22" w16cid:durableId="982930651">
+  <w:num w:numId="16" w16cid:durableId="688918453">
     <w:abstractNumId w:val="11"/>
-  </w:num>
-  <w:num w:numId="23" w16cid:durableId="347753065">
-    <w:abstractNumId w:val="37"/>
-  </w:num>
-  <w:num w:numId="24" w16cid:durableId="1080104093">
-    <w:abstractNumId w:val="0"/>
-  </w:num>
-  <w:num w:numId="25" w16cid:durableId="777454228">
-    <w:abstractNumId w:val="39"/>
-  </w:num>
-  <w:num w:numId="26" w16cid:durableId="674111131">
-    <w:abstractNumId w:val="42"/>
-  </w:num>
-  <w:num w:numId="27" w16cid:durableId="395279428">
-    <w:abstractNumId w:val="35"/>
-  </w:num>
-  <w:num w:numId="28" w16cid:durableId="803817492">
-    <w:abstractNumId w:val="30"/>
-  </w:num>
-  <w:num w:numId="29" w16cid:durableId="522209761">
-    <w:abstractNumId w:val="51"/>
-  </w:num>
-  <w:num w:numId="30" w16cid:durableId="2078237239">
-    <w:abstractNumId w:val="18"/>
-  </w:num>
-  <w:num w:numId="31" w16cid:durableId="1871411847">
-    <w:abstractNumId w:val="20"/>
-  </w:num>
-  <w:num w:numId="32" w16cid:durableId="1752388876">
-    <w:abstractNumId w:val="6"/>
-  </w:num>
-  <w:num w:numId="33" w16cid:durableId="1766609432">
-    <w:abstractNumId w:val="19"/>
-  </w:num>
-  <w:num w:numId="34" w16cid:durableId="1549027745">
-    <w:abstractNumId w:val="41"/>
-  </w:num>
-  <w:num w:numId="35" w16cid:durableId="962468200">
-    <w:abstractNumId w:val="46"/>
-  </w:num>
-  <w:num w:numId="36" w16cid:durableId="256794854">
-    <w:abstractNumId w:val="9"/>
-  </w:num>
-  <w:num w:numId="37" w16cid:durableId="411391592">
-    <w:abstractNumId w:val="49"/>
-  </w:num>
-  <w:num w:numId="38" w16cid:durableId="2078088683">
-    <w:abstractNumId w:val="7"/>
-  </w:num>
-  <w:num w:numId="39" w16cid:durableId="111438202">
-    <w:abstractNumId w:val="47"/>
-  </w:num>
-  <w:num w:numId="40" w16cid:durableId="54819432">
-    <w:abstractNumId w:val="26"/>
-  </w:num>
-  <w:num w:numId="41" w16cid:durableId="116720694">
-    <w:abstractNumId w:val="16"/>
-  </w:num>
-  <w:num w:numId="42" w16cid:durableId="156960770">
-    <w:abstractNumId w:val="8"/>
-  </w:num>
-  <w:num w:numId="43" w16cid:durableId="1363558490">
-    <w:abstractNumId w:val="23"/>
-  </w:num>
-  <w:num w:numId="44" w16cid:durableId="131143701">
-    <w:abstractNumId w:val="36"/>
-  </w:num>
-  <w:num w:numId="45" w16cid:durableId="274099931">
-    <w:abstractNumId w:val="3"/>
-  </w:num>
-  <w:num w:numId="46" w16cid:durableId="1818571271">
-    <w:abstractNumId w:val="43"/>
-  </w:num>
-  <w:num w:numId="47" w16cid:durableId="1205826967">
-    <w:abstractNumId w:val="22"/>
-  </w:num>
-  <w:num w:numId="48" w16cid:durableId="1451127014">
-    <w:abstractNumId w:val="10"/>
-  </w:num>
-  <w:num w:numId="49" w16cid:durableId="1628774423">
-    <w:abstractNumId w:val="34"/>
-  </w:num>
-  <w:num w:numId="50" w16cid:durableId="1997342678">
-    <w:abstractNumId w:val="4"/>
-  </w:num>
-  <w:num w:numId="51" w16cid:durableId="1785534724">
-    <w:abstractNumId w:val="33"/>
-  </w:num>
-  <w:num w:numId="52" w16cid:durableId="1728918560">
-    <w:abstractNumId w:val="40"/>
-  </w:num>
-  <w:num w:numId="53" w16cid:durableId="256866986">
-    <w:abstractNumId w:val="5"/>
   </w:num>
   <w:numIdMacAtCleanup w:val="14"/>
 </w:numbering>
@@ -13124,7 +8733,7 @@
   <w:style w:type="paragraph" w:default="1" w:styleId="Normal">
     <w:name w:val="Normal"/>
     <w:qFormat/>
-    <w:rsid w:val="00C25D12"/>
+    <w:rsid w:val="00351805"/>
     <w:pPr>
       <w:spacing w:before="160" w:after="80" w:line="336" w:lineRule="auto"/>
     </w:pPr>
@@ -13139,7 +8748,7 @@
     <w:next w:val="Normal"/>
     <w:link w:val="Heading1Char"/>
     <w:qFormat/>
-    <w:rsid w:val="00C25D12"/>
+    <w:rsid w:val="00351805"/>
     <w:pPr>
       <w:keepNext/>
       <w:spacing w:before="400" w:after="200" w:line="240" w:lineRule="auto"/>
@@ -13159,7 +8768,7 @@
     <w:next w:val="Normal"/>
     <w:link w:val="Heading2Char"/>
     <w:qFormat/>
-    <w:rsid w:val="00C25D12"/>
+    <w:rsid w:val="00351805"/>
     <w:pPr>
       <w:keepNext/>
       <w:pBdr>
@@ -13183,7 +8792,7 @@
     <w:next w:val="Normal"/>
     <w:link w:val="Heading3Char"/>
     <w:qFormat/>
-    <w:rsid w:val="00C25D12"/>
+    <w:rsid w:val="00351805"/>
     <w:pPr>
       <w:keepNext/>
       <w:autoSpaceDE w:val="0"/>
@@ -13204,7 +8813,7 @@
     <w:uiPriority w:val="1"/>
     <w:semiHidden/>
     <w:unhideWhenUsed/>
-    <w:rsid w:val="00C25D12"/>
+    <w:rsid w:val="00351805"/>
   </w:style>
   <w:style w:type="table" w:default="1" w:styleId="TableNormal">
     <w:name w:val="Normal Table"/>
@@ -13226,14 +8835,14 @@
     <w:uiPriority w:val="99"/>
     <w:semiHidden/>
     <w:unhideWhenUsed/>
-    <w:rsid w:val="00C25D12"/>
+    <w:rsid w:val="00351805"/>
   </w:style>
   <w:style w:type="paragraph" w:styleId="ListParagraph">
     <w:name w:val="List Paragraph"/>
     <w:basedOn w:val="Normal"/>
     <w:uiPriority w:val="34"/>
     <w:qFormat/>
-    <w:rsid w:val="00C25D12"/>
+    <w:rsid w:val="00351805"/>
     <w:pPr>
       <w:ind w:left="720"/>
     </w:pPr>
@@ -13241,7 +8850,7 @@
   <w:style w:type="character" w:styleId="Hyperlink">
     <w:name w:val="Hyperlink"/>
     <w:uiPriority w:val="99"/>
-    <w:rsid w:val="00C25D12"/>
+    <w:rsid w:val="00351805"/>
     <w:rPr>
       <w:color w:val="0000FF"/>
       <w:u w:val="single"/>
@@ -13251,7 +8860,7 @@
     <w:name w:val="header"/>
     <w:basedOn w:val="Normal"/>
     <w:link w:val="HeaderChar"/>
-    <w:rsid w:val="00C25D12"/>
+    <w:rsid w:val="00351805"/>
     <w:pPr>
       <w:tabs>
         <w:tab w:val="left" w:pos="5040"/>
@@ -13276,7 +8885,7 @@
     <w:name w:val="footer"/>
     <w:basedOn w:val="Normal"/>
     <w:link w:val="FooterChar"/>
-    <w:rsid w:val="00C25D12"/>
+    <w:rsid w:val="00351805"/>
     <w:pPr>
       <w:pBdr>
         <w:top w:val="single" w:sz="4" w:space="1" w:color="auto"/>
@@ -13314,7 +8923,7 @@
   </w:style>
   <w:style w:type="character" w:styleId="FollowedHyperlink">
     <w:name w:val="FollowedHyperlink"/>
-    <w:rsid w:val="00C25D12"/>
+    <w:rsid w:val="00351805"/>
     <w:rPr>
       <w:color w:val="800080"/>
       <w:u w:val="single"/>
@@ -13350,7 +8959,7 @@
   <w:style w:type="paragraph" w:customStyle="1" w:styleId="NumberedHeading2">
     <w:name w:val="Numbered Heading 2"/>
     <w:basedOn w:val="Normal"/>
-    <w:rsid w:val="00C25D12"/>
+    <w:rsid w:val="00351805"/>
     <w:pPr>
       <w:numPr>
         <w:numId w:val="1"/>
@@ -13360,7 +8969,7 @@
   <w:style w:type="paragraph" w:customStyle="1" w:styleId="Outlinenumbering">
     <w:name w:val="Outline numbering"/>
     <w:basedOn w:val="Normal"/>
-    <w:rsid w:val="00C25D12"/>
+    <w:rsid w:val="00351805"/>
     <w:pPr>
       <w:numPr>
         <w:numId w:val="2"/>
@@ -13378,7 +8987,7 @@
   <w:style w:type="character" w:styleId="PageNumber">
     <w:name w:val="page number"/>
     <w:basedOn w:val="DefaultParagraphFont"/>
-    <w:rsid w:val="00C25D12"/>
+    <w:rsid w:val="00351805"/>
   </w:style>
   <w:style w:type="paragraph" w:styleId="TOC1">
     <w:name w:val="toc 1"/>
@@ -13387,7 +8996,7 @@
     <w:autoRedefine/>
     <w:uiPriority w:val="39"/>
     <w:unhideWhenUsed/>
-    <w:rsid w:val="00C25D12"/>
+    <w:rsid w:val="00351805"/>
     <w:pPr>
       <w:spacing w:after="100" w:line="240" w:lineRule="auto"/>
     </w:pPr>
@@ -13399,7 +9008,7 @@
     <w:autoRedefine/>
     <w:uiPriority w:val="39"/>
     <w:unhideWhenUsed/>
-    <w:rsid w:val="00C25D12"/>
+    <w:rsid w:val="00351805"/>
     <w:pPr>
       <w:spacing w:after="100" w:line="240" w:lineRule="auto"/>
       <w:ind w:left="202"/>
@@ -13412,7 +9021,7 @@
     <w:autoRedefine/>
     <w:uiPriority w:val="39"/>
     <w:unhideWhenUsed/>
-    <w:rsid w:val="00C25D12"/>
+    <w:rsid w:val="00351805"/>
     <w:pPr>
       <w:spacing w:after="100" w:line="240" w:lineRule="auto"/>
       <w:ind w:left="403"/>
@@ -13456,7 +9065,7 @@
     <w:uiPriority w:val="39"/>
     <w:unhideWhenUsed/>
     <w:qFormat/>
-    <w:rsid w:val="00C25D12"/>
+    <w:rsid w:val="00351805"/>
     <w:pPr>
       <w:keepLines/>
       <w:spacing w:after="0" w:line="259" w:lineRule="auto"/>
@@ -13488,7 +9097,7 @@
     <w:name w:val="Code"/>
     <w:basedOn w:val="Normal"/>
     <w:qFormat/>
-    <w:rsid w:val="00C25D12"/>
+    <w:rsid w:val="00351805"/>
     <w:pPr>
       <w:spacing w:before="80" w:line="240" w:lineRule="auto"/>
     </w:pPr>
@@ -14239,6 +9848,7 @@
     <w:rsidRoot w:val="00985E61"/>
     <w:rsid w:val="000E3B30"/>
     <w:rsid w:val="000F0C51"/>
+    <w:rsid w:val="00133097"/>
     <w:rsid w:val="00134FBA"/>
     <w:rsid w:val="00191736"/>
     <w:rsid w:val="00340B60"/>
@@ -14248,6 +9858,8 @@
     <w:rsid w:val="00985E61"/>
     <w:rsid w:val="00A32353"/>
     <w:rsid w:val="00B961A6"/>
+    <w:rsid w:val="00C42F58"/>
+    <w:rsid w:val="00EF563A"/>
     <w:rsid w:val="00F465D0"/>
     <w:rsid w:val="00FB36B5"/>
   </w:rsids>

--- a/Networking_Essentials/Windows_Server/Windows_Server_Part_4.docx
+++ b/Networking_Essentials/Windows_Server/Windows_Server_Part_4.docx
@@ -6,7 +6,7 @@
       <w:pPr>
         <w:pStyle w:val="Heading1"/>
       </w:pPr>
-      <w:bookmarkStart w:id="0" w:name="_Toc191711503"/>
+      <w:bookmarkStart w:id="0" w:name="_Toc192138493"/>
       <w:r>
         <w:t xml:space="preserve">Windows </w:t>
       </w:r>
@@ -85,7 +85,7 @@
           <w:r>
             <w:fldChar w:fldCharType="separate"/>
           </w:r>
-          <w:hyperlink w:anchor="_Toc191711503" w:history="1">
+          <w:hyperlink w:anchor="_Toc192138493" w:history="1">
             <w:r>
               <w:rPr>
                 <w:rStyle w:val="Hyperlink"/>
@@ -112,7 +112,7 @@
                 <w:noProof/>
                 <w:webHidden/>
               </w:rPr>
-              <w:instrText xml:space="preserve"> PAGEREF _Toc191711503 \h </w:instrText>
+              <w:instrText xml:space="preserve"> PAGEREF _Toc192138493 \h </w:instrText>
             </w:r>
             <w:r>
               <w:rPr>
@@ -157,7 +157,7 @@
               <w14:ligatures w14:val="standardContextual"/>
             </w:rPr>
           </w:pPr>
-          <w:hyperlink w:anchor="_Toc191711504" w:history="1">
+          <w:hyperlink w:anchor="_Toc192138494" w:history="1">
             <w:r>
               <w:rPr>
                 <w:rStyle w:val="Hyperlink"/>
@@ -184,7 +184,7 @@
                 <w:noProof/>
                 <w:webHidden/>
               </w:rPr>
-              <w:instrText xml:space="preserve"> PAGEREF _Toc191711504 \h </w:instrText>
+              <w:instrText xml:space="preserve"> PAGEREF _Toc192138494 \h </w:instrText>
             </w:r>
             <w:r>
               <w:rPr>
@@ -204,7 +204,7 @@
                 <w:noProof/>
                 <w:webHidden/>
               </w:rPr>
-              <w:t>1</w:t>
+              <w:t>2</w:t>
             </w:r>
             <w:r>
               <w:rPr>
@@ -229,7 +229,7 @@
               <w14:ligatures w14:val="standardContextual"/>
             </w:rPr>
           </w:pPr>
-          <w:hyperlink w:anchor="_Toc191711505" w:history="1">
+          <w:hyperlink w:anchor="_Toc192138495" w:history="1">
             <w:r>
               <w:rPr>
                 <w:rStyle w:val="Hyperlink"/>
@@ -256,7 +256,7 @@
                 <w:noProof/>
                 <w:webHidden/>
               </w:rPr>
-              <w:instrText xml:space="preserve"> PAGEREF _Toc191711505 \h </w:instrText>
+              <w:instrText xml:space="preserve"> PAGEREF _Toc192138495 \h </w:instrText>
             </w:r>
             <w:r>
               <w:rPr>
@@ -301,7 +301,7 @@
               <w14:ligatures w14:val="standardContextual"/>
             </w:rPr>
           </w:pPr>
-          <w:hyperlink w:anchor="_Toc191711506" w:history="1">
+          <w:hyperlink w:anchor="_Toc192138496" w:history="1">
             <w:r>
               <w:rPr>
                 <w:rStyle w:val="Hyperlink"/>
@@ -328,7 +328,7 @@
                 <w:noProof/>
                 <w:webHidden/>
               </w:rPr>
-              <w:instrText xml:space="preserve"> PAGEREF _Toc191711506 \h </w:instrText>
+              <w:instrText xml:space="preserve"> PAGEREF _Toc192138496 \h </w:instrText>
             </w:r>
             <w:r>
               <w:rPr>
@@ -373,7 +373,7 @@
               <w14:ligatures w14:val="standardContextual"/>
             </w:rPr>
           </w:pPr>
-          <w:hyperlink w:anchor="_Toc191711507" w:history="1">
+          <w:hyperlink w:anchor="_Toc192138497" w:history="1">
             <w:r>
               <w:rPr>
                 <w:rStyle w:val="Hyperlink"/>
@@ -400,7 +400,7 @@
                 <w:noProof/>
                 <w:webHidden/>
               </w:rPr>
-              <w:instrText xml:space="preserve"> PAGEREF _Toc191711507 \h </w:instrText>
+              <w:instrText xml:space="preserve"> PAGEREF _Toc192138497 \h </w:instrText>
             </w:r>
             <w:r>
               <w:rPr>
@@ -445,7 +445,7 @@
               <w14:ligatures w14:val="standardContextual"/>
             </w:rPr>
           </w:pPr>
-          <w:hyperlink w:anchor="_Toc191711508" w:history="1">
+          <w:hyperlink w:anchor="_Toc192138498" w:history="1">
             <w:r>
               <w:rPr>
                 <w:rStyle w:val="Hyperlink"/>
@@ -472,7 +472,7 @@
                 <w:noProof/>
                 <w:webHidden/>
               </w:rPr>
-              <w:instrText xml:space="preserve"> PAGEREF _Toc191711508 \h </w:instrText>
+              <w:instrText xml:space="preserve"> PAGEREF _Toc192138498 \h </w:instrText>
             </w:r>
             <w:r>
               <w:rPr>
@@ -517,7 +517,7 @@
               <w14:ligatures w14:val="standardContextual"/>
             </w:rPr>
           </w:pPr>
-          <w:hyperlink w:anchor="_Toc191711509" w:history="1">
+          <w:hyperlink w:anchor="_Toc192138499" w:history="1">
             <w:r>
               <w:rPr>
                 <w:rStyle w:val="Hyperlink"/>
@@ -544,7 +544,7 @@
                 <w:noProof/>
                 <w:webHidden/>
               </w:rPr>
-              <w:instrText xml:space="preserve"> PAGEREF _Toc191711509 \h </w:instrText>
+              <w:instrText xml:space="preserve"> PAGEREF _Toc192138499 \h </w:instrText>
             </w:r>
             <w:r>
               <w:rPr>
@@ -589,7 +589,7 @@
               <w14:ligatures w14:val="standardContextual"/>
             </w:rPr>
           </w:pPr>
-          <w:hyperlink w:anchor="_Toc191711510" w:history="1">
+          <w:hyperlink w:anchor="_Toc192138500" w:history="1">
             <w:r>
               <w:rPr>
                 <w:rStyle w:val="Hyperlink"/>
@@ -616,7 +616,7 @@
                 <w:noProof/>
                 <w:webHidden/>
               </w:rPr>
-              <w:instrText xml:space="preserve"> PAGEREF _Toc191711510 \h </w:instrText>
+              <w:instrText xml:space="preserve"> PAGEREF _Toc192138500 \h </w:instrText>
             </w:r>
             <w:r>
               <w:rPr>
@@ -661,7 +661,7 @@
               <w14:ligatures w14:val="standardContextual"/>
             </w:rPr>
           </w:pPr>
-          <w:hyperlink w:anchor="_Toc191711511" w:history="1">
+          <w:hyperlink w:anchor="_Toc192138501" w:history="1">
             <w:r>
               <w:rPr>
                 <w:rStyle w:val="Hyperlink"/>
@@ -688,7 +688,7 @@
                 <w:noProof/>
                 <w:webHidden/>
               </w:rPr>
-              <w:instrText xml:space="preserve"> PAGEREF _Toc191711511 \h </w:instrText>
+              <w:instrText xml:space="preserve"> PAGEREF _Toc192138501 \h </w:instrText>
             </w:r>
             <w:r>
               <w:rPr>
@@ -733,7 +733,7 @@
               <w14:ligatures w14:val="standardContextual"/>
             </w:rPr>
           </w:pPr>
-          <w:hyperlink w:anchor="_Toc191711512" w:history="1">
+          <w:hyperlink w:anchor="_Toc192138502" w:history="1">
             <w:r>
               <w:rPr>
                 <w:rStyle w:val="Hyperlink"/>
@@ -760,7 +760,7 @@
                 <w:noProof/>
                 <w:webHidden/>
               </w:rPr>
-              <w:instrText xml:space="preserve"> PAGEREF _Toc191711512 \h </w:instrText>
+              <w:instrText xml:space="preserve"> PAGEREF _Toc192138502 \h </w:instrText>
             </w:r>
             <w:r>
               <w:rPr>
@@ -805,7 +805,7 @@
               <w14:ligatures w14:val="standardContextual"/>
             </w:rPr>
           </w:pPr>
-          <w:hyperlink w:anchor="_Toc191711513" w:history="1">
+          <w:hyperlink w:anchor="_Toc192138503" w:history="1">
             <w:r>
               <w:rPr>
                 <w:rStyle w:val="Hyperlink"/>
@@ -832,7 +832,7 @@
                 <w:noProof/>
                 <w:webHidden/>
               </w:rPr>
-              <w:instrText xml:space="preserve"> PAGEREF _Toc191711513 \h </w:instrText>
+              <w:instrText xml:space="preserve"> PAGEREF _Toc192138503 \h </w:instrText>
             </w:r>
             <w:r>
               <w:rPr>
@@ -853,6 +853,150 @@
                 <w:webHidden/>
               </w:rPr>
               <w:t>13</w:t>
+            </w:r>
+            <w:r>
+              <w:rPr>
+                <w:noProof/>
+                <w:webHidden/>
+              </w:rPr>
+              <w:fldChar w:fldCharType="end"/>
+            </w:r>
+          </w:hyperlink>
+        </w:p>
+        <w:p>
+          <w:pPr>
+            <w:pStyle w:val="TOC1"/>
+            <w:tabs>
+              <w:tab w:val="right" w:leader="dot" w:pos="9350"/>
+            </w:tabs>
+            <w:rPr>
+              <w:rFonts w:asciiTheme="minorHAnsi" w:eastAsiaTheme="minorEastAsia" w:hAnsiTheme="minorHAnsi" w:cstheme="minorBidi"/>
+              <w:noProof/>
+              <w:kern w:val="2"/>
+              <w:sz w:val="24"/>
+              <w14:ligatures w14:val="standardContextual"/>
+            </w:rPr>
+          </w:pPr>
+          <w:hyperlink w:anchor="_Toc192138504" w:history="1">
+            <w:r>
+              <w:rPr>
+                <w:rStyle w:val="Hyperlink"/>
+                <w:noProof/>
+              </w:rPr>
+              <w:t>Activity 4.10: Unjoin Win11 from the Domain</w:t>
+            </w:r>
+            <w:r>
+              <w:rPr>
+                <w:noProof/>
+                <w:webHidden/>
+              </w:rPr>
+              <w:tab/>
+            </w:r>
+            <w:r>
+              <w:rPr>
+                <w:noProof/>
+                <w:webHidden/>
+              </w:rPr>
+              <w:fldChar w:fldCharType="begin"/>
+            </w:r>
+            <w:r>
+              <w:rPr>
+                <w:noProof/>
+                <w:webHidden/>
+              </w:rPr>
+              <w:instrText xml:space="preserve"> PAGEREF _Toc192138504 \h </w:instrText>
+            </w:r>
+            <w:r>
+              <w:rPr>
+                <w:noProof/>
+                <w:webHidden/>
+              </w:rPr>
+            </w:r>
+            <w:r>
+              <w:rPr>
+                <w:noProof/>
+                <w:webHidden/>
+              </w:rPr>
+              <w:fldChar w:fldCharType="separate"/>
+            </w:r>
+            <w:r>
+              <w:rPr>
+                <w:noProof/>
+                <w:webHidden/>
+              </w:rPr>
+              <w:t>14</w:t>
+            </w:r>
+            <w:r>
+              <w:rPr>
+                <w:noProof/>
+                <w:webHidden/>
+              </w:rPr>
+              <w:fldChar w:fldCharType="end"/>
+            </w:r>
+          </w:hyperlink>
+        </w:p>
+        <w:p>
+          <w:pPr>
+            <w:pStyle w:val="TOC1"/>
+            <w:tabs>
+              <w:tab w:val="right" w:leader="dot" w:pos="9350"/>
+            </w:tabs>
+            <w:rPr>
+              <w:rFonts w:asciiTheme="minorHAnsi" w:eastAsiaTheme="minorEastAsia" w:hAnsiTheme="minorHAnsi" w:cstheme="minorBidi"/>
+              <w:noProof/>
+              <w:kern w:val="2"/>
+              <w:sz w:val="24"/>
+              <w14:ligatures w14:val="standardContextual"/>
+            </w:rPr>
+          </w:pPr>
+          <w:hyperlink w:anchor="_Toc192138505" w:history="1">
+            <w:r>
+              <w:rPr>
+                <w:rStyle w:val="Hyperlink"/>
+                <w:noProof/>
+              </w:rPr>
+              <w:t>Activity 4-11: Remove Server1 from VirtualBox</w:t>
+            </w:r>
+            <w:r>
+              <w:rPr>
+                <w:noProof/>
+                <w:webHidden/>
+              </w:rPr>
+              <w:tab/>
+            </w:r>
+            <w:r>
+              <w:rPr>
+                <w:noProof/>
+                <w:webHidden/>
+              </w:rPr>
+              <w:fldChar w:fldCharType="begin"/>
+            </w:r>
+            <w:r>
+              <w:rPr>
+                <w:noProof/>
+                <w:webHidden/>
+              </w:rPr>
+              <w:instrText xml:space="preserve"> PAGEREF _Toc192138505 \h </w:instrText>
+            </w:r>
+            <w:r>
+              <w:rPr>
+                <w:noProof/>
+                <w:webHidden/>
+              </w:rPr>
+            </w:r>
+            <w:r>
+              <w:rPr>
+                <w:noProof/>
+                <w:webHidden/>
+              </w:rPr>
+              <w:fldChar w:fldCharType="separate"/>
+            </w:r>
+            <w:r>
+              <w:rPr>
+                <w:noProof/>
+                <w:webHidden/>
+              </w:rPr>
+              <w:t>15</w:t>
             </w:r>
             <w:r>
               <w:rPr>
@@ -877,7 +1021,7 @@
               <w14:ligatures w14:val="standardContextual"/>
             </w:rPr>
           </w:pPr>
-          <w:hyperlink w:anchor="_Toc191711514" w:history="1">
+          <w:hyperlink w:anchor="_Toc192138506" w:history="1">
             <w:r>
               <w:rPr>
                 <w:rStyle w:val="Hyperlink"/>
@@ -904,7 +1048,7 @@
                 <w:noProof/>
                 <w:webHidden/>
               </w:rPr>
-              <w:instrText xml:space="preserve"> PAGEREF _Toc191711514 \h </w:instrText>
+              <w:instrText xml:space="preserve"> PAGEREF _Toc192138506 \h </w:instrText>
             </w:r>
             <w:r>
               <w:rPr>
@@ -924,7 +1068,7 @@
                 <w:noProof/>
                 <w:webHidden/>
               </w:rPr>
-              <w:t>14</w:t>
+              <w:t>15</w:t>
             </w:r>
             <w:r>
               <w:rPr>
@@ -1090,8 +1234,9 @@
         <w:pStyle w:val="Heading1"/>
       </w:pPr>
       <w:bookmarkStart w:id="2" w:name="_Toc127107743"/>
-      <w:bookmarkStart w:id="3" w:name="_Toc191711504"/>
-      <w:r>
+      <w:bookmarkStart w:id="3" w:name="_Toc192138494"/>
+      <w:r>
+        <w:lastRenderedPageBreak/>
         <w:t>Figure It Out</w:t>
       </w:r>
       <w:bookmarkEnd w:id="2"/>
@@ -1099,19 +1244,15 @@
     </w:p>
     <w:p>
       <w:r>
-        <w:t xml:space="preserve">There will be times in any assignment where you may miss a step or the instructions are not quite correct or as clear as they could be. Research and figure out what is needed to complete the assignment. Explain what you did and why. I am looking for evidence of understanding. Directions in IT are not always complete or accurate. They need </w:t>
-      </w:r>
-      <w:r>
-        <w:lastRenderedPageBreak/>
-        <w:t>interpretation and research. Take the concepts of that we are learning and figure out an answer.</w:t>
-      </w:r>
-    </w:p>
-    <w:p>
-      <w:pPr>
-        <w:pStyle w:val="ListParagraph"/>
-        <w:numPr>
-          <w:ilvl w:val="0"/>
-          <w:numId w:val="14"/>
+        <w:t>There will be times in any assignment where you may miss a step or the instructions are not quite correct or as clear as they could be. Research and figure out what is needed to complete the assignment. Explain what you did and why. I am looking for evidence of understanding. Directions in IT are not always complete or accurate. They need interpretation and research. Take the concepts of that we are learning and figure out an answer.</w:t>
+      </w:r>
+    </w:p>
+    <w:p>
+      <w:pPr>
+        <w:pStyle w:val="ListParagraph"/>
+        <w:numPr>
+          <w:ilvl w:val="0"/>
+          <w:numId w:val="12"/>
         </w:numPr>
       </w:pPr>
       <w:r>
@@ -1123,7 +1264,7 @@
         <w:pStyle w:val="ListParagraph"/>
         <w:numPr>
           <w:ilvl w:val="0"/>
-          <w:numId w:val="14"/>
+          <w:numId w:val="12"/>
         </w:numPr>
       </w:pPr>
       <w:r>
@@ -1135,7 +1276,7 @@
         <w:pStyle w:val="ListParagraph"/>
         <w:numPr>
           <w:ilvl w:val="0"/>
-          <w:numId w:val="14"/>
+          <w:numId w:val="12"/>
         </w:numPr>
       </w:pPr>
       <w:r>
@@ -1147,7 +1288,7 @@
         <w:pStyle w:val="ListParagraph"/>
         <w:numPr>
           <w:ilvl w:val="0"/>
-          <w:numId w:val="14"/>
+          <w:numId w:val="12"/>
         </w:numPr>
       </w:pPr>
       <w:r>
@@ -1159,7 +1300,7 @@
         <w:pStyle w:val="Heading1"/>
       </w:pPr>
       <w:bookmarkStart w:id="4" w:name="_Toc51824775"/>
-      <w:bookmarkStart w:id="5" w:name="_Toc191711505"/>
+      <w:bookmarkStart w:id="5" w:name="_Toc192138495"/>
       <w:r>
         <w:t>Activit</w:t>
       </w:r>
@@ -1480,6 +1621,7 @@
         </w:numPr>
       </w:pPr>
       <w:r>
+        <w:lastRenderedPageBreak/>
         <w:t xml:space="preserve">Create 5 new folders under c:\Data for each of your business units/OU’s. </w:t>
       </w:r>
       <w:r>
@@ -1558,7 +1700,6 @@
         <w:spacing w:line="288" w:lineRule="auto"/>
       </w:pPr>
       <w:r>
-        <w:lastRenderedPageBreak/>
         <w:t>F</w:t>
       </w:r>
       <w:r>
@@ -1570,7 +1711,7 @@
         <w:pStyle w:val="ListParagraph"/>
         <w:numPr>
           <w:ilvl w:val="0"/>
-          <w:numId w:val="12"/>
+          <w:numId w:val="10"/>
         </w:numPr>
         <w:spacing w:before="120" w:after="60" w:line="288" w:lineRule="auto"/>
       </w:pPr>
@@ -1623,7 +1764,7 @@
         <w:pStyle w:val="ListParagraph"/>
         <w:numPr>
           <w:ilvl w:val="0"/>
-          <w:numId w:val="12"/>
+          <w:numId w:val="10"/>
         </w:numPr>
         <w:spacing w:before="120" w:after="60" w:line="288" w:lineRule="auto"/>
       </w:pPr>
@@ -1646,7 +1787,7 @@
         <w:pStyle w:val="ListParagraph"/>
         <w:numPr>
           <w:ilvl w:val="0"/>
-          <w:numId w:val="12"/>
+          <w:numId w:val="10"/>
         </w:numPr>
       </w:pPr>
       <w:r>
@@ -1664,7 +1805,7 @@
         <w:pStyle w:val="ListParagraph"/>
         <w:numPr>
           <w:ilvl w:val="0"/>
-          <w:numId w:val="12"/>
+          <w:numId w:val="10"/>
         </w:numPr>
       </w:pPr>
       <w:r>
@@ -1736,7 +1877,7 @@
         <w:pStyle w:val="ListParagraph"/>
         <w:numPr>
           <w:ilvl w:val="0"/>
-          <w:numId w:val="12"/>
+          <w:numId w:val="10"/>
         </w:numPr>
       </w:pPr>
       <w:r>
@@ -1752,7 +1893,6 @@
       <w:r>
         <w:t xml:space="preserve">. Type </w:t>
       </w:r>
-      <w:proofErr w:type="spellStart"/>
       <w:r>
         <w:rPr>
           <w:b/>
@@ -1760,7 +1900,6 @@
         </w:rPr>
         <w:t>DL_Sales</w:t>
       </w:r>
-      <w:proofErr w:type="spellEnd"/>
       <w:r>
         <w:t xml:space="preserve">. Click OK. Note that the default permission are Read &amp; execute, List folder contents, and Read. </w:t>
       </w:r>
@@ -1770,7 +1909,7 @@
         <w:pStyle w:val="ListParagraph"/>
         <w:numPr>
           <w:ilvl w:val="0"/>
-          <w:numId w:val="12"/>
+          <w:numId w:val="10"/>
         </w:numPr>
         <w:spacing w:before="120" w:after="60" w:line="288" w:lineRule="auto"/>
       </w:pPr>
@@ -1787,7 +1926,6 @@
       <w:r>
         <w:t xml:space="preserve"> permissions for </w:t>
       </w:r>
-      <w:proofErr w:type="spellStart"/>
       <w:r>
         <w:rPr>
           <w:b/>
@@ -1795,7 +1933,6 @@
         </w:rPr>
         <w:t>DL_Sales</w:t>
       </w:r>
-      <w:proofErr w:type="spellEnd"/>
       <w:r>
         <w:t>. Click OK to finish setting the local NTFS permissions.</w:t>
       </w:r>
@@ -1805,7 +1942,7 @@
         <w:pStyle w:val="ListParagraph"/>
         <w:numPr>
           <w:ilvl w:val="0"/>
-          <w:numId w:val="12"/>
+          <w:numId w:val="10"/>
         </w:numPr>
         <w:spacing w:before="120" w:after="60" w:line="288" w:lineRule="auto"/>
       </w:pPr>
@@ -1838,7 +1975,7 @@
         <w:pStyle w:val="ListParagraph"/>
         <w:numPr>
           <w:ilvl w:val="0"/>
-          <w:numId w:val="12"/>
+          <w:numId w:val="10"/>
         </w:numPr>
         <w:spacing w:before="120" w:after="60" w:line="288" w:lineRule="auto"/>
       </w:pPr>
@@ -1888,7 +2025,7 @@
         <w:pStyle w:val="ListParagraph"/>
         <w:numPr>
           <w:ilvl w:val="0"/>
-          <w:numId w:val="12"/>
+          <w:numId w:val="10"/>
         </w:numPr>
         <w:spacing w:before="120" w:after="60" w:line="288" w:lineRule="auto"/>
       </w:pPr>
@@ -1938,7 +2075,7 @@
         <w:pStyle w:val="ListParagraph"/>
         <w:numPr>
           <w:ilvl w:val="0"/>
-          <w:numId w:val="12"/>
+          <w:numId w:val="10"/>
         </w:numPr>
         <w:spacing w:before="120" w:after="60" w:line="288" w:lineRule="auto"/>
       </w:pPr>
@@ -1988,7 +2125,7 @@
         <w:pStyle w:val="ListParagraph"/>
         <w:numPr>
           <w:ilvl w:val="0"/>
-          <w:numId w:val="12"/>
+          <w:numId w:val="10"/>
         </w:numPr>
         <w:spacing w:before="120" w:after="60" w:line="288" w:lineRule="auto"/>
       </w:pPr>
@@ -2061,7 +2198,7 @@
         <w:pStyle w:val="ListParagraph"/>
         <w:numPr>
           <w:ilvl w:val="0"/>
-          <w:numId w:val="12"/>
+          <w:numId w:val="10"/>
         </w:numPr>
         <w:spacing w:before="120" w:after="60" w:line="288" w:lineRule="auto"/>
       </w:pPr>
@@ -2082,7 +2219,7 @@
         <w:pStyle w:val="ListParagraph"/>
         <w:numPr>
           <w:ilvl w:val="0"/>
-          <w:numId w:val="12"/>
+          <w:numId w:val="10"/>
         </w:numPr>
         <w:spacing w:line="288" w:lineRule="auto"/>
       </w:pPr>
@@ -2111,7 +2248,7 @@
         <w:pStyle w:val="ListParagraph"/>
         <w:numPr>
           <w:ilvl w:val="0"/>
-          <w:numId w:val="12"/>
+          <w:numId w:val="10"/>
         </w:numPr>
         <w:spacing w:line="288" w:lineRule="auto"/>
       </w:pPr>
@@ -2124,7 +2261,7 @@
         <w:pStyle w:val="ListParagraph"/>
         <w:numPr>
           <w:ilvl w:val="0"/>
-          <w:numId w:val="12"/>
+          <w:numId w:val="10"/>
         </w:numPr>
         <w:spacing w:before="120" w:after="60" w:line="288" w:lineRule="auto"/>
       </w:pPr>
@@ -2173,10 +2310,11 @@
         <w:pStyle w:val="ListParagraph"/>
         <w:numPr>
           <w:ilvl w:val="0"/>
-          <w:numId w:val="12"/>
-        </w:numPr>
-      </w:pPr>
-      <w:r>
+          <w:numId w:val="10"/>
+        </w:numPr>
+      </w:pPr>
+      <w:r>
+        <w:lastRenderedPageBreak/>
         <w:t xml:space="preserve">Right Click the Start button and Click Computer Management. Go to </w:t>
       </w:r>
       <w:r>
@@ -2205,7 +2343,7 @@
         <w:pStyle w:val="ListParagraph"/>
         <w:numPr>
           <w:ilvl w:val="0"/>
-          <w:numId w:val="12"/>
+          <w:numId w:val="10"/>
         </w:numPr>
         <w:spacing w:before="120" w:after="60" w:line="288" w:lineRule="auto"/>
       </w:pPr>
@@ -2255,7 +2393,7 @@
         <w:pStyle w:val="ListParagraph"/>
         <w:numPr>
           <w:ilvl w:val="0"/>
-          <w:numId w:val="12"/>
+          <w:numId w:val="10"/>
         </w:numPr>
         <w:spacing w:before="120" w:after="60" w:line="288" w:lineRule="auto"/>
       </w:pPr>
@@ -2269,7 +2407,6 @@
         <w:ind w:left="360"/>
       </w:pPr>
       <w:r>
-        <w:lastRenderedPageBreak/>
         <w:t>Client computers can now access the shared folder through the network, such as through the Network window</w:t>
       </w:r>
       <w:r>
@@ -2287,7 +2424,7 @@
       <w:bookmarkStart w:id="7" w:name="_Toc493478874"/>
       <w:bookmarkStart w:id="8" w:name="_Toc51421222"/>
       <w:bookmarkStart w:id="9" w:name="_Toc51824780"/>
-      <w:bookmarkStart w:id="10" w:name="_Toc191711506"/>
+      <w:bookmarkStart w:id="10" w:name="_Toc192138496"/>
       <w:r>
         <w:t>Activity 4-2: Working with Group Policies</w:t>
       </w:r>
@@ -2327,7 +2464,7 @@
         <w:pStyle w:val="ListParagraph"/>
         <w:numPr>
           <w:ilvl w:val="0"/>
-          <w:numId w:val="13"/>
+          <w:numId w:val="11"/>
         </w:numPr>
       </w:pPr>
       <w:r>
@@ -2342,7 +2479,7 @@
         <w:pStyle w:val="ListParagraph"/>
         <w:numPr>
           <w:ilvl w:val="0"/>
-          <w:numId w:val="13"/>
+          <w:numId w:val="11"/>
         </w:numPr>
       </w:pPr>
       <w:r>
@@ -2381,7 +2518,7 @@
         <w:pStyle w:val="ListParagraph"/>
         <w:numPr>
           <w:ilvl w:val="0"/>
-          <w:numId w:val="13"/>
+          <w:numId w:val="11"/>
         </w:numPr>
       </w:pPr>
       <w:r>
@@ -2393,7 +2530,7 @@
         <w:pStyle w:val="ListParagraph"/>
         <w:numPr>
           <w:ilvl w:val="0"/>
-          <w:numId w:val="13"/>
+          <w:numId w:val="11"/>
         </w:numPr>
       </w:pPr>
       <w:r>
@@ -2405,7 +2542,7 @@
         <w:pStyle w:val="ListParagraph"/>
         <w:numPr>
           <w:ilvl w:val="0"/>
-          <w:numId w:val="13"/>
+          <w:numId w:val="11"/>
         </w:numPr>
       </w:pPr>
       <w:r>
@@ -2417,7 +2554,7 @@
         <w:pStyle w:val="ListParagraph"/>
         <w:numPr>
           <w:ilvl w:val="0"/>
-          <w:numId w:val="13"/>
+          <w:numId w:val="11"/>
         </w:numPr>
       </w:pPr>
       <w:r>
@@ -2438,7 +2575,7 @@
         <w:pStyle w:val="ListParagraph"/>
         <w:numPr>
           <w:ilvl w:val="0"/>
-          <w:numId w:val="13"/>
+          <w:numId w:val="11"/>
         </w:numPr>
       </w:pPr>
       <w:r>
@@ -2459,7 +2596,7 @@
         <w:pStyle w:val="ListParagraph"/>
         <w:numPr>
           <w:ilvl w:val="0"/>
-          <w:numId w:val="13"/>
+          <w:numId w:val="11"/>
         </w:numPr>
       </w:pPr>
       <w:r>
@@ -2523,7 +2660,7 @@
         <w:pStyle w:val="ListParagraph"/>
         <w:numPr>
           <w:ilvl w:val="0"/>
-          <w:numId w:val="13"/>
+          <w:numId w:val="11"/>
         </w:numPr>
       </w:pPr>
       <w:r>
@@ -2545,23 +2682,20 @@
         <w:pStyle w:val="ListParagraph"/>
         <w:numPr>
           <w:ilvl w:val="0"/>
-          <w:numId w:val="13"/>
-        </w:numPr>
-      </w:pPr>
-      <w:r>
-        <w:t xml:space="preserve">Read the description of the policy in the Help box, and then click the Enabled option button. Note that there are three possible settings: Enabled, Disabled, and Not Configured. If the policy is enabled, users affected by the policy are prohibited from accessing the Control Panel and PC settings. If the policy is disabled, users have access. If the policy is not configured, it has no effect on users’ access to the Control </w:t>
-      </w:r>
+          <w:numId w:val="11"/>
+        </w:numPr>
+      </w:pPr>
       <w:r>
         <w:lastRenderedPageBreak/>
-        <w:t>Panel and PC settings. Click OK. Notice that the State column in the Group Policy Management Editor for the policy you changed then shows “Enabled.”</w:t>
-      </w:r>
-    </w:p>
-    <w:p>
-      <w:pPr>
-        <w:pStyle w:val="ListParagraph"/>
-        <w:numPr>
-          <w:ilvl w:val="0"/>
-          <w:numId w:val="13"/>
+        <w:t>Read the description of the policy in the Help box, and then click the Enabled option button. Note that there are three possible settings: Enabled, Disabled, and Not Configured. If the policy is enabled, users affected by the policy are prohibited from accessing the Control Panel and PC settings. If the policy is disabled, users have access. If the policy is not configured, it has no effect on users’ access to the Control Panel and PC settings. Click OK. Notice that the State column in the Group Policy Management Editor for the policy you changed then shows “Enabled.”</w:t>
+      </w:r>
+    </w:p>
+    <w:p>
+      <w:pPr>
+        <w:pStyle w:val="ListParagraph"/>
+        <w:numPr>
+          <w:ilvl w:val="0"/>
+          <w:numId w:val="11"/>
         </w:numPr>
       </w:pPr>
       <w:r>
@@ -2618,7 +2752,7 @@
         <w:pStyle w:val="ListParagraph"/>
         <w:numPr>
           <w:ilvl w:val="0"/>
-          <w:numId w:val="13"/>
+          <w:numId w:val="11"/>
         </w:numPr>
       </w:pPr>
       <w:r>
@@ -2630,7 +2764,7 @@
         <w:pStyle w:val="ListParagraph"/>
         <w:numPr>
           <w:ilvl w:val="0"/>
-          <w:numId w:val="13"/>
+          <w:numId w:val="11"/>
         </w:numPr>
       </w:pPr>
       <w:r>
@@ -2658,7 +2792,7 @@
         <w:pStyle w:val="ListParagraph"/>
         <w:numPr>
           <w:ilvl w:val="0"/>
-          <w:numId w:val="13"/>
+          <w:numId w:val="11"/>
         </w:numPr>
       </w:pPr>
       <w:r>
@@ -2690,7 +2824,7 @@
         <w:pStyle w:val="ListParagraph"/>
         <w:numPr>
           <w:ilvl w:val="0"/>
-          <w:numId w:val="13"/>
+          <w:numId w:val="11"/>
         </w:numPr>
       </w:pPr>
       <w:r>
@@ -2747,7 +2881,7 @@
         <w:pStyle w:val="ListParagraph"/>
         <w:numPr>
           <w:ilvl w:val="0"/>
-          <w:numId w:val="13"/>
+          <w:numId w:val="11"/>
         </w:numPr>
       </w:pPr>
       <w:r>
@@ -2759,7 +2893,7 @@
         <w:pStyle w:val="ListParagraph"/>
         <w:numPr>
           <w:ilvl w:val="0"/>
-          <w:numId w:val="13"/>
+          <w:numId w:val="11"/>
         </w:numPr>
       </w:pPr>
       <w:r>
@@ -2781,7 +2915,7 @@
         <w:pStyle w:val="ListParagraph"/>
         <w:numPr>
           <w:ilvl w:val="0"/>
-          <w:numId w:val="13"/>
+          <w:numId w:val="11"/>
         </w:numPr>
       </w:pPr>
       <w:r>
@@ -2829,7 +2963,7 @@
         <w:pStyle w:val="ListParagraph"/>
         <w:numPr>
           <w:ilvl w:val="0"/>
-          <w:numId w:val="13"/>
+          <w:numId w:val="11"/>
         </w:numPr>
       </w:pPr>
       <w:r>
@@ -2841,7 +2975,7 @@
         <w:pStyle w:val="ListParagraph"/>
         <w:numPr>
           <w:ilvl w:val="0"/>
-          <w:numId w:val="13"/>
+          <w:numId w:val="11"/>
         </w:numPr>
       </w:pPr>
       <w:r>
@@ -2879,7 +3013,7 @@
         <w:pStyle w:val="ListParagraph"/>
         <w:numPr>
           <w:ilvl w:val="0"/>
-          <w:numId w:val="13"/>
+          <w:numId w:val="11"/>
         </w:numPr>
       </w:pPr>
       <w:r>
@@ -2894,16 +3028,19 @@
     </w:p>
     <w:p>
       <w:r>
-        <w:t>In this activity, you might have noticed a delay between setting a policy and the policy taking effect. You can run the command-line program gpupdate.exe, which applies group policies immediately to the computer on which gpupdate.exe is running and to the currently logged-on user. This program is an invaluable tool for testing GPOs because it saves considerable time. As mentioned, computer policies are applied when a computer restarts, which can take some time, and user policies are applied when a user logs on. GPOs are also updated on domain controllers every 5 minutes and on workstations and servers every 90 minutes, even if the computers don’t restart.</w:t>
+        <w:t xml:space="preserve">In this activity, you might have noticed a delay between setting a policy and the policy taking effect. You can run the command-line program gpupdate.exe, which applies group policies immediately to the computer on which gpupdate.exe is running and to the currently logged-on user. This program is an invaluable tool for testing GPOs because it saves considerable time. As mentioned, computer policies are applied when a computer restarts, </w:t>
+      </w:r>
+      <w:r>
+        <w:lastRenderedPageBreak/>
+        <w:t>which can take some time, and user policies are applied when a user logs on. GPOs are also updated on domain controllers every 5 minutes and on workstations and servers every 90 minutes, even if the computers don’t restart.</w:t>
       </w:r>
     </w:p>
     <w:p>
       <w:pPr>
         <w:pStyle w:val="Heading1"/>
       </w:pPr>
-      <w:bookmarkStart w:id="11" w:name="_Toc191711507"/>
-      <w:r>
-        <w:lastRenderedPageBreak/>
+      <w:bookmarkStart w:id="11" w:name="_Toc192138497"/>
+      <w:r>
         <w:t xml:space="preserve">Activity </w:t>
       </w:r>
       <w:r>
@@ -3542,6 +3679,7 @@
         <w:spacing w:before="120" w:after="60" w:line="288" w:lineRule="auto"/>
       </w:pPr>
       <w:r>
+        <w:lastRenderedPageBreak/>
         <w:t xml:space="preserve">Logon to </w:t>
       </w:r>
       <w:r>
@@ -3562,7 +3700,6 @@
       <w:r>
         <w:t xml:space="preserve">Do a </w:t>
       </w:r>
-      <w:proofErr w:type="spellStart"/>
       <w:r>
         <w:rPr>
           <w:b/>
@@ -3582,15 +3719,7 @@
           <w:b/>
           <w:bCs/>
         </w:rPr>
-        <w:t>update</w:t>
-      </w:r>
-      <w:proofErr w:type="spellEnd"/>
-      <w:r>
-        <w:rPr>
-          <w:b/>
-          <w:bCs/>
-        </w:rPr>
-        <w:t xml:space="preserve"> /force</w:t>
+        <w:t>update /force</w:t>
       </w:r>
     </w:p>
     <w:p>
@@ -3695,17 +3824,17 @@
     </w:p>
     <w:p>
       <w:pPr>
+        <w:pStyle w:val="ListParagraph"/>
         <w:numPr>
           <w:ilvl w:val="0"/>
           <w:numId w:val="5"/>
         </w:numPr>
-        <w:spacing w:before="120" w:after="60" w:line="288" w:lineRule="auto"/>
-      </w:pPr>
-      <w:r>
-        <w:rPr>
-          <w:b/>
-        </w:rPr>
-        <w:t xml:space="preserve"> Logoff</w:t>
+      </w:pPr>
+      <w:r>
+        <w:rPr>
+          <w:b/>
+        </w:rPr>
+        <w:t>Logoff</w:t>
       </w:r>
       <w:r>
         <w:t xml:space="preserve"> and </w:t>
@@ -3738,28 +3867,12 @@
       <w:r>
         <w:t xml:space="preserve">If they are not, do a </w:t>
       </w:r>
-      <w:proofErr w:type="spellStart"/>
-      <w:r>
-        <w:rPr>
-          <w:b/>
-          <w:bCs/>
-        </w:rPr>
-        <w:t>gpudate</w:t>
-      </w:r>
-      <w:proofErr w:type="spellEnd"/>
-      <w:r>
-        <w:rPr>
-          <w:b/>
-          <w:bCs/>
-        </w:rPr>
-        <w:t xml:space="preserve"> /force</w:t>
-      </w:r>
-      <w:r>
-        <w:rPr>
-          <w:b/>
-          <w:bCs/>
-        </w:rPr>
-        <w:t>.</w:t>
+      <w:r>
+        <w:rPr>
+          <w:b/>
+          <w:bCs/>
+        </w:rPr>
+        <w:t>gpudate /force.</w:t>
       </w:r>
     </w:p>
     <w:p>
@@ -3768,7 +3881,7 @@
       </w:pPr>
       <w:bookmarkStart w:id="12" w:name="_Toc515205186"/>
       <w:bookmarkStart w:id="13" w:name="_Toc527633370"/>
-      <w:bookmarkStart w:id="14" w:name="_Toc191711508"/>
+      <w:bookmarkStart w:id="14" w:name="_Toc192138498"/>
       <w:r>
         <w:t xml:space="preserve">Activity </w:t>
       </w:r>
@@ -3839,7 +3952,6 @@
           <w:ilvl w:val="0"/>
           <w:numId w:val="8"/>
         </w:numPr>
-        <w:spacing w:before="120" w:after="60" w:line="264" w:lineRule="auto"/>
       </w:pPr>
       <w:r>
         <w:t xml:space="preserve">Open the </w:t>
@@ -4128,6 +4240,7 @@
     </w:sdt>
     <w:p>
       <w:r>
+        <w:lastRenderedPageBreak/>
         <w:t>Close the Group Policy Management Editor.</w:t>
       </w:r>
     </w:p>
@@ -4135,9 +4248,8 @@
       <w:pPr>
         <w:pStyle w:val="Heading1"/>
       </w:pPr>
-      <w:bookmarkStart w:id="15" w:name="_Toc191711509"/>
-      <w:r>
-        <w:lastRenderedPageBreak/>
+      <w:bookmarkStart w:id="15" w:name="_Toc192138499"/>
+      <w:r>
         <w:t xml:space="preserve">Activity </w:t>
       </w:r>
       <w:r>
@@ -4403,7 +4515,7 @@
         <w:pStyle w:val="Heading1"/>
       </w:pPr>
       <w:bookmarkStart w:id="16" w:name="_Toc527633371"/>
-      <w:bookmarkStart w:id="17" w:name="_Toc191711510"/>
+      <w:bookmarkStart w:id="17" w:name="_Toc192138500"/>
       <w:r>
         <w:t>Ac</w:t>
       </w:r>
@@ -4459,6 +4571,7 @@
         <w:spacing w:before="120" w:after="60" w:line="288" w:lineRule="auto"/>
       </w:pPr>
       <w:r>
+        <w:lastRenderedPageBreak/>
         <w:t xml:space="preserve">In VirtualBox, we are going to create a new virtual hard drive to </w:t>
       </w:r>
       <w:r>
@@ -4478,7 +4591,6 @@
         <w:spacing w:before="120" w:after="60" w:line="288" w:lineRule="auto"/>
       </w:pPr>
       <w:r>
-        <w:lastRenderedPageBreak/>
         <w:t>Shut down Server1 if it is running.</w:t>
       </w:r>
     </w:p>
@@ -4610,14 +4722,24 @@
         <w:spacing w:before="120" w:after="60" w:line="288" w:lineRule="auto"/>
       </w:pPr>
       <w:r>
-        <w:t xml:space="preserve">Click the </w:t>
-      </w:r>
-      <w:r>
-        <w:rPr>
-          <w:b/>
-          <w:bCs/>
-        </w:rPr>
-        <w:t>New Storage Attachment</w:t>
+        <w:t>Click the</w:t>
+      </w:r>
+      <w:r>
+        <w:t xml:space="preserve"> </w:t>
+      </w:r>
+      <w:r>
+        <w:rPr>
+          <w:b/>
+          <w:bCs/>
+        </w:rPr>
+        <w:t>Add</w:t>
+      </w:r>
+      <w:r>
+        <w:rPr>
+          <w:b/>
+          <w:bCs/>
+        </w:rPr>
+        <w:t xml:space="preserve"> Attachment</w:t>
       </w:r>
       <w:r>
         <w:t xml:space="preserve"> button as shown above.</w:t>
@@ -5146,6 +5268,7 @@
         <w:spacing w:before="120" w:after="60" w:line="288" w:lineRule="auto"/>
       </w:pPr>
       <w:r>
+        <w:lastRenderedPageBreak/>
         <w:t>Close Computer Management.</w:t>
       </w:r>
     </w:p>
@@ -5159,7 +5282,6 @@
         <w:spacing w:before="120" w:after="60" w:line="288" w:lineRule="auto"/>
       </w:pPr>
       <w:r>
-        <w:lastRenderedPageBreak/>
         <w:t xml:space="preserve">In Server Manager: </w:t>
       </w:r>
       <w:r>
@@ -5507,6 +5629,7 @@
         </w:numPr>
       </w:pPr>
       <w:r>
+        <w:lastRenderedPageBreak/>
         <w:t>In the Select Items window, click the plus sign in front of Local disk (C:), making sure you do not place a checkmark in its box at this time.</w:t>
       </w:r>
       <w:r>
@@ -5523,7 +5646,6 @@
         <w:spacing w:before="120" w:after="60" w:line="288" w:lineRule="auto"/>
       </w:pPr>
       <w:r>
-        <w:lastRenderedPageBreak/>
         <w:t xml:space="preserve">Select the </w:t>
       </w:r>
       <w:r>
@@ -5894,7 +6016,7 @@
       </w:pPr>
       <w:bookmarkStart w:id="18" w:name="_Toc489265054"/>
       <w:bookmarkStart w:id="19" w:name="_Toc527633372"/>
-      <w:bookmarkStart w:id="20" w:name="_Toc191711511"/>
+      <w:bookmarkStart w:id="20" w:name="_Toc192138501"/>
       <w:r>
         <w:t xml:space="preserve">Activity </w:t>
       </w:r>
@@ -5953,6 +6075,7 @@
         </w:numPr>
       </w:pPr>
       <w:r>
+        <w:lastRenderedPageBreak/>
         <w:t xml:space="preserve">In the C:\Data folder, create a text file named </w:t>
       </w:r>
       <w:r>
@@ -5989,7 +6112,6 @@
         <w:spacing w:before="120" w:after="60" w:line="288" w:lineRule="auto"/>
       </w:pPr>
       <w:r>
-        <w:lastRenderedPageBreak/>
         <w:t>In the Actions pane, click Backup Schedule. In the Getting Started window, click Next.</w:t>
       </w:r>
     </w:p>
@@ -6273,6 +6395,7 @@
         <w:spacing w:before="120" w:after="60" w:line="288" w:lineRule="auto"/>
       </w:pPr>
       <w:r>
+        <w:lastRenderedPageBreak/>
         <w:t>Continue to the next activity, where you stop the scheduled backup.</w:t>
       </w:r>
     </w:p>
@@ -6282,9 +6405,8 @@
       </w:pPr>
       <w:bookmarkStart w:id="21" w:name="_Toc489265055"/>
       <w:bookmarkStart w:id="22" w:name="_Toc527633373"/>
-      <w:bookmarkStart w:id="23" w:name="_Toc191711512"/>
-      <w:r>
-        <w:lastRenderedPageBreak/>
+      <w:bookmarkStart w:id="23" w:name="_Toc192138502"/>
+      <w:r>
         <w:t xml:space="preserve">Activity </w:t>
       </w:r>
       <w:r>
@@ -6328,7 +6450,7 @@
         <w:pStyle w:val="ListParagraph"/>
         <w:numPr>
           <w:ilvl w:val="0"/>
-          <w:numId w:val="15"/>
+          <w:numId w:val="13"/>
         </w:numPr>
       </w:pPr>
       <w:r>
@@ -6340,7 +6462,7 @@
         <w:pStyle w:val="ListParagraph"/>
         <w:numPr>
           <w:ilvl w:val="0"/>
-          <w:numId w:val="15"/>
+          <w:numId w:val="13"/>
         </w:numPr>
       </w:pPr>
       <w:r>
@@ -6352,7 +6474,7 @@
         <w:pStyle w:val="ListParagraph"/>
         <w:numPr>
           <w:ilvl w:val="0"/>
-          <w:numId w:val="15"/>
+          <w:numId w:val="13"/>
         </w:numPr>
         <w:spacing w:before="120" w:after="60" w:line="288" w:lineRule="auto"/>
       </w:pPr>
@@ -6401,7 +6523,7 @@
         <w:pStyle w:val="ListParagraph"/>
         <w:numPr>
           <w:ilvl w:val="0"/>
-          <w:numId w:val="15"/>
+          <w:numId w:val="13"/>
         </w:numPr>
       </w:pPr>
       <w:r>
@@ -6414,7 +6536,7 @@
       </w:pPr>
       <w:bookmarkStart w:id="24" w:name="_Toc489265056"/>
       <w:bookmarkStart w:id="25" w:name="_Toc527633374"/>
-      <w:bookmarkStart w:id="26" w:name="_Toc191711513"/>
+      <w:bookmarkStart w:id="26" w:name="_Toc192138503"/>
       <w:r>
         <w:t xml:space="preserve">Activity </w:t>
       </w:r>
@@ -6459,7 +6581,7 @@
         <w:pStyle w:val="ListParagraph"/>
         <w:numPr>
           <w:ilvl w:val="0"/>
-          <w:numId w:val="16"/>
+          <w:numId w:val="14"/>
         </w:numPr>
       </w:pPr>
       <w:r>
@@ -6481,7 +6603,7 @@
         <w:pStyle w:val="ListParagraph"/>
         <w:numPr>
           <w:ilvl w:val="0"/>
-          <w:numId w:val="16"/>
+          <w:numId w:val="14"/>
         </w:numPr>
       </w:pPr>
       <w:r>
@@ -6493,10 +6615,11 @@
         <w:pStyle w:val="ListParagraph"/>
         <w:numPr>
           <w:ilvl w:val="0"/>
-          <w:numId w:val="16"/>
-        </w:numPr>
-      </w:pPr>
-      <w:r>
+          <w:numId w:val="14"/>
+        </w:numPr>
+      </w:pPr>
+      <w:r>
+        <w:lastRenderedPageBreak/>
         <w:t>In the Select Backup Date window, accept the default backup because you have only one backup, and then click Next.</w:t>
       </w:r>
     </w:p>
@@ -6505,11 +6628,10 @@
         <w:pStyle w:val="ListParagraph"/>
         <w:numPr>
           <w:ilvl w:val="0"/>
-          <w:numId w:val="16"/>
-        </w:numPr>
-      </w:pPr>
-      <w:r>
-        <w:lastRenderedPageBreak/>
+          <w:numId w:val="14"/>
+        </w:numPr>
+      </w:pPr>
+      <w:r>
         <w:t>In the Select Recovery Type window, accept the default option Files and folders. Review the other recovery types, most of which are grayed out because you don’t have a suitable backup to perform them. Click Next.</w:t>
       </w:r>
     </w:p>
@@ -6518,7 +6640,7 @@
         <w:pStyle w:val="ListParagraph"/>
         <w:numPr>
           <w:ilvl w:val="0"/>
-          <w:numId w:val="16"/>
+          <w:numId w:val="14"/>
         </w:numPr>
       </w:pPr>
       <w:r>
@@ -6530,7 +6652,7 @@
         <w:pStyle w:val="ListParagraph"/>
         <w:numPr>
           <w:ilvl w:val="0"/>
-          <w:numId w:val="15"/>
+          <w:numId w:val="13"/>
         </w:numPr>
         <w:spacing w:before="120" w:after="60" w:line="288" w:lineRule="auto"/>
       </w:pPr>
@@ -6579,7 +6701,7 @@
         <w:pStyle w:val="ListParagraph"/>
         <w:numPr>
           <w:ilvl w:val="0"/>
-          <w:numId w:val="15"/>
+          <w:numId w:val="13"/>
         </w:numPr>
         <w:spacing w:before="120" w:after="60" w:line="288" w:lineRule="auto"/>
       </w:pPr>
@@ -6592,7 +6714,7 @@
         <w:pStyle w:val="ListParagraph"/>
         <w:numPr>
           <w:ilvl w:val="0"/>
-          <w:numId w:val="15"/>
+          <w:numId w:val="13"/>
         </w:numPr>
       </w:pPr>
       <w:r>
@@ -6604,7 +6726,7 @@
         <w:pStyle w:val="ListParagraph"/>
         <w:numPr>
           <w:ilvl w:val="0"/>
-          <w:numId w:val="15"/>
+          <w:numId w:val="13"/>
         </w:numPr>
       </w:pPr>
       <w:r>
@@ -6616,7 +6738,7 @@
         <w:pStyle w:val="ListParagraph"/>
         <w:numPr>
           <w:ilvl w:val="0"/>
-          <w:numId w:val="15"/>
+          <w:numId w:val="13"/>
         </w:numPr>
         <w:spacing w:before="120" w:after="60" w:line="288" w:lineRule="auto"/>
       </w:pPr>
@@ -6665,7 +6787,7 @@
         <w:pStyle w:val="ListParagraph"/>
         <w:numPr>
           <w:ilvl w:val="0"/>
-          <w:numId w:val="15"/>
+          <w:numId w:val="13"/>
         </w:numPr>
         <w:spacing w:before="120" w:after="60" w:line="288" w:lineRule="auto"/>
       </w:pPr>
@@ -6678,7 +6800,7 @@
         <w:pStyle w:val="ListParagraph"/>
         <w:numPr>
           <w:ilvl w:val="0"/>
-          <w:numId w:val="15"/>
+          <w:numId w:val="13"/>
         </w:numPr>
         <w:spacing w:before="120" w:after="60" w:line="288" w:lineRule="auto"/>
       </w:pPr>
@@ -6691,7 +6813,7 @@
         <w:pStyle w:val="ListParagraph"/>
         <w:numPr>
           <w:ilvl w:val="0"/>
-          <w:numId w:val="15"/>
+          <w:numId w:val="13"/>
         </w:numPr>
         <w:spacing w:before="120" w:after="60" w:line="288" w:lineRule="auto"/>
       </w:pPr>
@@ -6738,25 +6860,300 @@
         <w:pStyle w:val="ListParagraph"/>
         <w:numPr>
           <w:ilvl w:val="0"/>
+          <w:numId w:val="13"/>
+        </w:numPr>
+        <w:spacing w:before="120" w:after="60" w:line="288" w:lineRule="auto"/>
+      </w:pPr>
+      <w:r>
+        <w:t>Open Windows Server Backup. Click Backup Schedule. Click Stop Backup.</w:t>
+      </w:r>
+    </w:p>
+    <w:p>
+      <w:pPr>
+        <w:pStyle w:val="Heading1"/>
+      </w:pPr>
+      <w:bookmarkStart w:id="27" w:name="_Toc192138504"/>
+      <w:r>
+        <w:t>Activity 4.10: Unjoin Win11 from the Domain</w:t>
+      </w:r>
+      <w:bookmarkEnd w:id="27"/>
+    </w:p>
+    <w:p>
+      <w:r>
+        <w:t>We are done with Server1. Before we remove this Virtual Machine, we will want to remove Win11 from the domain. We want Win11 to be a standalone VM for other exercises.</w:t>
+      </w:r>
+    </w:p>
+    <w:p>
+      <w:pPr>
+        <w:pStyle w:val="ListParagraph"/>
+        <w:numPr>
+          <w:ilvl w:val="0"/>
           <w:numId w:val="15"/>
         </w:numPr>
-        <w:spacing w:before="120" w:after="60" w:line="288" w:lineRule="auto"/>
-      </w:pPr>
-      <w:r>
-        <w:t>Open Windows Server Backup. Click Backup Schedule. Click Stop Backup.</w:t>
+      </w:pPr>
+      <w:r>
+        <w:t>Start Server1 and Win11.</w:t>
+      </w:r>
+    </w:p>
+    <w:p>
+      <w:pPr>
+        <w:pStyle w:val="ListParagraph"/>
+        <w:numPr>
+          <w:ilvl w:val="0"/>
+          <w:numId w:val="15"/>
+        </w:numPr>
+      </w:pPr>
+      <w:r>
+        <w:t>Logon to Win11 as an administrator.</w:t>
+      </w:r>
+    </w:p>
+    <w:p>
+      <w:pPr>
+        <w:pStyle w:val="ListParagraph"/>
+        <w:numPr>
+          <w:ilvl w:val="0"/>
+          <w:numId w:val="15"/>
+        </w:numPr>
+      </w:pPr>
+      <w:r>
+        <w:t xml:space="preserve">Right Click the Start button </w:t>
+      </w:r>
+      <w:r>
+        <w:sym w:font="Wingdings" w:char="F0E0"/>
+      </w:r>
+      <w:r>
+        <w:t xml:space="preserve"> System.</w:t>
+      </w:r>
+    </w:p>
+    <w:p>
+      <w:pPr>
+        <w:pStyle w:val="ListParagraph"/>
+        <w:numPr>
+          <w:ilvl w:val="0"/>
+          <w:numId w:val="15"/>
+        </w:numPr>
+      </w:pPr>
+      <w:r>
+        <w:t xml:space="preserve">Scroll down to </w:t>
+      </w:r>
+      <w:r>
+        <w:sym w:font="Wingdings" w:char="F0E0"/>
+      </w:r>
+      <w:r>
+        <w:t xml:space="preserve"> Domain or workgroup.</w:t>
+      </w:r>
+    </w:p>
+    <w:p>
+      <w:pPr>
+        <w:pStyle w:val="ListParagraph"/>
+        <w:numPr>
+          <w:ilvl w:val="0"/>
+          <w:numId w:val="15"/>
+        </w:numPr>
+      </w:pPr>
+      <w:r>
+        <w:lastRenderedPageBreak/>
+        <w:t>Click Change.</w:t>
+      </w:r>
+    </w:p>
+    <w:p>
+      <w:pPr>
+        <w:pStyle w:val="ListParagraph"/>
+        <w:numPr>
+          <w:ilvl w:val="0"/>
+          <w:numId w:val="15"/>
+        </w:numPr>
+      </w:pPr>
+      <w:r>
+        <w:t>Click the Workgroup radio button.</w:t>
+      </w:r>
+    </w:p>
+    <w:p>
+      <w:pPr>
+        <w:pStyle w:val="ListParagraph"/>
+        <w:numPr>
+          <w:ilvl w:val="0"/>
+          <w:numId w:val="15"/>
+        </w:numPr>
+      </w:pPr>
+      <w:r>
+        <w:t>For the Workgroup name: Business</w:t>
+      </w:r>
+    </w:p>
+    <w:p>
+      <w:pPr>
+        <w:pStyle w:val="ListParagraph"/>
+        <w:numPr>
+          <w:ilvl w:val="0"/>
+          <w:numId w:val="15"/>
+        </w:numPr>
+      </w:pPr>
+      <w:r>
+        <w:t>Click Ok.</w:t>
+      </w:r>
+    </w:p>
+    <w:p>
+      <w:pPr>
+        <w:pStyle w:val="ListParagraph"/>
+        <w:numPr>
+          <w:ilvl w:val="0"/>
+          <w:numId w:val="15"/>
+        </w:numPr>
+      </w:pPr>
+      <w:r>
+        <w:t>You will receive a message that you will need a local account to logon with. Click OK.</w:t>
+      </w:r>
+    </w:p>
+    <w:p>
+      <w:pPr>
+        <w:pStyle w:val="ListParagraph"/>
+        <w:numPr>
+          <w:ilvl w:val="0"/>
+          <w:numId w:val="15"/>
+        </w:numPr>
+      </w:pPr>
+      <w:r>
+        <w:t xml:space="preserve">Enter your Server1 Administrator account and password. </w:t>
+      </w:r>
+    </w:p>
+    <w:p>
+      <w:pPr>
+        <w:pStyle w:val="ListParagraph"/>
+        <w:numPr>
+          <w:ilvl w:val="0"/>
+          <w:numId w:val="15"/>
+        </w:numPr>
+      </w:pPr>
+      <w:r>
+        <w:t>Click OK.</w:t>
+      </w:r>
+    </w:p>
+    <w:p>
+      <w:pPr>
+        <w:pStyle w:val="ListParagraph"/>
+        <w:numPr>
+          <w:ilvl w:val="0"/>
+          <w:numId w:val="15"/>
+        </w:numPr>
+      </w:pPr>
+      <w:r>
+        <w:t>You should receive a Welcome to the Business Workgroup message.</w:t>
+      </w:r>
+    </w:p>
+    <w:p>
+      <w:pPr>
+        <w:pStyle w:val="ListParagraph"/>
+        <w:numPr>
+          <w:ilvl w:val="0"/>
+          <w:numId w:val="15"/>
+        </w:numPr>
+      </w:pPr>
+      <w:r>
+        <w:t xml:space="preserve">Click OK until asked to </w:t>
+      </w:r>
+      <w:r>
+        <w:t>Restart</w:t>
+      </w:r>
+      <w:r>
+        <w:t>.</w:t>
+      </w:r>
+      <w:r>
+        <w:t xml:space="preserve"> Click Restart.</w:t>
+      </w:r>
+    </w:p>
+    <w:p>
+      <w:pPr>
+        <w:pStyle w:val="ListParagraph"/>
+        <w:numPr>
+          <w:ilvl w:val="0"/>
+          <w:numId w:val="15"/>
+        </w:numPr>
+      </w:pPr>
+      <w:r>
+        <w:t>You should be able to logon to your VM with user and Password01. Win11 is no longer connected to the server.</w:t>
+      </w:r>
+    </w:p>
+    <w:p>
+      <w:pPr>
+        <w:pStyle w:val="Heading1"/>
+      </w:pPr>
+      <w:bookmarkStart w:id="28" w:name="_Toc192138505"/>
+      <w:r>
+        <w:t>Activity 4-11: Remove Server1 from VirtualBox</w:t>
+      </w:r>
+      <w:bookmarkEnd w:id="28"/>
+    </w:p>
+    <w:p>
+      <w:pPr>
+        <w:pStyle w:val="ListParagraph"/>
+        <w:numPr>
+          <w:ilvl w:val="0"/>
+          <w:numId w:val="16"/>
+        </w:numPr>
+      </w:pPr>
+      <w:r>
+        <w:t>Shutdown your Server1 Virtual Machine.</w:t>
+      </w:r>
+    </w:p>
+    <w:p>
+      <w:pPr>
+        <w:pStyle w:val="ListParagraph"/>
+        <w:numPr>
+          <w:ilvl w:val="0"/>
+          <w:numId w:val="16"/>
+        </w:numPr>
+      </w:pPr>
+      <w:r>
+        <w:t xml:space="preserve">In VirtualBox Manager </w:t>
+      </w:r>
+      <w:r>
+        <w:sym w:font="Wingdings" w:char="F0E0"/>
+      </w:r>
+      <w:r>
+        <w:t xml:space="preserve"> Right Click on Server1 </w:t>
+      </w:r>
+      <w:r>
+        <w:sym w:font="Wingdings" w:char="F0E0"/>
+      </w:r>
+      <w:r>
+        <w:t xml:space="preserve"> Click Remove.</w:t>
+      </w:r>
+    </w:p>
+    <w:p>
+      <w:pPr>
+        <w:pStyle w:val="ListParagraph"/>
+        <w:numPr>
+          <w:ilvl w:val="0"/>
+          <w:numId w:val="16"/>
+        </w:numPr>
+      </w:pPr>
+      <w:r>
+        <w:t>Click Delete all files.</w:t>
+      </w:r>
+    </w:p>
+    <w:p>
+      <w:pPr>
+        <w:pStyle w:val="ListParagraph"/>
+        <w:numPr>
+          <w:ilvl w:val="0"/>
+          <w:numId w:val="16"/>
+        </w:numPr>
+      </w:pPr>
+      <w:r>
+        <w:t>Server1 is gone.</w:t>
       </w:r>
     </w:p>
     <w:p>
       <w:pPr>
         <w:pStyle w:val="Heading2"/>
       </w:pPr>
-      <w:bookmarkStart w:id="27" w:name="_Toc64277207"/>
-      <w:bookmarkStart w:id="28" w:name="_Toc191711514"/>
+      <w:bookmarkStart w:id="29" w:name="_Toc64277207"/>
+      <w:bookmarkStart w:id="30" w:name="_Toc192138506"/>
       <w:r>
         <w:t>Assignment Submission</w:t>
       </w:r>
-      <w:bookmarkEnd w:id="27"/>
-      <w:bookmarkEnd w:id="28"/>
+      <w:bookmarkEnd w:id="29"/>
+      <w:bookmarkEnd w:id="30"/>
     </w:p>
     <w:p>
       <w:r>
@@ -7005,7 +7402,7 @@
   <w:abstractNum w:abstractNumId="1" w15:restartNumberingAfterBreak="0">
     <w:nsid w:val="07340485"/>
     <w:multiLevelType w:val="hybridMultilevel"/>
-    <w:tmpl w:val="331878BC"/>
+    <w:tmpl w:val="6C08E510"/>
     <w:lvl w:ilvl="0" w:tplc="0409000F">
       <w:start w:val="1"/>
       <w:numFmt w:val="decimal"/>
@@ -7091,7 +7488,7 @@
   <w:abstractNum w:abstractNumId="2" w15:restartNumberingAfterBreak="0">
     <w:nsid w:val="2F6E5DB2"/>
     <w:multiLevelType w:val="hybridMultilevel"/>
-    <w:tmpl w:val="6D828E02"/>
+    <w:tmpl w:val="D17E62C2"/>
     <w:lvl w:ilvl="0" w:tplc="0409000F">
       <w:start w:val="1"/>
       <w:numFmt w:val="decimal"/>
@@ -7263,7 +7660,7 @@
   <w:abstractNum w:abstractNumId="4" w15:restartNumberingAfterBreak="0">
     <w:nsid w:val="3D8B341E"/>
     <w:multiLevelType w:val="hybridMultilevel"/>
-    <w:tmpl w:val="530EC8D2"/>
+    <w:tmpl w:val="DF461AEC"/>
     <w:lvl w:ilvl="0" w:tplc="0409000F">
       <w:start w:val="1"/>
       <w:numFmt w:val="decimal"/>
@@ -7688,10 +8085,10 @@
     </w:lvl>
   </w:abstractNum>
   <w:abstractNum w:abstractNumId="8" w15:restartNumberingAfterBreak="0">
-    <w:nsid w:val="50A91DB8"/>
+    <w:nsid w:val="51B85315"/>
     <w:multiLevelType w:val="hybridMultilevel"/>
-    <w:tmpl w:val="0E7C13BE"/>
-    <w:lvl w:ilvl="0" w:tplc="0409000F">
+    <w:tmpl w:val="090EAEE8"/>
+    <w:lvl w:ilvl="0" w:tplc="FFFFFFFF">
       <w:start w:val="1"/>
       <w:numFmt w:val="decimal"/>
       <w:lvlText w:val="%1."/>
@@ -7946,6 +8343,92 @@
     </w:lvl>
   </w:abstractNum>
   <w:abstractNum w:abstractNumId="11" w15:restartNumberingAfterBreak="0">
+    <w:nsid w:val="587C5BB7"/>
+    <w:multiLevelType w:val="hybridMultilevel"/>
+    <w:tmpl w:val="D17E62C2"/>
+    <w:lvl w:ilvl="0" w:tplc="FFFFFFFF">
+      <w:start w:val="1"/>
+      <w:numFmt w:val="decimal"/>
+      <w:lvlText w:val="%1."/>
+      <w:lvlJc w:val="left"/>
+      <w:pPr>
+        <w:ind w:left="720" w:hanging="360"/>
+      </w:pPr>
+    </w:lvl>
+    <w:lvl w:ilvl="1" w:tplc="FFFFFFFF" w:tentative="1">
+      <w:start w:val="1"/>
+      <w:numFmt w:val="lowerLetter"/>
+      <w:lvlText w:val="%2."/>
+      <w:lvlJc w:val="left"/>
+      <w:pPr>
+        <w:ind w:left="1440" w:hanging="360"/>
+      </w:pPr>
+    </w:lvl>
+    <w:lvl w:ilvl="2" w:tplc="FFFFFFFF" w:tentative="1">
+      <w:start w:val="1"/>
+      <w:numFmt w:val="lowerRoman"/>
+      <w:lvlText w:val="%3."/>
+      <w:lvlJc w:val="right"/>
+      <w:pPr>
+        <w:ind w:left="2160" w:hanging="180"/>
+      </w:pPr>
+    </w:lvl>
+    <w:lvl w:ilvl="3" w:tplc="FFFFFFFF" w:tentative="1">
+      <w:start w:val="1"/>
+      <w:numFmt w:val="decimal"/>
+      <w:lvlText w:val="%4."/>
+      <w:lvlJc w:val="left"/>
+      <w:pPr>
+        <w:ind w:left="2880" w:hanging="360"/>
+      </w:pPr>
+    </w:lvl>
+    <w:lvl w:ilvl="4" w:tplc="FFFFFFFF" w:tentative="1">
+      <w:start w:val="1"/>
+      <w:numFmt w:val="lowerLetter"/>
+      <w:lvlText w:val="%5."/>
+      <w:lvlJc w:val="left"/>
+      <w:pPr>
+        <w:ind w:left="3600" w:hanging="360"/>
+      </w:pPr>
+    </w:lvl>
+    <w:lvl w:ilvl="5" w:tplc="FFFFFFFF" w:tentative="1">
+      <w:start w:val="1"/>
+      <w:numFmt w:val="lowerRoman"/>
+      <w:lvlText w:val="%6."/>
+      <w:lvlJc w:val="right"/>
+      <w:pPr>
+        <w:ind w:left="4320" w:hanging="180"/>
+      </w:pPr>
+    </w:lvl>
+    <w:lvl w:ilvl="6" w:tplc="FFFFFFFF" w:tentative="1">
+      <w:start w:val="1"/>
+      <w:numFmt w:val="decimal"/>
+      <w:lvlText w:val="%7."/>
+      <w:lvlJc w:val="left"/>
+      <w:pPr>
+        <w:ind w:left="5040" w:hanging="360"/>
+      </w:pPr>
+    </w:lvl>
+    <w:lvl w:ilvl="7" w:tplc="FFFFFFFF" w:tentative="1">
+      <w:start w:val="1"/>
+      <w:numFmt w:val="lowerLetter"/>
+      <w:lvlText w:val="%8."/>
+      <w:lvlJc w:val="left"/>
+      <w:pPr>
+        <w:ind w:left="5760" w:hanging="360"/>
+      </w:pPr>
+    </w:lvl>
+    <w:lvl w:ilvl="8" w:tplc="FFFFFFFF" w:tentative="1">
+      <w:start w:val="1"/>
+      <w:numFmt w:val="lowerRoman"/>
+      <w:lvlText w:val="%9."/>
+      <w:lvlJc w:val="right"/>
+      <w:pPr>
+        <w:ind w:left="6480" w:hanging="180"/>
+      </w:pPr>
+    </w:lvl>
+  </w:abstractNum>
+  <w:abstractNum w:abstractNumId="12" w15:restartNumberingAfterBreak="0">
     <w:nsid w:val="6B294942"/>
     <w:multiLevelType w:val="hybridMultilevel"/>
     <w:tmpl w:val="B9ACB5CA"/>
@@ -8031,96 +8514,10 @@
       </w:pPr>
     </w:lvl>
   </w:abstractNum>
-  <w:abstractNum w:abstractNumId="12" w15:restartNumberingAfterBreak="0">
+  <w:abstractNum w:abstractNumId="13" w15:restartNumberingAfterBreak="0">
     <w:nsid w:val="6F346B79"/>
     <w:multiLevelType w:val="hybridMultilevel"/>
     <w:tmpl w:val="8C006EBE"/>
-    <w:lvl w:ilvl="0" w:tplc="0409000F">
-      <w:start w:val="1"/>
-      <w:numFmt w:val="decimal"/>
-      <w:lvlText w:val="%1."/>
-      <w:lvlJc w:val="left"/>
-      <w:pPr>
-        <w:ind w:left="720" w:hanging="360"/>
-      </w:pPr>
-    </w:lvl>
-    <w:lvl w:ilvl="1" w:tplc="04090019" w:tentative="1">
-      <w:start w:val="1"/>
-      <w:numFmt w:val="lowerLetter"/>
-      <w:lvlText w:val="%2."/>
-      <w:lvlJc w:val="left"/>
-      <w:pPr>
-        <w:ind w:left="1440" w:hanging="360"/>
-      </w:pPr>
-    </w:lvl>
-    <w:lvl w:ilvl="2" w:tplc="0409001B" w:tentative="1">
-      <w:start w:val="1"/>
-      <w:numFmt w:val="lowerRoman"/>
-      <w:lvlText w:val="%3."/>
-      <w:lvlJc w:val="right"/>
-      <w:pPr>
-        <w:ind w:left="2160" w:hanging="180"/>
-      </w:pPr>
-    </w:lvl>
-    <w:lvl w:ilvl="3" w:tplc="0409000F" w:tentative="1">
-      <w:start w:val="1"/>
-      <w:numFmt w:val="decimal"/>
-      <w:lvlText w:val="%4."/>
-      <w:lvlJc w:val="left"/>
-      <w:pPr>
-        <w:ind w:left="2880" w:hanging="360"/>
-      </w:pPr>
-    </w:lvl>
-    <w:lvl w:ilvl="4" w:tplc="04090019" w:tentative="1">
-      <w:start w:val="1"/>
-      <w:numFmt w:val="lowerLetter"/>
-      <w:lvlText w:val="%5."/>
-      <w:lvlJc w:val="left"/>
-      <w:pPr>
-        <w:ind w:left="3600" w:hanging="360"/>
-      </w:pPr>
-    </w:lvl>
-    <w:lvl w:ilvl="5" w:tplc="0409001B" w:tentative="1">
-      <w:start w:val="1"/>
-      <w:numFmt w:val="lowerRoman"/>
-      <w:lvlText w:val="%6."/>
-      <w:lvlJc w:val="right"/>
-      <w:pPr>
-        <w:ind w:left="4320" w:hanging="180"/>
-      </w:pPr>
-    </w:lvl>
-    <w:lvl w:ilvl="6" w:tplc="0409000F" w:tentative="1">
-      <w:start w:val="1"/>
-      <w:numFmt w:val="decimal"/>
-      <w:lvlText w:val="%7."/>
-      <w:lvlJc w:val="left"/>
-      <w:pPr>
-        <w:ind w:left="5040" w:hanging="360"/>
-      </w:pPr>
-    </w:lvl>
-    <w:lvl w:ilvl="7" w:tplc="04090019" w:tentative="1">
-      <w:start w:val="1"/>
-      <w:numFmt w:val="lowerLetter"/>
-      <w:lvlText w:val="%8."/>
-      <w:lvlJc w:val="left"/>
-      <w:pPr>
-        <w:ind w:left="5760" w:hanging="360"/>
-      </w:pPr>
-    </w:lvl>
-    <w:lvl w:ilvl="8" w:tplc="0409001B" w:tentative="1">
-      <w:start w:val="1"/>
-      <w:numFmt w:val="lowerRoman"/>
-      <w:lvlText w:val="%9."/>
-      <w:lvlJc w:val="right"/>
-      <w:pPr>
-        <w:ind w:left="6480" w:hanging="180"/>
-      </w:pPr>
-    </w:lvl>
-  </w:abstractNum>
-  <w:abstractNum w:abstractNumId="13" w15:restartNumberingAfterBreak="0">
-    <w:nsid w:val="773F0260"/>
-    <w:multiLevelType w:val="hybridMultilevel"/>
-    <w:tmpl w:val="BAF277DC"/>
     <w:lvl w:ilvl="0" w:tplc="0409000F">
       <w:start w:val="1"/>
       <w:numFmt w:val="decimal"/>
@@ -8375,55 +8772,55 @@
       </w:pPr>
     </w:lvl>
   </w:abstractNum>
-  <w:num w:numId="1" w16cid:durableId="1960068749">
+  <w:num w:numId="1" w16cid:durableId="791169822">
     <w:abstractNumId w:val="7"/>
   </w:num>
-  <w:num w:numId="2" w16cid:durableId="143815448">
+  <w:num w:numId="2" w16cid:durableId="995886988">
     <w:abstractNumId w:val="5"/>
   </w:num>
-  <w:num w:numId="3" w16cid:durableId="980156568">
+  <w:num w:numId="3" w16cid:durableId="1393653746">
     <w:abstractNumId w:val="0"/>
   </w:num>
-  <w:num w:numId="4" w16cid:durableId="2020155091">
+  <w:num w:numId="4" w16cid:durableId="1590433033">
     <w:abstractNumId w:val="15"/>
   </w:num>
-  <w:num w:numId="5" w16cid:durableId="667563841">
+  <w:num w:numId="5" w16cid:durableId="1392921895">
     <w:abstractNumId w:val="4"/>
   </w:num>
-  <w:num w:numId="6" w16cid:durableId="246690473">
+  <w:num w:numId="6" w16cid:durableId="144710294">
     <w:abstractNumId w:val="3"/>
   </w:num>
-  <w:num w:numId="7" w16cid:durableId="1388532703">
+  <w:num w:numId="7" w16cid:durableId="1832870733">
     <w:abstractNumId w:val="10"/>
   </w:num>
-  <w:num w:numId="8" w16cid:durableId="1453209283">
+  <w:num w:numId="8" w16cid:durableId="446892914">
     <w:abstractNumId w:val="1"/>
   </w:num>
-  <w:num w:numId="9" w16cid:durableId="1862235428">
+  <w:num w:numId="9" w16cid:durableId="1056590333">
+    <w:abstractNumId w:val="13"/>
+  </w:num>
+  <w:num w:numId="10" w16cid:durableId="1407074314">
+    <w:abstractNumId w:val="14"/>
+  </w:num>
+  <w:num w:numId="11" w16cid:durableId="190387005">
+    <w:abstractNumId w:val="6"/>
+  </w:num>
+  <w:num w:numId="12" w16cid:durableId="174419360">
+    <w:abstractNumId w:val="9"/>
+  </w:num>
+  <w:num w:numId="13" w16cid:durableId="2079085989">
+    <w:abstractNumId w:val="2"/>
+  </w:num>
+  <w:num w:numId="14" w16cid:durableId="1375230262">
     <w:abstractNumId w:val="12"/>
   </w:num>
-  <w:num w:numId="10" w16cid:durableId="1297905639">
-    <w:abstractNumId w:val="13"/>
+  <w:num w:numId="15" w16cid:durableId="976571532">
+    <w:abstractNumId w:val="11"/>
   </w:num>
-  <w:num w:numId="11" w16cid:durableId="864058014">
+  <w:num w:numId="16" w16cid:durableId="1279678881">
     <w:abstractNumId w:val="8"/>
   </w:num>
-  <w:num w:numId="12" w16cid:durableId="1887179483">
-    <w:abstractNumId w:val="14"/>
-  </w:num>
-  <w:num w:numId="13" w16cid:durableId="737048908">
-    <w:abstractNumId w:val="6"/>
-  </w:num>
-  <w:num w:numId="14" w16cid:durableId="259022827">
-    <w:abstractNumId w:val="9"/>
-  </w:num>
-  <w:num w:numId="15" w16cid:durableId="1301811902">
-    <w:abstractNumId w:val="2"/>
-  </w:num>
-  <w:num w:numId="16" w16cid:durableId="688918453">
-    <w:abstractNumId w:val="11"/>
-  </w:num>
-  <w:numIdMacAtCleanup w:val="14"/>
+  <w:numIdMacAtCleanup w:val="15"/>
 </w:numbering>
 </file>
 
@@ -8733,7 +9130,7 @@
   <w:style w:type="paragraph" w:default="1" w:styleId="Normal">
     <w:name w:val="Normal"/>
     <w:qFormat/>
-    <w:rsid w:val="00351805"/>
+    <w:rsid w:val="003A4241"/>
     <w:pPr>
       <w:spacing w:before="160" w:after="80" w:line="336" w:lineRule="auto"/>
     </w:pPr>
@@ -8748,7 +9145,7 @@
     <w:next w:val="Normal"/>
     <w:link w:val="Heading1Char"/>
     <w:qFormat/>
-    <w:rsid w:val="00351805"/>
+    <w:rsid w:val="003A4241"/>
     <w:pPr>
       <w:keepNext/>
       <w:spacing w:before="400" w:after="200" w:line="240" w:lineRule="auto"/>
@@ -8768,7 +9165,7 @@
     <w:next w:val="Normal"/>
     <w:link w:val="Heading2Char"/>
     <w:qFormat/>
-    <w:rsid w:val="00351805"/>
+    <w:rsid w:val="003A4241"/>
     <w:pPr>
       <w:keepNext/>
       <w:pBdr>
@@ -8792,7 +9189,7 @@
     <w:next w:val="Normal"/>
     <w:link w:val="Heading3Char"/>
     <w:qFormat/>
-    <w:rsid w:val="00351805"/>
+    <w:rsid w:val="003A4241"/>
     <w:pPr>
       <w:keepNext/>
       <w:autoSpaceDE w:val="0"/>
@@ -8813,7 +9210,7 @@
     <w:uiPriority w:val="1"/>
     <w:semiHidden/>
     <w:unhideWhenUsed/>
-    <w:rsid w:val="00351805"/>
+    <w:rsid w:val="003A4241"/>
   </w:style>
   <w:style w:type="table" w:default="1" w:styleId="TableNormal">
     <w:name w:val="Normal Table"/>
@@ -8835,14 +9232,14 @@
     <w:uiPriority w:val="99"/>
     <w:semiHidden/>
     <w:unhideWhenUsed/>
-    <w:rsid w:val="00351805"/>
+    <w:rsid w:val="003A4241"/>
   </w:style>
   <w:style w:type="paragraph" w:styleId="ListParagraph">
     <w:name w:val="List Paragraph"/>
     <w:basedOn w:val="Normal"/>
     <w:uiPriority w:val="34"/>
     <w:qFormat/>
-    <w:rsid w:val="00351805"/>
+    <w:rsid w:val="003A4241"/>
     <w:pPr>
       <w:ind w:left="720"/>
     </w:pPr>
@@ -8850,7 +9247,7 @@
   <w:style w:type="character" w:styleId="Hyperlink">
     <w:name w:val="Hyperlink"/>
     <w:uiPriority w:val="99"/>
-    <w:rsid w:val="00351805"/>
+    <w:rsid w:val="003A4241"/>
     <w:rPr>
       <w:color w:val="0000FF"/>
       <w:u w:val="single"/>
@@ -8860,7 +9257,7 @@
     <w:name w:val="header"/>
     <w:basedOn w:val="Normal"/>
     <w:link w:val="HeaderChar"/>
-    <w:rsid w:val="00351805"/>
+    <w:rsid w:val="003A4241"/>
     <w:pPr>
       <w:tabs>
         <w:tab w:val="left" w:pos="5040"/>
@@ -8885,7 +9282,7 @@
     <w:name w:val="footer"/>
     <w:basedOn w:val="Normal"/>
     <w:link w:val="FooterChar"/>
-    <w:rsid w:val="00351805"/>
+    <w:rsid w:val="003A4241"/>
     <w:pPr>
       <w:pBdr>
         <w:top w:val="single" w:sz="4" w:space="1" w:color="auto"/>
@@ -8923,7 +9320,7 @@
   </w:style>
   <w:style w:type="character" w:styleId="FollowedHyperlink">
     <w:name w:val="FollowedHyperlink"/>
-    <w:rsid w:val="00351805"/>
+    <w:rsid w:val="003A4241"/>
     <w:rPr>
       <w:color w:val="800080"/>
       <w:u w:val="single"/>
@@ -8959,7 +9356,7 @@
   <w:style w:type="paragraph" w:customStyle="1" w:styleId="NumberedHeading2">
     <w:name w:val="Numbered Heading 2"/>
     <w:basedOn w:val="Normal"/>
-    <w:rsid w:val="00351805"/>
+    <w:rsid w:val="003A4241"/>
     <w:pPr>
       <w:numPr>
         <w:numId w:val="1"/>
@@ -8969,7 +9366,7 @@
   <w:style w:type="paragraph" w:customStyle="1" w:styleId="Outlinenumbering">
     <w:name w:val="Outline numbering"/>
     <w:basedOn w:val="Normal"/>
-    <w:rsid w:val="00351805"/>
+    <w:rsid w:val="003A4241"/>
     <w:pPr>
       <w:numPr>
         <w:numId w:val="2"/>
@@ -8987,7 +9384,7 @@
   <w:style w:type="character" w:styleId="PageNumber">
     <w:name w:val="page number"/>
     <w:basedOn w:val="DefaultParagraphFont"/>
-    <w:rsid w:val="00351805"/>
+    <w:rsid w:val="003A4241"/>
   </w:style>
   <w:style w:type="paragraph" w:styleId="TOC1">
     <w:name w:val="toc 1"/>
@@ -8996,7 +9393,7 @@
     <w:autoRedefine/>
     <w:uiPriority w:val="39"/>
     <w:unhideWhenUsed/>
-    <w:rsid w:val="00351805"/>
+    <w:rsid w:val="003A4241"/>
     <w:pPr>
       <w:spacing w:after="100" w:line="240" w:lineRule="auto"/>
     </w:pPr>
@@ -9008,7 +9405,7 @@
     <w:autoRedefine/>
     <w:uiPriority w:val="39"/>
     <w:unhideWhenUsed/>
-    <w:rsid w:val="00351805"/>
+    <w:rsid w:val="003A4241"/>
     <w:pPr>
       <w:spacing w:after="100" w:line="240" w:lineRule="auto"/>
       <w:ind w:left="202"/>
@@ -9021,7 +9418,7 @@
     <w:autoRedefine/>
     <w:uiPriority w:val="39"/>
     <w:unhideWhenUsed/>
-    <w:rsid w:val="00351805"/>
+    <w:rsid w:val="003A4241"/>
     <w:pPr>
       <w:spacing w:after="100" w:line="240" w:lineRule="auto"/>
       <w:ind w:left="403"/>
@@ -9065,7 +9462,7 @@
     <w:uiPriority w:val="39"/>
     <w:unhideWhenUsed/>
     <w:qFormat/>
-    <w:rsid w:val="00351805"/>
+    <w:rsid w:val="003A4241"/>
     <w:pPr>
       <w:keepLines/>
       <w:spacing w:after="0" w:line="259" w:lineRule="auto"/>
@@ -9097,7 +9494,7 @@
     <w:name w:val="Code"/>
     <w:basedOn w:val="Normal"/>
     <w:qFormat/>
-    <w:rsid w:val="00351805"/>
+    <w:rsid w:val="003A4241"/>
     <w:pPr>
       <w:spacing w:before="80" w:line="240" w:lineRule="auto"/>
     </w:pPr>
@@ -9859,6 +10256,7 @@
     <w:rsid w:val="00A32353"/>
     <w:rsid w:val="00B961A6"/>
     <w:rsid w:val="00C42F58"/>
+    <w:rsid w:val="00C83DBC"/>
     <w:rsid w:val="00EF563A"/>
     <w:rsid w:val="00F465D0"/>
     <w:rsid w:val="00FB36B5"/>
